--- a/fra/docx/62.content.docx
+++ b/fra/docx/62.content.docx
@@ -11,6 +11,15 @@
         <w:pStyle w:val="Heading2"/>
       </w:pPr>
       <w:r>
+        <w:t>Resource: Notes d'étude (Tyndale)</w:t>
+      </w:r>
+      <w:r/>
+    </w:p>
+    <w:p>
+      <w:pPr>
+        <w:pStyle w:val="Heading2"/>
+      </w:pPr>
+      <w:r>
         <w:t>License Information</w:t>
       </w:r>
       <w:r/>
@@ -21,7 +30,7 @@
         <w:rPr>
           <w:b/>
         </w:rPr>
-        <w:t>Study Notes (Tyndale)</w:t>
+        <w:t>Notes d'étude (Tyndale)</w:t>
       </w:r>
       <w:r>
         <w:t xml:space="preserve"> (French) is based on</w:t>
@@ -74,7 +83,7 @@
         <w:pStyle w:val="Heading1"/>
       </w:pPr>
       <w:r>
-        <w:t>Study Notes (Tyndale)</w:t>
+        <w:t>Notes d'étude (Tyndale)</w:t>
       </w:r>
     </w:p>
     <w:p>
@@ -83,6 +92,51 @@
           <w:headerReference w:type="even" r:id="rId8"/>
           <w:headerReference w:type="default" r:id="rId9"/>
           <w:footerReference w:type="default" r:id="rId10"/>
+          <w:footnotePr>
+            <w:numRestart w:val="eachSect"/>
+          </w:footnotePr>
+          <w:type w:val="continuous"/>
+          <w:pgSz w:w="12240" w:h="15840" w:code="1"/>
+          <w:pgMar w:top="1440" w:right="1440" w:bottom="1440" w:left="1440" w:header="504" w:footer="504" w:gutter="0"/>
+          <w:cols w:space="708"/>
+          <w:titlePg/>
+          <w:docGrid w:linePitch="360"/>
+        </w:sectPr>
+      </w:pPr>
+    </w:p>
+    <w:p>
+      <w:r/>
+    </w:p>
+    <w:p>
+      <w:pPr>
+        <w:pStyle w:val="Heading2"/>
+      </w:pPr>
+      <w:r>
+        <w:t>1JN</w:t>
+      </w:r>
+      <w:r/>
+    </w:p>
+    <w:p>
+      <w:r/>
+      <w:r>
+        <w:rPr>
+          <w:i/>
+        </w:rPr>
+        <w:t>1 Jean 1.1, 1 Jean 1.1–4, 1 Jean 1.2, 1 Jean 1.3, 1 Jean 1.4, 1 Jean 1.5, 1 Jean 1.5–2.6, 1 Jean 1.6, 1 Jean 1.7, 1 Jean 1.8, 1 Jean 1.9, 1 Jean 1.10, 1 Jean 2.1, 1 Jean 2.2, 1 Jean 2.3–6, 1 Jean 2.7–11, 1 Jean 2.8, 1 Jean 2.9, 1 Jean 2.9–11, 1 Jean 2.10, 1 Jean 2.12–14, 1 Jean 2.15–17, 1 Jean 2.18, 1 Jean 2.19, 1 Jean 2.20–23, 1 Jean 2.22, 1 Jean 2.24–25, 1 Jean 2.28–29, 1 Jean 3.1–3, 1 Jean 3.4–10, 1 Jean 3.6, 1 Jean 3.8, 1 Jean 3.9–10, 1 Jean 3.11–22, 1 Jean 3.12–13, 1 Jean 3.14, 1 Jean 3.16–18, 1 Jean 3.19–22, 1 Jean 3.23–24, 1 Jean 4.1, 1 Jean 4.1–6, 1 Jean 4.2, 1 Jean 4.5, 1 Jean 4.6, 1 Jean 4.7–21, 1 Jean 4.8, 1 Jean 4.9–10, 1 Jean 4.11–12, 1 Jean 4.15, 1 Jean 4.17, 1 Jean 4.18, 1 Jean 4.19, 1 Jean 5.1–5, 1 Jean 5.6, 1 Jean 5.7–8, 1 Jean 5.11–12, 1 Jean 5.16, 1 Jean 5.17, 1 Jean 5.20, 1 Jean 5.21</w:t>
+      </w:r>
+      <w:r/>
+    </w:p>
+    <w:p>
+      <w:r/>
+      <w:r>
+        <w:t xml:space="preserve"> </w:t>
+      </w:r>
+      <w:r/>
+      <w:r/>
+    </w:p>
+    <w:p>
+      <w:pPr>
+        <w:sectPr>
           <w:footnotePr>
             <w:numRestart w:val="eachSect"/>
           </w:footnotePr>

--- a/fra/docx/62.content.docx
+++ b/fra/docx/62.content.docx
@@ -4,49 +4,89 @@
   <w:body>
     <w:p/>
     <w:p>
-      <w:r/>
+      <w:pPr/>
+      <w:r>
+        <w:rPr>
+          <w:lang w:val="fr_FR" w:bidi="fr_FR"/>
+        </w:rPr>
+      </w:r>
     </w:p>
     <w:p>
       <w:pPr>
         <w:pStyle w:val="Heading2"/>
       </w:pPr>
       <w:r>
+        <w:rPr>
+          <w:lang w:val="fr_FR" w:bidi="fr_FR"/>
+        </w:rPr>
         <w:t>Resource: Notes d'étude (Tyndale)</w:t>
       </w:r>
-      <w:r/>
+      <w:r>
+        <w:rPr>
+          <w:lang w:val="fr_FR" w:bidi="fr_FR"/>
+        </w:rPr>
+      </w:r>
     </w:p>
     <w:p>
       <w:pPr>
         <w:pStyle w:val="Heading2"/>
       </w:pPr>
       <w:r>
+        <w:rPr>
+          <w:lang w:val="fr_FR" w:bidi="fr_FR"/>
+        </w:rPr>
         <w:t>License Information</w:t>
       </w:r>
-      <w:r/>
-    </w:p>
-    <w:p>
-      <w:r/>
+      <w:r>
+        <w:rPr>
+          <w:lang w:val="fr_FR" w:bidi="fr_FR"/>
+        </w:rPr>
+      </w:r>
+    </w:p>
+    <w:p>
+      <w:pPr/>
+      <w:r>
+        <w:rPr>
+          <w:lang w:val="fr_FR" w:bidi="fr_FR"/>
+        </w:rPr>
+      </w:r>
       <w:r>
         <w:rPr>
           <w:b/>
+          <w:lang w:val="fr_FR" w:bidi="fr_FR"/>
         </w:rPr>
         <w:t>Notes d'étude (Tyndale)</w:t>
       </w:r>
       <w:r>
+        <w:rPr>
+          <w:lang w:val="fr_FR" w:bidi="fr_FR"/>
+        </w:rPr>
         <w:t xml:space="preserve"> (French) is based on</w:t>
       </w:r>
       <w:r>
+        <w:rPr>
+          <w:lang w:val="fr_FR" w:bidi="fr_FR"/>
+        </w:rPr>
         <w:t xml:space="preserve">: </w:t>
       </w:r>
       <w:r>
+        <w:rPr>
+          <w:lang w:val="fr_FR" w:bidi="fr_FR"/>
+        </w:rPr>
         <w:t>Tyndale Open Study Notes</w:t>
       </w:r>
       <w:r>
+        <w:rPr>
+          <w:lang w:val="fr_FR" w:bidi="fr_FR"/>
+        </w:rPr>
         <w:t xml:space="preserve">, </w:t>
       </w:r>
       <w:hyperlink r:id="rId13">
         <w:r>
           <w:rPr>
+            <w:lang w:val="fr_FR" w:bidi="fr_FR"/>
+          </w:rPr>
+          <w:rPr>
             <w:color w:val="0000EE"/>
             <w:u w:val="single"/>
           </w:rPr>
@@ -54,11 +94,17 @@
         </w:r>
       </w:hyperlink>
       <w:r>
+        <w:rPr>
+          <w:lang w:val="fr_FR" w:bidi="fr_FR"/>
+        </w:rPr>
         <w:t xml:space="preserve">, 2019, which is licensed under a </w:t>
       </w:r>
       <w:hyperlink r:id="rId14">
         <w:r>
           <w:rPr>
+            <w:lang w:val="fr_FR" w:bidi="fr_FR"/>
+          </w:rPr>
+          <w:rPr>
             <w:color w:val="0000EE"/>
             <w:u w:val="single"/>
           </w:rPr>
@@ -66,23 +112,49 @@
         </w:r>
       </w:hyperlink>
       <w:r>
+        <w:rPr>
+          <w:lang w:val="fr_FR" w:bidi="fr_FR"/>
+        </w:rPr>
         <w:t>.</w:t>
       </w:r>
-      <w:r/>
-    </w:p>
-    <w:p>
-      <w:r/>
-      <w:r>
+      <w:r>
+        <w:rPr>
+          <w:lang w:val="fr_FR" w:bidi="fr_FR"/>
+        </w:rPr>
+      </w:r>
+    </w:p>
+    <w:p>
+      <w:pPr/>
+      <w:r>
+        <w:rPr>
+          <w:lang w:val="fr_FR" w:bidi="fr_FR"/>
+        </w:rPr>
+      </w:r>
+      <w:r>
+        <w:rPr>
+          <w:lang w:val="fr_FR" w:bidi="fr_FR"/>
+        </w:rPr>
         <w:t>This PDF version is provided under the same license.</w:t>
       </w:r>
-      <w:r/>
-      <w:r/>
+      <w:r>
+        <w:rPr>
+          <w:lang w:val="fr_FR" w:bidi="fr_FR"/>
+        </w:rPr>
+      </w:r>
+      <w:r>
+        <w:rPr>
+          <w:lang w:val="fr_FR" w:bidi="fr_FR"/>
+        </w:rPr>
+      </w:r>
     </w:p>
     <w:p>
       <w:pPr>
         <w:pStyle w:val="Heading1"/>
       </w:pPr>
       <w:r>
+        <w:rPr>
+          <w:lang w:val="fr_FR" w:bidi="fr_FR"/>
+        </w:rPr>
         <w:t>Notes d'étude (Tyndale)</w:t>
       </w:r>
     </w:p>
@@ -105,34 +177,72 @@
       </w:pPr>
     </w:p>
     <w:p>
-      <w:r/>
+      <w:pPr/>
+      <w:r>
+        <w:rPr>
+          <w:lang w:val="fr_FR" w:bidi="fr_FR"/>
+        </w:rPr>
+      </w:r>
     </w:p>
     <w:p>
       <w:pPr>
         <w:pStyle w:val="Heading2"/>
       </w:pPr>
       <w:r>
+        <w:rPr>
+          <w:lang w:val="fr_FR" w:bidi="fr_FR"/>
+        </w:rPr>
         <w:t>1JN</w:t>
       </w:r>
-      <w:r/>
-    </w:p>
-    <w:p>
-      <w:r/>
+      <w:r>
+        <w:rPr>
+          <w:lang w:val="fr_FR" w:bidi="fr_FR"/>
+        </w:rPr>
+      </w:r>
+    </w:p>
+    <w:p>
+      <w:pPr/>
+      <w:r>
+        <w:rPr>
+          <w:lang w:val="fr_FR" w:bidi="fr_FR"/>
+        </w:rPr>
+      </w:r>
       <w:r>
         <w:rPr>
           <w:i/>
+          <w:lang w:val="fr_FR" w:bidi="fr_FR"/>
         </w:rPr>
         <w:t>1 Jean 1.1, 1 Jean 1.1–4, 1 Jean 1.2, 1 Jean 1.3, 1 Jean 1.4, 1 Jean 1.5, 1 Jean 1.5–2.6, 1 Jean 1.6, 1 Jean 1.7, 1 Jean 1.8, 1 Jean 1.9, 1 Jean 1.10, 1 Jean 2.1, 1 Jean 2.2, 1 Jean 2.3–6, 1 Jean 2.7–11, 1 Jean 2.8, 1 Jean 2.9, 1 Jean 2.9–11, 1 Jean 2.10, 1 Jean 2.12–14, 1 Jean 2.15–17, 1 Jean 2.18, 1 Jean 2.19, 1 Jean 2.20–23, 1 Jean 2.22, 1 Jean 2.24–25, 1 Jean 2.28–29, 1 Jean 3.1–3, 1 Jean 3.4–10, 1 Jean 3.6, 1 Jean 3.8, 1 Jean 3.9–10, 1 Jean 3.11–22, 1 Jean 3.12–13, 1 Jean 3.14, 1 Jean 3.16–18, 1 Jean 3.19–22, 1 Jean 3.23–24, 1 Jean 4.1, 1 Jean 4.1–6, 1 Jean 4.2, 1 Jean 4.5, 1 Jean 4.6, 1 Jean 4.7–21, 1 Jean 4.8, 1 Jean 4.9–10, 1 Jean 4.11–12, 1 Jean 4.15, 1 Jean 4.17, 1 Jean 4.18, 1 Jean 4.19, 1 Jean 5.1–5, 1 Jean 5.6, 1 Jean 5.7–8, 1 Jean 5.11–12, 1 Jean 5.16, 1 Jean 5.17, 1 Jean 5.20, 1 Jean 5.21</w:t>
       </w:r>
-      <w:r/>
-    </w:p>
-    <w:p>
-      <w:r/>
-      <w:r>
+      <w:r>
+        <w:rPr>
+          <w:lang w:val="fr_FR" w:bidi="fr_FR"/>
+        </w:rPr>
+      </w:r>
+    </w:p>
+    <w:p>
+      <w:pPr/>
+      <w:r>
+        <w:rPr>
+          <w:lang w:val="fr_FR" w:bidi="fr_FR"/>
+        </w:rPr>
+      </w:r>
+      <w:r>
+        <w:rPr>
+          <w:lang w:val="fr_FR" w:bidi="fr_FR"/>
+        </w:rPr>
         <w:t xml:space="preserve"> </w:t>
       </w:r>
-      <w:r/>
-      <w:r/>
+      <w:r>
+        <w:rPr>
+          <w:lang w:val="fr_FR" w:bidi="fr_FR"/>
+        </w:rPr>
+      </w:r>
+      <w:r>
+        <w:rPr>
+          <w:lang w:val="fr_FR" w:bidi="fr_FR"/>
+        </w:rPr>
+      </w:r>
     </w:p>
     <w:p>
       <w:pPr>
@@ -150,25 +260,48 @@
       </w:pPr>
     </w:p>
     <w:p>
-      <w:r/>
+      <w:pPr/>
+      <w:r>
+        <w:rPr>
+          <w:lang w:val="fr_FR" w:bidi="fr_FR"/>
+        </w:rPr>
+      </w:r>
     </w:p>
     <w:p>
       <w:pPr>
         <w:pStyle w:val="Heading2"/>
       </w:pPr>
       <w:r>
+        <w:rPr>
+          <w:lang w:val="fr_FR" w:bidi="fr_FR"/>
+        </w:rPr>
         <w:t>1 Jean 1.1</w:t>
       </w:r>
-      <w:r/>
-    </w:p>
-    <w:p>
-      <w:r/>
-      <w:r>
+      <w:r>
+        <w:rPr>
+          <w:lang w:val="fr_FR" w:bidi="fr_FR"/>
+        </w:rPr>
+      </w:r>
+    </w:p>
+    <w:p>
+      <w:pPr/>
+      <w:r>
+        <w:rPr>
+          <w:lang w:val="fr_FR" w:bidi="fr_FR"/>
+        </w:rPr>
+      </w:r>
+      <w:r>
+        <w:rPr>
+          <w:lang w:val="fr_FR" w:bidi="fr_FR"/>
+        </w:rPr>
         <w:t>Nous vous annonçons celui qui existait dès le commencement, c’est-à-dire avant le commencement du temps, éternellement (</w:t>
       </w:r>
       <w:hyperlink r:id="rId15">
         <w:r>
           <w:rPr>
+            <w:lang w:val="fr_FR" w:bidi="fr_FR"/>
+          </w:rPr>
+          <w:rPr>
             <w:color w:val="0000EE"/>
             <w:u w:val="single"/>
           </w:rPr>
@@ -176,11 +309,17 @@
         </w:r>
       </w:hyperlink>
       <w:r>
+        <w:rPr>
+          <w:lang w:val="fr_FR" w:bidi="fr_FR"/>
+        </w:rPr>
         <w:t>). Lorsque Jésus est venu en chair (</w:t>
       </w:r>
       <w:hyperlink r:id="rId16">
         <w:r>
           <w:rPr>
+            <w:lang w:val="fr_FR" w:bidi="fr_FR"/>
+          </w:rPr>
+          <w:rPr>
             <w:color w:val="0000EE"/>
             <w:u w:val="single"/>
           </w:rPr>
@@ -188,11 +327,17 @@
         </w:r>
       </w:hyperlink>
       <w:r>
+        <w:rPr>
+          <w:lang w:val="fr_FR" w:bidi="fr_FR"/>
+        </w:rPr>
         <w:t xml:space="preserve">), les apôtres l'ont vu et l'ont touché. Cette déclaration selon laquelle ils ont effectivement touché la Parole de vie est cruciale, car le gnosticisme et le docétisme (hérésies du christianisme primitif) contestaient que le Christ ait été réellement humain (voir </w:t>
       </w:r>
       <w:hyperlink r:id="rId17">
         <w:r>
           <w:rPr>
+            <w:lang w:val="fr_FR" w:bidi="fr_FR"/>
+          </w:rPr>
+          <w:rPr>
             <w:color w:val="0000EE"/>
             <w:u w:val="single"/>
           </w:rPr>
@@ -200,11 +345,17 @@
         </w:r>
       </w:hyperlink>
       <w:r>
+        <w:rPr>
+          <w:lang w:val="fr_FR" w:bidi="fr_FR"/>
+        </w:rPr>
         <w:t>). Jésus, le Fils de Dieu, est la manifestation personnelle du Dieu invisible et celui qui donne la vie éternelle (</w:t>
       </w:r>
       <w:hyperlink r:id="rId18">
         <w:r>
           <w:rPr>
+            <w:lang w:val="fr_FR" w:bidi="fr_FR"/>
+          </w:rPr>
+          <w:rPr>
             <w:color w:val="0000EE"/>
             <w:u w:val="single"/>
           </w:rPr>
@@ -212,31 +363,65 @@
         </w:r>
       </w:hyperlink>
       <w:r>
+        <w:rPr>
+          <w:lang w:val="fr_FR" w:bidi="fr_FR"/>
+        </w:rPr>
         <w:t>).</w:t>
       </w:r>
-      <w:r/>
-      <w:r/>
-    </w:p>
-    <w:p>
-      <w:r/>
+      <w:r>
+        <w:rPr>
+          <w:lang w:val="fr_FR" w:bidi="fr_FR"/>
+        </w:rPr>
+      </w:r>
+      <w:r>
+        <w:rPr>
+          <w:lang w:val="fr_FR" w:bidi="fr_FR"/>
+        </w:rPr>
+      </w:r>
+    </w:p>
+    <w:p>
+      <w:pPr/>
+      <w:r>
+        <w:rPr>
+          <w:lang w:val="fr_FR" w:bidi="fr_FR"/>
+        </w:rPr>
+      </w:r>
     </w:p>
     <w:p>
       <w:pPr>
         <w:pStyle w:val="Heading2"/>
       </w:pPr>
       <w:r>
+        <w:rPr>
+          <w:lang w:val="fr_FR" w:bidi="fr_FR"/>
+        </w:rPr>
         <w:t>1 Jean 1.1–4</w:t>
       </w:r>
-      <w:r/>
-    </w:p>
-    <w:p>
-      <w:r/>
-      <w:r>
+      <w:r>
+        <w:rPr>
+          <w:lang w:val="fr_FR" w:bidi="fr_FR"/>
+        </w:rPr>
+      </w:r>
+    </w:p>
+    <w:p>
+      <w:pPr/>
+      <w:r>
+        <w:rPr>
+          <w:lang w:val="fr_FR" w:bidi="fr_FR"/>
+        </w:rPr>
+      </w:r>
+      <w:r>
+        <w:rPr>
+          <w:lang w:val="fr_FR" w:bidi="fr_FR"/>
+        </w:rPr>
         <w:t>Ce prologue poétique fait écho au message du prologue de l'Évangile selon Jean (</w:t>
       </w:r>
       <w:hyperlink r:id="rId19">
         <w:r>
           <w:rPr>
+            <w:lang w:val="fr_FR" w:bidi="fr_FR"/>
+          </w:rPr>
+          <w:rPr>
             <w:color w:val="0000EE"/>
             <w:u w:val="single"/>
           </w:rPr>
@@ -244,34 +429,71 @@
         </w:r>
       </w:hyperlink>
       <w:r>
+        <w:rPr>
+          <w:lang w:val="fr_FR" w:bidi="fr_FR"/>
+        </w:rPr>
         <w:t>). • Le « nous », employé tout au long du prologue, désigne Jean et les autres apôtres, et éventuellement d'autres chrétiens ayant vu et touché Jésus-Christ. Les apôtres étaient des témoins oculaires de Jésus et vivaient une communion personnelle avec Dieu à travers lui. Jean, en tant que représentant des apôtres, invite désormais les lecteurs à prendre part à cette communion.</w:t>
       </w:r>
-      <w:r/>
-      <w:r/>
-    </w:p>
-    <w:p>
-      <w:r/>
+      <w:r>
+        <w:rPr>
+          <w:lang w:val="fr_FR" w:bidi="fr_FR"/>
+        </w:rPr>
+      </w:r>
+      <w:r>
+        <w:rPr>
+          <w:lang w:val="fr_FR" w:bidi="fr_FR"/>
+        </w:rPr>
+      </w:r>
+    </w:p>
+    <w:p>
+      <w:pPr/>
+      <w:r>
+        <w:rPr>
+          <w:lang w:val="fr_FR" w:bidi="fr_FR"/>
+        </w:rPr>
+      </w:r>
     </w:p>
     <w:p>
       <w:pPr>
         <w:pStyle w:val="Heading2"/>
       </w:pPr>
       <w:r>
+        <w:rPr>
+          <w:lang w:val="fr_FR" w:bidi="fr_FR"/>
+        </w:rPr>
         <w:t>1 Jean 1.2</w:t>
       </w:r>
-      <w:r/>
-    </w:p>
-    <w:p>
-      <w:r/>
-      <w:r>
+      <w:r>
+        <w:rPr>
+          <w:lang w:val="fr_FR" w:bidi="fr_FR"/>
+        </w:rPr>
+      </w:r>
+    </w:p>
+    <w:p>
+      <w:pPr/>
+      <w:r>
+        <w:rPr>
+          <w:lang w:val="fr_FR" w:bidi="fr_FR"/>
+        </w:rPr>
+      </w:r>
+      <w:r>
+        <w:rPr>
+          <w:lang w:val="fr_FR" w:bidi="fr_FR"/>
+        </w:rPr>
         <w:t>la vie a été manifestée</w:t>
       </w:r>
       <w:r>
+        <w:rPr>
+          <w:lang w:val="fr_FR" w:bidi="fr_FR"/>
+        </w:rPr>
         <w:t xml:space="preserve"> (grec zōē) : dans tout le Nouveau Testament, ce terme désigne la vie éternelle qui vient de Dieu (voir par ex., </w:t>
       </w:r>
       <w:hyperlink r:id="rId20">
         <w:r>
           <w:rPr>
+            <w:lang w:val="fr_FR" w:bidi="fr_FR"/>
+          </w:rPr>
+          <w:rPr>
             <w:color w:val="0000EE"/>
             <w:u w:val="single"/>
           </w:rPr>
@@ -279,72 +501,155 @@
         </w:r>
       </w:hyperlink>
       <w:r>
+        <w:rPr>
+          <w:lang w:val="fr_FR" w:bidi="fr_FR"/>
+        </w:rPr>
         <w:t xml:space="preserve">). Cette vie se trouve en Christ, qui la rend accessible à tous ceux qui croient en lui. • car la vie … </w:t>
       </w:r>
       <w:r>
+        <w:rPr>
+          <w:lang w:val="fr_FR" w:bidi="fr_FR"/>
+        </w:rPr>
         <w:t>et qui nous a été manifestée</w:t>
       </w:r>
       <w:r>
+        <w:rPr>
+          <w:lang w:val="fr_FR" w:bidi="fr_FR"/>
+        </w:rPr>
         <w:t xml:space="preserve"> : Jésus, le Christ, était connu des apôtres en tant qu'être humain lors de son ministère terrestre.</w:t>
       </w:r>
-      <w:r/>
-      <w:r/>
-    </w:p>
-    <w:p>
-      <w:r/>
+      <w:r>
+        <w:rPr>
+          <w:lang w:val="fr_FR" w:bidi="fr_FR"/>
+        </w:rPr>
+      </w:r>
+      <w:r>
+        <w:rPr>
+          <w:lang w:val="fr_FR" w:bidi="fr_FR"/>
+        </w:rPr>
+      </w:r>
+    </w:p>
+    <w:p>
+      <w:pPr/>
+      <w:r>
+        <w:rPr>
+          <w:lang w:val="fr_FR" w:bidi="fr_FR"/>
+        </w:rPr>
+      </w:r>
     </w:p>
     <w:p>
       <w:pPr>
         <w:pStyle w:val="Heading2"/>
       </w:pPr>
       <w:r>
+        <w:rPr>
+          <w:lang w:val="fr_FR" w:bidi="fr_FR"/>
+        </w:rPr>
         <w:t>1 Jean 1.3</w:t>
       </w:r>
-      <w:r/>
-    </w:p>
-    <w:p>
-      <w:r/>
-      <w:r>
+      <w:r>
+        <w:rPr>
+          <w:lang w:val="fr_FR" w:bidi="fr_FR"/>
+        </w:rPr>
+      </w:r>
+    </w:p>
+    <w:p>
+      <w:pPr/>
+      <w:r>
+        <w:rPr>
+          <w:lang w:val="fr_FR" w:bidi="fr_FR"/>
+        </w:rPr>
+      </w:r>
+      <w:r>
+        <w:rPr>
+          <w:lang w:val="fr_FR" w:bidi="fr_FR"/>
+        </w:rPr>
         <w:t>c</w:t>
       </w:r>
       <w:r>
+        <w:rPr>
+          <w:lang w:val="fr_FR" w:bidi="fr_FR"/>
+        </w:rPr>
         <w:t>e que nous avons vu et entendu</w:t>
       </w:r>
       <w:r>
+        <w:rPr>
+          <w:lang w:val="fr_FR" w:bidi="fr_FR"/>
+        </w:rPr>
         <w:t xml:space="preserve"> : en tant qu'homme, la Parole de vie avait révélé Dieu aux apôtres. • </w:t>
       </w:r>
       <w:r>
+        <w:rPr>
+          <w:lang w:val="fr_FR" w:bidi="fr_FR"/>
+        </w:rPr>
         <w:t>afin que vous aussi vous soyez en communion avec nous</w:t>
       </w:r>
       <w:r>
+        <w:rPr>
+          <w:lang w:val="fr_FR" w:bidi="fr_FR"/>
+        </w:rPr>
         <w:t xml:space="preserve"> : Quiconque est entré en communion avec les apôtres en s'associant à eux durant leur vie, ou quiconque demeure aujourd’hui dans leur enseignement, partage par leur intermédiaire une communion avec le Père et le Fils. • notre communion est avec le Père et avec son Fils Jésus-Christ : lorsque l'Esprit a régénéré les apôtres, ils sont entrés dans une communion spirituelle avec le Père et le Fils.</w:t>
       </w:r>
-      <w:r/>
-      <w:r/>
-    </w:p>
-    <w:p>
-      <w:r/>
+      <w:r>
+        <w:rPr>
+          <w:lang w:val="fr_FR" w:bidi="fr_FR"/>
+        </w:rPr>
+      </w:r>
+      <w:r>
+        <w:rPr>
+          <w:lang w:val="fr_FR" w:bidi="fr_FR"/>
+        </w:rPr>
+      </w:r>
+    </w:p>
+    <w:p>
+      <w:pPr/>
+      <w:r>
+        <w:rPr>
+          <w:lang w:val="fr_FR" w:bidi="fr_FR"/>
+        </w:rPr>
+      </w:r>
     </w:p>
     <w:p>
       <w:pPr>
         <w:pStyle w:val="Heading2"/>
       </w:pPr>
       <w:r>
+        <w:rPr>
+          <w:lang w:val="fr_FR" w:bidi="fr_FR"/>
+        </w:rPr>
         <w:t>1 Jean 1.4</w:t>
       </w:r>
-      <w:r/>
-    </w:p>
-    <w:p>
-      <w:r/>
-      <w:r>
+      <w:r>
+        <w:rPr>
+          <w:lang w:val="fr_FR" w:bidi="fr_FR"/>
+        </w:rPr>
+      </w:r>
+    </w:p>
+    <w:p>
+      <w:pPr/>
+      <w:r>
+        <w:rPr>
+          <w:lang w:val="fr_FR" w:bidi="fr_FR"/>
+        </w:rPr>
+      </w:r>
+      <w:r>
+        <w:rPr>
+          <w:lang w:val="fr_FR" w:bidi="fr_FR"/>
+        </w:rPr>
         <w:t>afin que notre joie soit parfaite</w:t>
       </w:r>
       <w:r>
+        <w:rPr>
+          <w:lang w:val="fr_FR" w:bidi="fr_FR"/>
+        </w:rPr>
         <w:t xml:space="preserve"> : La joie des apôtres découle de leur communion avec Dieu le Père et son Fils (</w:t>
       </w:r>
       <w:hyperlink r:id="rId21">
         <w:r>
           <w:rPr>
+            <w:lang w:val="fr_FR" w:bidi="fr_FR"/>
+          </w:rPr>
+          <w:rPr>
             <w:color w:val="0000EE"/>
             <w:u w:val="single"/>
           </w:rPr>
@@ -352,31 +657,65 @@
         </w:r>
       </w:hyperlink>
       <w:r>
+        <w:rPr>
+          <w:lang w:val="fr_FR" w:bidi="fr_FR"/>
+        </w:rPr>
         <w:t>). Les lecteurs participeront à cette même joie lorsqu'ils entreront dans cette communion.</w:t>
       </w:r>
-      <w:r/>
-      <w:r/>
-    </w:p>
-    <w:p>
-      <w:r/>
+      <w:r>
+        <w:rPr>
+          <w:lang w:val="fr_FR" w:bidi="fr_FR"/>
+        </w:rPr>
+      </w:r>
+      <w:r>
+        <w:rPr>
+          <w:lang w:val="fr_FR" w:bidi="fr_FR"/>
+        </w:rPr>
+      </w:r>
+    </w:p>
+    <w:p>
+      <w:pPr/>
+      <w:r>
+        <w:rPr>
+          <w:lang w:val="fr_FR" w:bidi="fr_FR"/>
+        </w:rPr>
+      </w:r>
     </w:p>
     <w:p>
       <w:pPr>
         <w:pStyle w:val="Heading2"/>
       </w:pPr>
       <w:r>
+        <w:rPr>
+          <w:lang w:val="fr_FR" w:bidi="fr_FR"/>
+        </w:rPr>
         <w:t>1 Jean 1.5</w:t>
       </w:r>
-      <w:r/>
-    </w:p>
-    <w:p>
-      <w:r/>
-      <w:r>
+      <w:r>
+        <w:rPr>
+          <w:lang w:val="fr_FR" w:bidi="fr_FR"/>
+        </w:rPr>
+      </w:r>
+    </w:p>
+    <w:p>
+      <w:pPr/>
+      <w:r>
+        <w:rPr>
+          <w:lang w:val="fr_FR" w:bidi="fr_FR"/>
+        </w:rPr>
+      </w:r>
+      <w:r>
+        <w:rPr>
+          <w:lang w:val="fr_FR" w:bidi="fr_FR"/>
+        </w:rPr>
         <w:t xml:space="preserve">Dieu est lumière : Cette lumière a brillé à travers Jésus-Christ sur tous ceux qu'il a rencontrés, révélant leur péché et mettant en évidence la nature morale et le caractère de Dieu (voir </w:t>
       </w:r>
       <w:hyperlink r:id="rId22">
         <w:r>
           <w:rPr>
+            <w:lang w:val="fr_FR" w:bidi="fr_FR"/>
+          </w:rPr>
+          <w:rPr>
             <w:color w:val="0000EE"/>
             <w:u w:val="single"/>
           </w:rPr>
@@ -384,11 +723,17 @@
         </w:r>
       </w:hyperlink>
       <w:r>
+        <w:rPr>
+          <w:lang w:val="fr_FR" w:bidi="fr_FR"/>
+        </w:rPr>
         <w:t xml:space="preserve">, </w:t>
       </w:r>
       <w:hyperlink r:id="rId23">
         <w:r>
           <w:rPr>
+            <w:lang w:val="fr_FR" w:bidi="fr_FR"/>
+          </w:rPr>
+          <w:rPr>
             <w:color w:val="0000EE"/>
             <w:u w:val="single"/>
           </w:rPr>
@@ -396,11 +741,17 @@
         </w:r>
       </w:hyperlink>
       <w:r>
+        <w:rPr>
+          <w:lang w:val="fr_FR" w:bidi="fr_FR"/>
+        </w:rPr>
         <w:t xml:space="preserve">; </w:t>
       </w:r>
       <w:hyperlink r:id="rId24">
         <w:r>
           <w:rPr>
+            <w:lang w:val="fr_FR" w:bidi="fr_FR"/>
+          </w:rPr>
+          <w:rPr>
             <w:color w:val="0000EE"/>
             <w:u w:val="single"/>
           </w:rPr>
@@ -408,11 +759,17 @@
         </w:r>
       </w:hyperlink>
       <w:r>
+        <w:rPr>
+          <w:lang w:val="fr_FR" w:bidi="fr_FR"/>
+        </w:rPr>
         <w:t xml:space="preserve">; </w:t>
       </w:r>
       <w:hyperlink r:id="rId25">
         <w:r>
           <w:rPr>
+            <w:lang w:val="fr_FR" w:bidi="fr_FR"/>
+          </w:rPr>
+          <w:rPr>
             <w:color w:val="0000EE"/>
             <w:u w:val="single"/>
           </w:rPr>
@@ -420,11 +777,17 @@
         </w:r>
       </w:hyperlink>
       <w:r>
+        <w:rPr>
+          <w:lang w:val="fr_FR" w:bidi="fr_FR"/>
+        </w:rPr>
         <w:t xml:space="preserve">; </w:t>
       </w:r>
       <w:hyperlink r:id="rId26">
         <w:r>
           <w:rPr>
+            <w:lang w:val="fr_FR" w:bidi="fr_FR"/>
+          </w:rPr>
+          <w:rPr>
             <w:color w:val="0000EE"/>
             <w:u w:val="single"/>
           </w:rPr>
@@ -432,11 +795,17 @@
         </w:r>
       </w:hyperlink>
       <w:r>
+        <w:rPr>
+          <w:lang w:val="fr_FR" w:bidi="fr_FR"/>
+        </w:rPr>
         <w:t xml:space="preserve">; </w:t>
       </w:r>
       <w:hyperlink r:id="rId27">
         <w:r>
           <w:rPr>
+            <w:lang w:val="fr_FR" w:bidi="fr_FR"/>
+          </w:rPr>
+          <w:rPr>
             <w:color w:val="0000EE"/>
             <w:u w:val="single"/>
           </w:rPr>
@@ -444,11 +813,17 @@
         </w:r>
       </w:hyperlink>
       <w:r>
+        <w:rPr>
+          <w:lang w:val="fr_FR" w:bidi="fr_FR"/>
+        </w:rPr>
         <w:t xml:space="preserve">, </w:t>
       </w:r>
       <w:hyperlink r:id="rId28">
         <w:r>
           <w:rPr>
+            <w:lang w:val="fr_FR" w:bidi="fr_FR"/>
+          </w:rPr>
+          <w:rPr>
             <w:color w:val="0000EE"/>
             <w:u w:val="single"/>
           </w:rPr>
@@ -456,11 +831,17 @@
         </w:r>
       </w:hyperlink>
       <w:r>
+        <w:rPr>
+          <w:lang w:val="fr_FR" w:bidi="fr_FR"/>
+        </w:rPr>
         <w:t>). Chez Jean, la « lumière » symbolise la sainteté et la révélation divine, en opposition à l’enseignement faux et à la vie désordonnée, qualifiés de « ténèbres » (</w:t>
       </w:r>
       <w:hyperlink r:id="rId29">
         <w:r>
           <w:rPr>
+            <w:lang w:val="fr_FR" w:bidi="fr_FR"/>
+          </w:rPr>
+          <w:rPr>
             <w:color w:val="0000EE"/>
             <w:u w:val="single"/>
           </w:rPr>
@@ -468,31 +849,65 @@
         </w:r>
       </w:hyperlink>
       <w:r>
+        <w:rPr>
+          <w:lang w:val="fr_FR" w:bidi="fr_FR"/>
+        </w:rPr>
         <w:t>).</w:t>
       </w:r>
-      <w:r/>
-      <w:r/>
-    </w:p>
-    <w:p>
-      <w:r/>
+      <w:r>
+        <w:rPr>
+          <w:lang w:val="fr_FR" w:bidi="fr_FR"/>
+        </w:rPr>
+      </w:r>
+      <w:r>
+        <w:rPr>
+          <w:lang w:val="fr_FR" w:bidi="fr_FR"/>
+        </w:rPr>
+      </w:r>
+    </w:p>
+    <w:p>
+      <w:pPr/>
+      <w:r>
+        <w:rPr>
+          <w:lang w:val="fr_FR" w:bidi="fr_FR"/>
+        </w:rPr>
+      </w:r>
     </w:p>
     <w:p>
       <w:pPr>
         <w:pStyle w:val="Heading2"/>
       </w:pPr>
       <w:r>
+        <w:rPr>
+          <w:lang w:val="fr_FR" w:bidi="fr_FR"/>
+        </w:rPr>
         <w:t>1 Jean 1.5–2.6</w:t>
       </w:r>
-      <w:r/>
-    </w:p>
-    <w:p>
-      <w:r/>
-      <w:r>
+      <w:r>
+        <w:rPr>
+          <w:lang w:val="fr_FR" w:bidi="fr_FR"/>
+        </w:rPr>
+      </w:r>
+    </w:p>
+    <w:p>
+      <w:pPr/>
+      <w:r>
+        <w:rPr>
+          <w:lang w:val="fr_FR" w:bidi="fr_FR"/>
+        </w:rPr>
+      </w:r>
+      <w:r>
+        <w:rPr>
+          <w:lang w:val="fr_FR" w:bidi="fr_FR"/>
+        </w:rPr>
         <w:t xml:space="preserve">Jean met ici l'accent sur le premier aspect de la vie en communion avec Dieu. Marcher dans la lumière signifie que les croyants prendront conscience de leur état de péché, mais réaliseront également que Jésus est leur avocat, celui qui les rend justes devant Dieu (voir </w:t>
       </w:r>
       <w:hyperlink r:id="rId30">
         <w:r>
           <w:rPr>
+            <w:lang w:val="fr_FR" w:bidi="fr_FR"/>
+          </w:rPr>
+          <w:rPr>
             <w:color w:val="0000EE"/>
             <w:u w:val="single"/>
           </w:rPr>
@@ -500,31 +915,65 @@
         </w:r>
       </w:hyperlink>
       <w:r>
+        <w:rPr>
+          <w:lang w:val="fr_FR" w:bidi="fr_FR"/>
+        </w:rPr>
         <w:t>).</w:t>
       </w:r>
-      <w:r/>
-      <w:r/>
-    </w:p>
-    <w:p>
-      <w:r/>
+      <w:r>
+        <w:rPr>
+          <w:lang w:val="fr_FR" w:bidi="fr_FR"/>
+        </w:rPr>
+      </w:r>
+      <w:r>
+        <w:rPr>
+          <w:lang w:val="fr_FR" w:bidi="fr_FR"/>
+        </w:rPr>
+      </w:r>
+    </w:p>
+    <w:p>
+      <w:pPr/>
+      <w:r>
+        <w:rPr>
+          <w:lang w:val="fr_FR" w:bidi="fr_FR"/>
+        </w:rPr>
+      </w:r>
     </w:p>
     <w:p>
       <w:pPr>
         <w:pStyle w:val="Heading2"/>
       </w:pPr>
       <w:r>
+        <w:rPr>
+          <w:lang w:val="fr_FR" w:bidi="fr_FR"/>
+        </w:rPr>
         <w:t>1 Jean 1.6</w:t>
       </w:r>
-      <w:r/>
-    </w:p>
-    <w:p>
-      <w:r/>
-      <w:r>
+      <w:r>
+        <w:rPr>
+          <w:lang w:val="fr_FR" w:bidi="fr_FR"/>
+        </w:rPr>
+      </w:r>
+    </w:p>
+    <w:p>
+      <w:pPr/>
+      <w:r>
+        <w:rPr>
+          <w:lang w:val="fr_FR" w:bidi="fr_FR"/>
+        </w:rPr>
+      </w:r>
+      <w:r>
+        <w:rPr>
+          <w:lang w:val="fr_FR" w:bidi="fr_FR"/>
+        </w:rPr>
         <w:t>C'est ici la première parmi plusieurs occasions où Jean conteste les prétentions des gnostiques, qui s'étaient séparés de la communion apostolique et vivaient donc dans les ténèbres spirituelles. Ils affirmaient être en communion avec Dieu, mais ne manifestaient pas son caractère, lequel est lumière. Jésus avait déjà mis en garde les dirigeants juifs de son époque, leur disant de veiller à ce que la lumière qu'ils pensaient avoir ne devienne pas ténèbres (</w:t>
       </w:r>
       <w:hyperlink r:id="rId31">
         <w:r>
           <w:rPr>
+            <w:lang w:val="fr_FR" w:bidi="fr_FR"/>
+          </w:rPr>
+          <w:rPr>
             <w:color w:val="0000EE"/>
             <w:u w:val="single"/>
           </w:rPr>
@@ -532,31 +981,65 @@
         </w:r>
       </w:hyperlink>
       <w:r>
+        <w:rPr>
+          <w:lang w:val="fr_FR" w:bidi="fr_FR"/>
+        </w:rPr>
         <w:t>). Leurs croyances religieuses les avaient rendus aveugles à la véritable illumination spirituelle qu'ils auraient pu recevoir en Christ. De manière similaire, ces enseignants gnostiques croyaient être éclairés, mais en réalité, ils étaient plongés dans les ténèbres à cause de leurs prétendues révélations. Ils revendiquaient des expériences spirituelles avec Dieu, mais refusaient la communion avec ceux qui avaient véritablement vu Dieu incarné, à savoir Jean et les autres apôtres.</w:t>
       </w:r>
-      <w:r/>
-      <w:r/>
-    </w:p>
-    <w:p>
-      <w:r/>
+      <w:r>
+        <w:rPr>
+          <w:lang w:val="fr_FR" w:bidi="fr_FR"/>
+        </w:rPr>
+      </w:r>
+      <w:r>
+        <w:rPr>
+          <w:lang w:val="fr_FR" w:bidi="fr_FR"/>
+        </w:rPr>
+      </w:r>
+    </w:p>
+    <w:p>
+      <w:pPr/>
+      <w:r>
+        <w:rPr>
+          <w:lang w:val="fr_FR" w:bidi="fr_FR"/>
+        </w:rPr>
+      </w:r>
     </w:p>
     <w:p>
       <w:pPr>
         <w:pStyle w:val="Heading2"/>
       </w:pPr>
       <w:r>
+        <w:rPr>
+          <w:lang w:val="fr_FR" w:bidi="fr_FR"/>
+        </w:rPr>
         <w:t>1 Jean 1.7</w:t>
       </w:r>
-      <w:r/>
-    </w:p>
-    <w:p>
-      <w:r/>
-      <w:r>
+      <w:r>
+        <w:rPr>
+          <w:lang w:val="fr_FR" w:bidi="fr_FR"/>
+        </w:rPr>
+      </w:r>
+    </w:p>
+    <w:p>
+      <w:pPr/>
+      <w:r>
+        <w:rPr>
+          <w:lang w:val="fr_FR" w:bidi="fr_FR"/>
+        </w:rPr>
+      </w:r>
+      <w:r>
+        <w:rPr>
+          <w:lang w:val="fr_FR" w:bidi="fr_FR"/>
+        </w:rPr>
         <w:t>Les croyants vivent une communion mutuelle ainsi qu'une communion avec Dieu lorsqu'ils marchent dans la lumière. On ne peut prétendre être en communion avec Dieu tout en refusant la communion avec son peuple. C'est précisément ce que faisaient les gnostiques. Les apôtres du Christ avaient connu Jésus-Christ en tant que Dieu incarné et continuaient à vivre une communion spirituelle avec lui (</w:t>
       </w:r>
       <w:hyperlink r:id="rId21">
         <w:r>
           <w:rPr>
+            <w:lang w:val="fr_FR" w:bidi="fr_FR"/>
+          </w:rPr>
+          <w:rPr>
             <w:color w:val="0000EE"/>
             <w:u w:val="single"/>
           </w:rPr>
@@ -564,34 +1047,71 @@
         </w:r>
       </w:hyperlink>
       <w:r>
+        <w:rPr>
+          <w:lang w:val="fr_FR" w:bidi="fr_FR"/>
+        </w:rPr>
         <w:t>).</w:t>
       </w:r>
-      <w:r/>
-      <w:r/>
-    </w:p>
-    <w:p>
-      <w:r/>
+      <w:r>
+        <w:rPr>
+          <w:lang w:val="fr_FR" w:bidi="fr_FR"/>
+        </w:rPr>
+      </w:r>
+      <w:r>
+        <w:rPr>
+          <w:lang w:val="fr_FR" w:bidi="fr_FR"/>
+        </w:rPr>
+      </w:r>
+    </w:p>
+    <w:p>
+      <w:pPr/>
+      <w:r>
+        <w:rPr>
+          <w:lang w:val="fr_FR" w:bidi="fr_FR"/>
+        </w:rPr>
+      </w:r>
     </w:p>
     <w:p>
       <w:pPr>
         <w:pStyle w:val="Heading2"/>
       </w:pPr>
       <w:r>
+        <w:rPr>
+          <w:lang w:val="fr_FR" w:bidi="fr_FR"/>
+        </w:rPr>
         <w:t>1 Jean 1.8</w:t>
       </w:r>
-      <w:r/>
-    </w:p>
-    <w:p>
-      <w:r/>
-      <w:r>
+      <w:r>
+        <w:rPr>
+          <w:lang w:val="fr_FR" w:bidi="fr_FR"/>
+        </w:rPr>
+      </w:r>
+    </w:p>
+    <w:p>
+      <w:pPr/>
+      <w:r>
+        <w:rPr>
+          <w:lang w:val="fr_FR" w:bidi="fr_FR"/>
+        </w:rPr>
+      </w:r>
+      <w:r>
+        <w:rPr>
+          <w:lang w:val="fr_FR" w:bidi="fr_FR"/>
+        </w:rPr>
         <w:t>Si nous disons que nous n’avons pas de péché</w:t>
       </w:r>
       <w:r>
+        <w:rPr>
+          <w:lang w:val="fr_FR" w:bidi="fr_FR"/>
+        </w:rPr>
         <w:t xml:space="preserve"> : C'est la deuxième affirmation erronée des gnostiques (voir </w:t>
       </w:r>
       <w:hyperlink r:id="rId29">
         <w:r>
           <w:rPr>
+            <w:lang w:val="fr_FR" w:bidi="fr_FR"/>
+          </w:rPr>
+          <w:rPr>
             <w:color w:val="0000EE"/>
             <w:u w:val="single"/>
           </w:rPr>
@@ -599,11 +1119,17 @@
         </w:r>
       </w:hyperlink>
       <w:r>
+        <w:rPr>
+          <w:lang w:val="fr_FR" w:bidi="fr_FR"/>
+        </w:rPr>
         <w:t xml:space="preserve">). Ceux-ci prétendaient être ou pouvoir devenir sans péché, considérant que Christ avait définitivement éliminé leurs péchés. Leur prétendue connaissance supérieure les plaçait, selon eux, au-dessus du péché. Cependant, les chrétiens continuent à pécher lorsqu'ils suivent leur ancienne nature (voir </w:t>
       </w:r>
       <w:hyperlink r:id="rId32">
         <w:r>
           <w:rPr>
+            <w:lang w:val="fr_FR" w:bidi="fr_FR"/>
+          </w:rPr>
+          <w:rPr>
             <w:color w:val="0000EE"/>
             <w:u w:val="single"/>
           </w:rPr>
@@ -611,11 +1137,17 @@
         </w:r>
       </w:hyperlink>
       <w:r>
+        <w:rPr>
+          <w:lang w:val="fr_FR" w:bidi="fr_FR"/>
+        </w:rPr>
         <w:t>). Le véritable chrétien reconnaît son péché (</w:t>
       </w:r>
       <w:hyperlink r:id="rId33">
         <w:r>
           <w:rPr>
+            <w:lang w:val="fr_FR" w:bidi="fr_FR"/>
+          </w:rPr>
+          <w:rPr>
             <w:color w:val="0000EE"/>
             <w:u w:val="single"/>
           </w:rPr>
@@ -623,77 +1155,173 @@
         </w:r>
       </w:hyperlink>
       <w:r>
+        <w:rPr>
+          <w:lang w:val="fr_FR" w:bidi="fr_FR"/>
+        </w:rPr>
         <w:t>) tout en s'appuyant sur Christ pour l'en purifier.</w:t>
       </w:r>
-      <w:r/>
-      <w:r/>
-    </w:p>
-    <w:p>
-      <w:r/>
+      <w:r>
+        <w:rPr>
+          <w:lang w:val="fr_FR" w:bidi="fr_FR"/>
+        </w:rPr>
+      </w:r>
+      <w:r>
+        <w:rPr>
+          <w:lang w:val="fr_FR" w:bidi="fr_FR"/>
+        </w:rPr>
+      </w:r>
+    </w:p>
+    <w:p>
+      <w:pPr/>
+      <w:r>
+        <w:rPr>
+          <w:lang w:val="fr_FR" w:bidi="fr_FR"/>
+        </w:rPr>
+      </w:r>
     </w:p>
     <w:p>
       <w:pPr>
         <w:pStyle w:val="Heading2"/>
       </w:pPr>
       <w:r>
+        <w:rPr>
+          <w:lang w:val="fr_FR" w:bidi="fr_FR"/>
+        </w:rPr>
         <w:t>1 Jean 1.9</w:t>
       </w:r>
-      <w:r/>
-    </w:p>
-    <w:p>
-      <w:r/>
-      <w:r>
+      <w:r>
+        <w:rPr>
+          <w:lang w:val="fr_FR" w:bidi="fr_FR"/>
+        </w:rPr>
+      </w:r>
+    </w:p>
+    <w:p>
+      <w:pPr/>
+      <w:r>
+        <w:rPr>
+          <w:lang w:val="fr_FR" w:bidi="fr_FR"/>
+        </w:rPr>
+      </w:r>
+      <w:r>
+        <w:rPr>
+          <w:lang w:val="fr_FR" w:bidi="fr_FR"/>
+        </w:rPr>
         <w:t>Afin de maintenir une communion constante avec Dieu, nous devons lui confesser nos péchés. Le pardon et la purification nous sont assurés, car Dieu est fidèle à ses promesses et agit conformément à sa justice. La mort du Christ pour nos péchés satisfait pleinement la justice divine et nous délivre ainsi de notre culpabilité.</w:t>
       </w:r>
-      <w:r/>
-      <w:r/>
-    </w:p>
-    <w:p>
-      <w:r/>
+      <w:r>
+        <w:rPr>
+          <w:lang w:val="fr_FR" w:bidi="fr_FR"/>
+        </w:rPr>
+      </w:r>
+      <w:r>
+        <w:rPr>
+          <w:lang w:val="fr_FR" w:bidi="fr_FR"/>
+        </w:rPr>
+      </w:r>
+    </w:p>
+    <w:p>
+      <w:pPr/>
+      <w:r>
+        <w:rPr>
+          <w:lang w:val="fr_FR" w:bidi="fr_FR"/>
+        </w:rPr>
+      </w:r>
     </w:p>
     <w:p>
       <w:pPr>
         <w:pStyle w:val="Heading2"/>
       </w:pPr>
       <w:r>
+        <w:rPr>
+          <w:lang w:val="fr_FR" w:bidi="fr_FR"/>
+        </w:rPr>
         <w:t>1 Jean 1.10</w:t>
       </w:r>
-      <w:r/>
-    </w:p>
-    <w:p>
-      <w:r/>
-      <w:r>
+      <w:r>
+        <w:rPr>
+          <w:lang w:val="fr_FR" w:bidi="fr_FR"/>
+        </w:rPr>
+      </w:r>
+    </w:p>
+    <w:p>
+      <w:pPr/>
+      <w:r>
+        <w:rPr>
+          <w:lang w:val="fr_FR" w:bidi="fr_FR"/>
+        </w:rPr>
+      </w:r>
+      <w:r>
+        <w:rPr>
+          <w:lang w:val="fr_FR" w:bidi="fr_FR"/>
+        </w:rPr>
         <w:t xml:space="preserve">Si nous affirmons ne pas avoir péché, nous faisons de Dieu un menteur ; or, sa Parole met en évidence la présence profonde et universelle du péché (voir </w:t>
       </w:r>
       <w:r>
+        <w:rPr>
+          <w:lang w:val="fr_FR" w:bidi="fr_FR"/>
+        </w:rPr>
         <w:t>la note d'étude sur 1.8</w:t>
       </w:r>
       <w:r>
+        <w:rPr>
+          <w:lang w:val="fr_FR" w:bidi="fr_FR"/>
+        </w:rPr>
         <w:t>).</w:t>
       </w:r>
-      <w:r/>
-      <w:r/>
-    </w:p>
-    <w:p>
-      <w:r/>
+      <w:r>
+        <w:rPr>
+          <w:lang w:val="fr_FR" w:bidi="fr_FR"/>
+        </w:rPr>
+      </w:r>
+      <w:r>
+        <w:rPr>
+          <w:lang w:val="fr_FR" w:bidi="fr_FR"/>
+        </w:rPr>
+      </w:r>
+    </w:p>
+    <w:p>
+      <w:pPr/>
+      <w:r>
+        <w:rPr>
+          <w:lang w:val="fr_FR" w:bidi="fr_FR"/>
+        </w:rPr>
+      </w:r>
     </w:p>
     <w:p>
       <w:pPr>
         <w:pStyle w:val="Heading2"/>
       </w:pPr>
       <w:r>
+        <w:rPr>
+          <w:lang w:val="fr_FR" w:bidi="fr_FR"/>
+        </w:rPr>
         <w:t>1 Jean 2.1</w:t>
       </w:r>
-      <w:r/>
-    </w:p>
-    <w:p>
-      <w:r/>
-      <w:r>
+      <w:r>
+        <w:rPr>
+          <w:lang w:val="fr_FR" w:bidi="fr_FR"/>
+        </w:rPr>
+      </w:r>
+    </w:p>
+    <w:p>
+      <w:pPr/>
+      <w:r>
+        <w:rPr>
+          <w:lang w:val="fr_FR" w:bidi="fr_FR"/>
+        </w:rPr>
+      </w:r>
+      <w:r>
+        <w:rPr>
+          <w:lang w:val="fr_FR" w:bidi="fr_FR"/>
+        </w:rPr>
         <w:t>Pour vivre « dans la lumière » (</w:t>
       </w:r>
       <w:hyperlink r:id="rId34">
         <w:r>
           <w:rPr>
+            <w:lang w:val="fr_FR" w:bidi="fr_FR"/>
+          </w:rPr>
+          <w:rPr>
             <w:color w:val="0000EE"/>
             <w:u w:val="single"/>
           </w:rPr>
@@ -701,11 +1329,17 @@
         </w:r>
       </w:hyperlink>
       <w:r>
+        <w:rPr>
+          <w:lang w:val="fr_FR" w:bidi="fr_FR"/>
+        </w:rPr>
         <w:t>), il est nécessaire de confesser ses péchés (</w:t>
       </w:r>
       <w:hyperlink r:id="rId33">
         <w:r>
           <w:rPr>
+            <w:lang w:val="fr_FR" w:bidi="fr_FR"/>
+          </w:rPr>
+          <w:rPr>
             <w:color w:val="0000EE"/>
             <w:u w:val="single"/>
           </w:rPr>
@@ -713,11 +1347,17 @@
         </w:r>
       </w:hyperlink>
       <w:r>
+        <w:rPr>
+          <w:lang w:val="fr_FR" w:bidi="fr_FR"/>
+        </w:rPr>
         <w:t xml:space="preserve">) et de cesser de pécher. Jean insiste sur la réalité du péché au chap. </w:t>
       </w:r>
       <w:hyperlink r:id="rId35">
         <w:r>
           <w:rPr>
+            <w:lang w:val="fr_FR" w:bidi="fr_FR"/>
+          </w:rPr>
+          <w:rPr>
             <w:color w:val="0000EE"/>
             <w:u w:val="single"/>
           </w:rPr>
@@ -725,26 +1365,42 @@
         </w:r>
       </w:hyperlink>
       <w:r>
+        <w:rPr>
+          <w:lang w:val="fr_FR" w:bidi="fr_FR"/>
+        </w:rPr>
         <w:t xml:space="preserve">, afin d'encourager les croyants à le rejeter et à s'en détourner. • </w:t>
       </w:r>
       <w:r>
+        <w:rPr>
+          <w:lang w:val="fr_FR" w:bidi="fr_FR"/>
+        </w:rPr>
         <w:t xml:space="preserve">si quelqu’un a péché </w:t>
       </w:r>
       <w:r>
+        <w:rPr>
+          <w:lang w:val="fr_FR" w:bidi="fr_FR"/>
+        </w:rPr>
         <w:t>: Les croyants doivent fuir le péché, mais ne pas hésiter à confesser leurs fautes à Dieu. • avocat (du grec paraklētos</w:t>
       </w:r>
       <w:r>
         <w:rPr>
           <w:i/>
+          <w:lang w:val="fr_FR" w:bidi="fr_FR"/>
         </w:rPr>
         <w:t>,</w:t>
       </w:r>
       <w:r>
+        <w:rPr>
+          <w:lang w:val="fr_FR" w:bidi="fr_FR"/>
+        </w:rPr>
         <w:t xml:space="preserve"> « celui qui est appelé à nos côtés » comme consolateur ou avocat) : Christ est notre avocat, nous représentant devant notre Père qui est dans les cieux (voir </w:t>
       </w:r>
       <w:hyperlink r:id="rId36">
         <w:r>
           <w:rPr>
+            <w:lang w:val="fr_FR" w:bidi="fr_FR"/>
+          </w:rPr>
+          <w:rPr>
             <w:color w:val="0000EE"/>
             <w:u w:val="single"/>
           </w:rPr>
@@ -752,11 +1408,17 @@
         </w:r>
       </w:hyperlink>
       <w:r>
+        <w:rPr>
+          <w:lang w:val="fr_FR" w:bidi="fr_FR"/>
+        </w:rPr>
         <w:t xml:space="preserve"> ; cf. </w:t>
       </w:r>
       <w:hyperlink r:id="rId37">
         <w:r>
           <w:rPr>
+            <w:lang w:val="fr_FR" w:bidi="fr_FR"/>
+          </w:rPr>
+          <w:rPr>
             <w:color w:val="0000EE"/>
             <w:u w:val="single"/>
           </w:rPr>
@@ -764,17 +1426,29 @@
         </w:r>
       </w:hyperlink>
       <w:r>
+        <w:rPr>
+          <w:lang w:val="fr_FR" w:bidi="fr_FR"/>
+        </w:rPr>
         <w:t xml:space="preserve">). • </w:t>
       </w:r>
       <w:r>
+        <w:rPr>
+          <w:lang w:val="fr_FR" w:bidi="fr_FR"/>
+        </w:rPr>
         <w:t xml:space="preserve">Jésus-Christ le juste </w:t>
       </w:r>
       <w:r>
+        <w:rPr>
+          <w:lang w:val="fr_FR" w:bidi="fr_FR"/>
+        </w:rPr>
         <w:t xml:space="preserve">: Nous sommes pécheurs, mais Christ, ayant accompli la loi et porté la peine du péché en notre place, peut plaider pour nous à la fois sur la base de la justice et de la miséricorde. En ressuscitant Christ d’entre les morts, Dieu a définitivement validé sa plaidoirie en notre faveur (voir </w:t>
       </w:r>
       <w:hyperlink r:id="rId38">
         <w:r>
           <w:rPr>
+            <w:lang w:val="fr_FR" w:bidi="fr_FR"/>
+          </w:rPr>
+          <w:rPr>
             <w:color w:val="0000EE"/>
             <w:u w:val="single"/>
           </w:rPr>
@@ -782,46 +1456,90 @@
         </w:r>
       </w:hyperlink>
       <w:r>
+        <w:rPr>
+          <w:lang w:val="fr_FR" w:bidi="fr_FR"/>
+        </w:rPr>
         <w:t>). Comme le disait Martin Luther : « La justice de Christ est en notre faveur, car la justice de Dieu, en Jésus-Christ, devient la nôtre ».</w:t>
       </w:r>
-      <w:r/>
-      <w:r/>
-    </w:p>
-    <w:p>
-      <w:r/>
+      <w:r>
+        <w:rPr>
+          <w:lang w:val="fr_FR" w:bidi="fr_FR"/>
+        </w:rPr>
+      </w:r>
+      <w:r>
+        <w:rPr>
+          <w:lang w:val="fr_FR" w:bidi="fr_FR"/>
+        </w:rPr>
+      </w:r>
+    </w:p>
+    <w:p>
+      <w:pPr/>
+      <w:r>
+        <w:rPr>
+          <w:lang w:val="fr_FR" w:bidi="fr_FR"/>
+        </w:rPr>
+      </w:r>
     </w:p>
     <w:p>
       <w:pPr>
         <w:pStyle w:val="Heading2"/>
       </w:pPr>
       <w:r>
+        <w:rPr>
+          <w:lang w:val="fr_FR" w:bidi="fr_FR"/>
+        </w:rPr>
         <w:t>1 Jean 2.2</w:t>
       </w:r>
-      <w:r/>
-    </w:p>
-    <w:p>
-      <w:r/>
-      <w:r>
+      <w:r>
+        <w:rPr>
+          <w:lang w:val="fr_FR" w:bidi="fr_FR"/>
+        </w:rPr>
+      </w:r>
+    </w:p>
+    <w:p>
+      <w:pPr/>
+      <w:r>
+        <w:rPr>
+          <w:lang w:val="fr_FR" w:bidi="fr_FR"/>
+        </w:rPr>
+      </w:r>
+      <w:r>
+        <w:rPr>
+          <w:lang w:val="fr_FR" w:bidi="fr_FR"/>
+        </w:rPr>
         <w:t xml:space="preserve">une </w:t>
       </w:r>
       <w:r>
+        <w:rPr>
+          <w:lang w:val="fr_FR" w:bidi="fr_FR"/>
+        </w:rPr>
         <w:t>victime expiatoire</w:t>
       </w:r>
       <w:r>
+        <w:rPr>
+          <w:lang w:val="fr_FR" w:bidi="fr_FR"/>
+        </w:rPr>
         <w:t xml:space="preserve"> : le terme grec </w:t>
       </w:r>
       <w:r>
         <w:rPr>
           <w:i/>
+          <w:lang w:val="fr_FR" w:bidi="fr_FR"/>
         </w:rPr>
         <w:t>hilasmos</w:t>
       </w:r>
       <w:r>
+        <w:rPr>
+          <w:lang w:val="fr_FR" w:bidi="fr_FR"/>
+        </w:rPr>
         <w:t xml:space="preserve"> désigne un apaisement obtenu par un sacrifice (cf. </w:t>
       </w:r>
       <w:hyperlink r:id="rId39">
         <w:r>
           <w:rPr>
+            <w:lang w:val="fr_FR" w:bidi="fr_FR"/>
+          </w:rPr>
+          <w:rPr>
             <w:color w:val="0000EE"/>
             <w:u w:val="single"/>
           </w:rPr>
@@ -829,11 +1547,17 @@
         </w:r>
       </w:hyperlink>
       <w:r>
+        <w:rPr>
+          <w:lang w:val="fr_FR" w:bidi="fr_FR"/>
+        </w:rPr>
         <w:t>). En mourant à notre place, Christ a pleinement satisfait la justice de Dieu (</w:t>
       </w:r>
       <w:hyperlink r:id="rId40">
         <w:r>
           <w:rPr>
+            <w:lang w:val="fr_FR" w:bidi="fr_FR"/>
+          </w:rPr>
+          <w:rPr>
             <w:color w:val="0000EE"/>
             <w:u w:val="single"/>
           </w:rPr>
@@ -841,60 +1565,126 @@
         </w:r>
       </w:hyperlink>
       <w:r>
+        <w:rPr>
+          <w:lang w:val="fr_FR" w:bidi="fr_FR"/>
+        </w:rPr>
         <w:t>).</w:t>
       </w:r>
-      <w:r/>
-      <w:r/>
-    </w:p>
-    <w:p>
-      <w:r/>
+      <w:r>
+        <w:rPr>
+          <w:lang w:val="fr_FR" w:bidi="fr_FR"/>
+        </w:rPr>
+      </w:r>
+      <w:r>
+        <w:rPr>
+          <w:lang w:val="fr_FR" w:bidi="fr_FR"/>
+        </w:rPr>
+      </w:r>
+    </w:p>
+    <w:p>
+      <w:pPr/>
+      <w:r>
+        <w:rPr>
+          <w:lang w:val="fr_FR" w:bidi="fr_FR"/>
+        </w:rPr>
+      </w:r>
     </w:p>
     <w:p>
       <w:pPr>
         <w:pStyle w:val="Heading2"/>
       </w:pPr>
       <w:r>
+        <w:rPr>
+          <w:lang w:val="fr_FR" w:bidi="fr_FR"/>
+        </w:rPr>
         <w:t>1 Jean 2.3–6</w:t>
       </w:r>
-      <w:r/>
-    </w:p>
-    <w:p>
-      <w:r/>
-      <w:r>
+      <w:r>
+        <w:rPr>
+          <w:lang w:val="fr_FR" w:bidi="fr_FR"/>
+        </w:rPr>
+      </w:r>
+    </w:p>
+    <w:p>
+      <w:pPr/>
+      <w:r>
+        <w:rPr>
+          <w:lang w:val="fr_FR" w:bidi="fr_FR"/>
+        </w:rPr>
+      </w:r>
+      <w:r>
+        <w:rPr>
+          <w:lang w:val="fr_FR" w:bidi="fr_FR"/>
+        </w:rPr>
         <w:t>L'obéissance à Christ est une preuve évidente que nous le connaissons véritablement et que nous lui appartenons. À l’inverse, si nous ne lui obéissons pas, cela révèle que nous ne lui appartenons pas réellement, ni ne l’aimons en vérité. • En obéissant à Christ et à ses commandements</w:t>
       </w:r>
       <w:r>
         <w:rPr>
           <w:i/>
+          <w:lang w:val="fr_FR" w:bidi="fr_FR"/>
         </w:rPr>
         <w:t>,</w:t>
       </w:r>
       <w:r>
+        <w:rPr>
+          <w:lang w:val="fr_FR" w:bidi="fr_FR"/>
+        </w:rPr>
         <w:t xml:space="preserve"> notre amour pour Dieu grandit, tout comme notre relation avec lui mûrit vers une pleine connaissance. Ainsi, nous apprendrons à vivre comme Jésus lui-même : en communion avec Dieu et en manifestant de l’amour envers les autres.</w:t>
       </w:r>
-      <w:r/>
-      <w:r/>
-    </w:p>
-    <w:p>
-      <w:r/>
+      <w:r>
+        <w:rPr>
+          <w:lang w:val="fr_FR" w:bidi="fr_FR"/>
+        </w:rPr>
+      </w:r>
+      <w:r>
+        <w:rPr>
+          <w:lang w:val="fr_FR" w:bidi="fr_FR"/>
+        </w:rPr>
+      </w:r>
+    </w:p>
+    <w:p>
+      <w:pPr/>
+      <w:r>
+        <w:rPr>
+          <w:lang w:val="fr_FR" w:bidi="fr_FR"/>
+        </w:rPr>
+      </w:r>
     </w:p>
     <w:p>
       <w:pPr>
         <w:pStyle w:val="Heading2"/>
       </w:pPr>
       <w:r>
+        <w:rPr>
+          <w:lang w:val="fr_FR" w:bidi="fr_FR"/>
+        </w:rPr>
         <w:t>1 Jean 2.7–11</w:t>
       </w:r>
-      <w:r/>
-    </w:p>
-    <w:p>
-      <w:r/>
-      <w:r>
+      <w:r>
+        <w:rPr>
+          <w:lang w:val="fr_FR" w:bidi="fr_FR"/>
+        </w:rPr>
+      </w:r>
+    </w:p>
+    <w:p>
+      <w:pPr/>
+      <w:r>
+        <w:rPr>
+          <w:lang w:val="fr_FR" w:bidi="fr_FR"/>
+        </w:rPr>
+      </w:r>
+      <w:r>
+        <w:rPr>
+          <w:lang w:val="fr_FR" w:bidi="fr_FR"/>
+        </w:rPr>
         <w:t>Les disciples connaissaient ce « commandement ancien » depuis le commencement : celui de s’aimer les uns les autres. Il leur avait été transmis par Jésus lui-même (</w:t>
       </w:r>
       <w:hyperlink r:id="rId41">
         <w:r>
           <w:rPr>
+            <w:lang w:val="fr_FR" w:bidi="fr_FR"/>
+          </w:rPr>
+          <w:rPr>
             <w:color w:val="0000EE"/>
             <w:u w:val="single"/>
           </w:rPr>
@@ -902,11 +1692,17 @@
         </w:r>
       </w:hyperlink>
       <w:r>
+        <w:rPr>
+          <w:lang w:val="fr_FR" w:bidi="fr_FR"/>
+        </w:rPr>
         <w:t>), mais il était aussi déjà présent dans l’Ancien Testament (</w:t>
       </w:r>
       <w:hyperlink r:id="rId42">
         <w:r>
           <w:rPr>
+            <w:lang w:val="fr_FR" w:bidi="fr_FR"/>
+          </w:rPr>
+          <w:rPr>
             <w:color w:val="0000EE"/>
             <w:u w:val="single"/>
           </w:rPr>
@@ -914,11 +1710,17 @@
         </w:r>
       </w:hyperlink>
       <w:r>
+        <w:rPr>
+          <w:lang w:val="fr_FR" w:bidi="fr_FR"/>
+        </w:rPr>
         <w:t xml:space="preserve">, </w:t>
       </w:r>
       <w:hyperlink r:id="rId43">
         <w:r>
           <w:rPr>
+            <w:lang w:val="fr_FR" w:bidi="fr_FR"/>
+          </w:rPr>
+          <w:rPr>
             <w:color w:val="0000EE"/>
             <w:u w:val="single"/>
           </w:rPr>
@@ -926,34 +1728,71 @@
         </w:r>
       </w:hyperlink>
       <w:r>
+        <w:rPr>
+          <w:lang w:val="fr_FR" w:bidi="fr_FR"/>
+        </w:rPr>
         <w:t>).</w:t>
       </w:r>
-      <w:r/>
-      <w:r/>
-    </w:p>
-    <w:p>
-      <w:r/>
+      <w:r>
+        <w:rPr>
+          <w:lang w:val="fr_FR" w:bidi="fr_FR"/>
+        </w:rPr>
+      </w:r>
+      <w:r>
+        <w:rPr>
+          <w:lang w:val="fr_FR" w:bidi="fr_FR"/>
+        </w:rPr>
+      </w:r>
+    </w:p>
+    <w:p>
+      <w:pPr/>
+      <w:r>
+        <w:rPr>
+          <w:lang w:val="fr_FR" w:bidi="fr_FR"/>
+        </w:rPr>
+      </w:r>
     </w:p>
     <w:p>
       <w:pPr>
         <w:pStyle w:val="Heading2"/>
       </w:pPr>
       <w:r>
+        <w:rPr>
+          <w:lang w:val="fr_FR" w:bidi="fr_FR"/>
+        </w:rPr>
         <w:t>1 Jean 2.8</w:t>
       </w:r>
-      <w:r/>
-    </w:p>
-    <w:p>
-      <w:r/>
-      <w:r>
+      <w:r>
+        <w:rPr>
+          <w:lang w:val="fr_FR" w:bidi="fr_FR"/>
+        </w:rPr>
+      </w:r>
+    </w:p>
+    <w:p>
+      <w:pPr/>
+      <w:r>
+        <w:rPr>
+          <w:lang w:val="fr_FR" w:bidi="fr_FR"/>
+        </w:rPr>
+      </w:r>
+      <w:r>
+        <w:rPr>
+          <w:lang w:val="fr_FR" w:bidi="fr_FR"/>
+        </w:rPr>
         <w:t xml:space="preserve">Toutefois, c’est un commandement nouveau </w:t>
       </w:r>
       <w:r>
+        <w:rPr>
+          <w:lang w:val="fr_FR" w:bidi="fr_FR"/>
+        </w:rPr>
         <w:t>: Jésus en a révélé toute la profondeur en aimant lui-même ses disciples de manière concrète et sacrificielle (</w:t>
       </w:r>
       <w:hyperlink r:id="rId44">
         <w:r>
           <w:rPr>
+            <w:lang w:val="fr_FR" w:bidi="fr_FR"/>
+          </w:rPr>
+          <w:rPr>
             <w:color w:val="0000EE"/>
             <w:u w:val="single"/>
           </w:rPr>
@@ -961,49 +1800,96 @@
         </w:r>
       </w:hyperlink>
       <w:r>
+        <w:rPr>
+          <w:lang w:val="fr_FR" w:bidi="fr_FR"/>
+        </w:rPr>
         <w:t>). • l</w:t>
       </w:r>
       <w:r>
+        <w:rPr>
+          <w:lang w:val="fr_FR" w:bidi="fr_FR"/>
+        </w:rPr>
         <w:t>es ténèbres se dissipent et la lumière véritable paraît déjà</w:t>
       </w:r>
       <w:r>
+        <w:rPr>
+          <w:lang w:val="fr_FR" w:bidi="fr_FR"/>
+        </w:rPr>
         <w:t xml:space="preserve"> : la lumière de l’Évangile repousse l’obscurité. Et là où les croyants vivent selon l’amour du Christ, les ténèbres ne peuvent triompher.</w:t>
       </w:r>
-      <w:r/>
-      <w:r/>
-    </w:p>
-    <w:p>
-      <w:r/>
+      <w:r>
+        <w:rPr>
+          <w:lang w:val="fr_FR" w:bidi="fr_FR"/>
+        </w:rPr>
+      </w:r>
+      <w:r>
+        <w:rPr>
+          <w:lang w:val="fr_FR" w:bidi="fr_FR"/>
+        </w:rPr>
+      </w:r>
+    </w:p>
+    <w:p>
+      <w:pPr/>
+      <w:r>
+        <w:rPr>
+          <w:lang w:val="fr_FR" w:bidi="fr_FR"/>
+        </w:rPr>
+      </w:r>
     </w:p>
     <w:p>
       <w:pPr>
         <w:pStyle w:val="Heading2"/>
       </w:pPr>
       <w:r>
+        <w:rPr>
+          <w:lang w:val="fr_FR" w:bidi="fr_FR"/>
+        </w:rPr>
         <w:t>1 Jean 2.9</w:t>
       </w:r>
-      <w:r/>
-    </w:p>
-    <w:p>
-      <w:r/>
-      <w:r>
+      <w:r>
+        <w:rPr>
+          <w:lang w:val="fr_FR" w:bidi="fr_FR"/>
+        </w:rPr>
+      </w:r>
+    </w:p>
+    <w:p>
+      <w:pPr/>
+      <w:r>
+        <w:rPr>
+          <w:lang w:val="fr_FR" w:bidi="fr_FR"/>
+        </w:rPr>
+      </w:r>
+      <w:r>
+        <w:rPr>
+          <w:lang w:val="fr_FR" w:bidi="fr_FR"/>
+        </w:rPr>
         <w:t>son frère</w:t>
       </w:r>
       <w:r>
+        <w:rPr>
+          <w:lang w:val="fr_FR" w:bidi="fr_FR"/>
+        </w:rPr>
         <w:t xml:space="preserve"> : littéralement, “son frère”. Le terme grec </w:t>
       </w:r>
       <w:r>
         <w:rPr>
           <w:i/>
+          <w:lang w:val="fr_FR" w:bidi="fr_FR"/>
         </w:rPr>
         <w:t xml:space="preserve">adelphos </w:t>
       </w:r>
       <w:r>
+        <w:rPr>
+          <w:lang w:val="fr_FR" w:bidi="fr_FR"/>
+        </w:rPr>
         <w:t xml:space="preserve">(également utilisé en </w:t>
       </w:r>
       <w:hyperlink r:id="rId45">
         <w:r>
           <w:rPr>
+            <w:lang w:val="fr_FR" w:bidi="fr_FR"/>
+          </w:rPr>
+          <w:rPr>
             <w:color w:val="0000EE"/>
             <w:u w:val="single"/>
           </w:rPr>
@@ -1011,133 +1897,273 @@
         </w:r>
       </w:hyperlink>
       <w:r>
+        <w:rPr>
+          <w:lang w:val="fr_FR" w:bidi="fr_FR"/>
+        </w:rPr>
         <w:t>) est un mot générique qui désigne un membre de la même famille. Dans le contexte du Nouveau Testament, il s’applique aussi bien aux hommes qu’aux femmes faisant partie de la famille spirituelle des croyants.</w:t>
       </w:r>
-      <w:r/>
-      <w:r/>
-    </w:p>
-    <w:p>
-      <w:r/>
+      <w:r>
+        <w:rPr>
+          <w:lang w:val="fr_FR" w:bidi="fr_FR"/>
+        </w:rPr>
+      </w:r>
+      <w:r>
+        <w:rPr>
+          <w:lang w:val="fr_FR" w:bidi="fr_FR"/>
+        </w:rPr>
+      </w:r>
+    </w:p>
+    <w:p>
+      <w:pPr/>
+      <w:r>
+        <w:rPr>
+          <w:lang w:val="fr_FR" w:bidi="fr_FR"/>
+        </w:rPr>
+      </w:r>
     </w:p>
     <w:p>
       <w:pPr>
         <w:pStyle w:val="Heading2"/>
       </w:pPr>
       <w:r>
+        <w:rPr>
+          <w:lang w:val="fr_FR" w:bidi="fr_FR"/>
+        </w:rPr>
         <w:t>1 Jean 2.9–11</w:t>
       </w:r>
-      <w:r/>
-    </w:p>
-    <w:p>
-      <w:r/>
-      <w:r>
+      <w:r>
+        <w:rPr>
+          <w:lang w:val="fr_FR" w:bidi="fr_FR"/>
+        </w:rPr>
+      </w:r>
+    </w:p>
+    <w:p>
+      <w:pPr/>
+      <w:r>
+        <w:rPr>
+          <w:lang w:val="fr_FR" w:bidi="fr_FR"/>
+        </w:rPr>
+      </w:r>
+      <w:r>
+        <w:rPr>
+          <w:lang w:val="fr_FR" w:bidi="fr_FR"/>
+        </w:rPr>
         <w:t>Un autre signe authentique de la connaissance du Christ se révèle dans la façon dont nous traitons les autres croyants. Jean met en garde contre ceux qui prétendent être spirituellement éclairés, mais adoptent une posture de supériorité en se détachant de la communauté. Une telle attitude, selon Jean, équivaut à de la haine.</w:t>
       </w:r>
-      <w:r/>
-      <w:r/>
-    </w:p>
-    <w:p>
-      <w:r/>
+      <w:r>
+        <w:rPr>
+          <w:lang w:val="fr_FR" w:bidi="fr_FR"/>
+        </w:rPr>
+      </w:r>
+      <w:r>
+        <w:rPr>
+          <w:lang w:val="fr_FR" w:bidi="fr_FR"/>
+        </w:rPr>
+      </w:r>
+    </w:p>
+    <w:p>
+      <w:pPr/>
+      <w:r>
+        <w:rPr>
+          <w:lang w:val="fr_FR" w:bidi="fr_FR"/>
+        </w:rPr>
+      </w:r>
     </w:p>
     <w:p>
       <w:pPr>
         <w:pStyle w:val="Heading2"/>
       </w:pPr>
       <w:r>
+        <w:rPr>
+          <w:lang w:val="fr_FR" w:bidi="fr_FR"/>
+        </w:rPr>
         <w:t>1 Jean 2.10</w:t>
       </w:r>
-      <w:r/>
-    </w:p>
-    <w:p>
-      <w:r/>
-      <w:r>
+      <w:r>
+        <w:rPr>
+          <w:lang w:val="fr_FR" w:bidi="fr_FR"/>
+        </w:rPr>
+      </w:r>
+    </w:p>
+    <w:p>
+      <w:pPr/>
+      <w:r>
+        <w:rPr>
+          <w:lang w:val="fr_FR" w:bidi="fr_FR"/>
+        </w:rPr>
+      </w:r>
+      <w:r>
+        <w:rPr>
+          <w:lang w:val="fr_FR" w:bidi="fr_FR"/>
+        </w:rPr>
         <w:t xml:space="preserve">Faire trébucher les autres, c’est aussi les piéger ou les entraîner dans l’erreur. Le mot grec </w:t>
       </w:r>
       <w:r>
         <w:rPr>
           <w:i/>
+          <w:lang w:val="fr_FR" w:bidi="fr_FR"/>
         </w:rPr>
         <w:t>skandalon</w:t>
       </w:r>
       <w:r>
+        <w:rPr>
+          <w:lang w:val="fr_FR" w:bidi="fr_FR"/>
+        </w:rPr>
         <w:t xml:space="preserve"> fait référence à un piège ou à un obstacle placé sur le chemin de quelqu’un. Les gnostiques, en diffusant de faux enseignements sur le Christ, piégeaient les gens dans l’erreur et les maintenaient dans les ténèbres. • </w:t>
       </w:r>
       <w:r>
+        <w:rPr>
+          <w:lang w:val="fr_FR" w:bidi="fr_FR"/>
+        </w:rPr>
         <w:t>demeure dans la lumière</w:t>
       </w:r>
       <w:r>
+        <w:rPr>
+          <w:lang w:val="fr_FR" w:bidi="fr_FR"/>
+        </w:rPr>
         <w:t xml:space="preserve"> : Cela revient à mener une vie pieuse qui soutient la foi des autres chrétiens, au lieu de la freiner.</w:t>
       </w:r>
-      <w:r/>
-      <w:r/>
-    </w:p>
-    <w:p>
-      <w:r/>
+      <w:r>
+        <w:rPr>
+          <w:lang w:val="fr_FR" w:bidi="fr_FR"/>
+        </w:rPr>
+      </w:r>
+      <w:r>
+        <w:rPr>
+          <w:lang w:val="fr_FR" w:bidi="fr_FR"/>
+        </w:rPr>
+      </w:r>
+    </w:p>
+    <w:p>
+      <w:pPr/>
+      <w:r>
+        <w:rPr>
+          <w:lang w:val="fr_FR" w:bidi="fr_FR"/>
+        </w:rPr>
+      </w:r>
     </w:p>
     <w:p>
       <w:pPr>
         <w:pStyle w:val="Heading2"/>
       </w:pPr>
       <w:r>
+        <w:rPr>
+          <w:lang w:val="fr_FR" w:bidi="fr_FR"/>
+        </w:rPr>
         <w:t>1 Jean 2.12–14</w:t>
       </w:r>
-      <w:r/>
-    </w:p>
-    <w:p>
-      <w:r/>
-      <w:r>
+      <w:r>
+        <w:rPr>
+          <w:lang w:val="fr_FR" w:bidi="fr_FR"/>
+        </w:rPr>
+      </w:r>
+    </w:p>
+    <w:p>
+      <w:pPr/>
+      <w:r>
+        <w:rPr>
+          <w:lang w:val="fr_FR" w:bidi="fr_FR"/>
+        </w:rPr>
+      </w:r>
+      <w:r>
+        <w:rPr>
+          <w:lang w:val="fr_FR" w:bidi="fr_FR"/>
+        </w:rPr>
         <w:t>Jean distingue trois catégories de croyants, représentant différents niveaux de maturité spirituelle : les enfants de Dieu</w:t>
       </w:r>
       <w:r>
         <w:rPr>
           <w:i/>
+          <w:lang w:val="fr_FR" w:bidi="fr_FR"/>
         </w:rPr>
         <w:t>,</w:t>
       </w:r>
       <w:r>
+        <w:rPr>
+          <w:lang w:val="fr_FR" w:bidi="fr_FR"/>
+        </w:rPr>
         <w:t xml:space="preserve"> les jeunes dans la foi (littéralement </w:t>
       </w:r>
       <w:r>
         <w:rPr>
           <w:i/>
+          <w:lang w:val="fr_FR" w:bidi="fr_FR"/>
         </w:rPr>
         <w:t>jeunes gens</w:t>
       </w:r>
       <w:r>
+        <w:rPr>
+          <w:lang w:val="fr_FR" w:bidi="fr_FR"/>
+        </w:rPr>
         <w:t xml:space="preserve">), et ceux qui sont mûrs dans la foi (littéralement </w:t>
       </w:r>
       <w:r>
         <w:rPr>
           <w:i/>
+          <w:lang w:val="fr_FR" w:bidi="fr_FR"/>
         </w:rPr>
         <w:t>pères</w:t>
       </w:r>
       <w:r>
+        <w:rPr>
+          <w:lang w:val="fr_FR" w:bidi="fr_FR"/>
+        </w:rPr>
         <w:t>).</w:t>
       </w:r>
-      <w:r/>
-      <w:r/>
-    </w:p>
-    <w:p>
-      <w:r/>
+      <w:r>
+        <w:rPr>
+          <w:lang w:val="fr_FR" w:bidi="fr_FR"/>
+        </w:rPr>
+      </w:r>
+      <w:r>
+        <w:rPr>
+          <w:lang w:val="fr_FR" w:bidi="fr_FR"/>
+        </w:rPr>
+      </w:r>
+    </w:p>
+    <w:p>
+      <w:pPr/>
+      <w:r>
+        <w:rPr>
+          <w:lang w:val="fr_FR" w:bidi="fr_FR"/>
+        </w:rPr>
+      </w:r>
     </w:p>
     <w:p>
       <w:pPr>
         <w:pStyle w:val="Heading2"/>
       </w:pPr>
       <w:r>
+        <w:rPr>
+          <w:lang w:val="fr_FR" w:bidi="fr_FR"/>
+        </w:rPr>
         <w:t>1 Jean 2.15–17</w:t>
       </w:r>
-      <w:r/>
-    </w:p>
-    <w:p>
-      <w:r/>
-      <w:r>
+      <w:r>
+        <w:rPr>
+          <w:lang w:val="fr_FR" w:bidi="fr_FR"/>
+        </w:rPr>
+      </w:r>
+    </w:p>
+    <w:p>
+      <w:pPr/>
+      <w:r>
+        <w:rPr>
+          <w:lang w:val="fr_FR" w:bidi="fr_FR"/>
+        </w:rPr>
+      </w:r>
+      <w:r>
+        <w:rPr>
+          <w:lang w:val="fr_FR" w:bidi="fr_FR"/>
+        </w:rPr>
         <w:t>Le monde désigne un système corrompu, influencé par Satan, qui s’oppose activement à Dieu et à l’avancement du Royaume de Christ sur la terre (</w:t>
       </w:r>
       <w:hyperlink r:id="rId46">
         <w:r>
           <w:rPr>
+            <w:lang w:val="fr_FR" w:bidi="fr_FR"/>
+          </w:rPr>
+          <w:rPr>
             <w:color w:val="0000EE"/>
             <w:u w:val="single"/>
           </w:rPr>
@@ -1145,11 +2171,17 @@
         </w:r>
       </w:hyperlink>
       <w:r>
+        <w:rPr>
+          <w:lang w:val="fr_FR" w:bidi="fr_FR"/>
+        </w:rPr>
         <w:t xml:space="preserve"> ; </w:t>
       </w:r>
       <w:hyperlink r:id="rId47">
         <w:r>
           <w:rPr>
+            <w:lang w:val="fr_FR" w:bidi="fr_FR"/>
+          </w:rPr>
+          <w:rPr>
             <w:color w:val="0000EE"/>
             <w:u w:val="single"/>
           </w:rPr>
@@ -1157,11 +2189,17 @@
         </w:r>
       </w:hyperlink>
       <w:r>
+        <w:rPr>
+          <w:lang w:val="fr_FR" w:bidi="fr_FR"/>
+        </w:rPr>
         <w:t xml:space="preserve"> ; </w:t>
       </w:r>
       <w:hyperlink r:id="rId48">
         <w:r>
           <w:rPr>
+            <w:lang w:val="fr_FR" w:bidi="fr_FR"/>
+          </w:rPr>
+          <w:rPr>
             <w:color w:val="0000EE"/>
             <w:u w:val="single"/>
           </w:rPr>
@@ -1169,11 +2207,17 @@
         </w:r>
       </w:hyperlink>
       <w:r>
+        <w:rPr>
+          <w:lang w:val="fr_FR" w:bidi="fr_FR"/>
+        </w:rPr>
         <w:t xml:space="preserve"> ; </w:t>
       </w:r>
       <w:hyperlink r:id="rId49">
         <w:r>
           <w:rPr>
+            <w:lang w:val="fr_FR" w:bidi="fr_FR"/>
+          </w:rPr>
+          <w:rPr>
             <w:color w:val="0000EE"/>
             <w:u w:val="single"/>
           </w:rPr>
@@ -1181,11 +2225,17 @@
         </w:r>
       </w:hyperlink>
       <w:r>
+        <w:rPr>
+          <w:lang w:val="fr_FR" w:bidi="fr_FR"/>
+        </w:rPr>
         <w:t xml:space="preserve"> ; </w:t>
       </w:r>
       <w:hyperlink r:id="rId50">
         <w:r>
           <w:rPr>
+            <w:lang w:val="fr_FR" w:bidi="fr_FR"/>
+          </w:rPr>
+          <w:rPr>
             <w:color w:val="0000EE"/>
             <w:u w:val="single"/>
           </w:rPr>
@@ -1193,11 +2243,17 @@
         </w:r>
       </w:hyperlink>
       <w:r>
+        <w:rPr>
+          <w:lang w:val="fr_FR" w:bidi="fr_FR"/>
+        </w:rPr>
         <w:t xml:space="preserve"> ; </w:t>
       </w:r>
       <w:hyperlink r:id="rId51">
         <w:r>
           <w:rPr>
+            <w:lang w:val="fr_FR" w:bidi="fr_FR"/>
+          </w:rPr>
+          <w:rPr>
             <w:color w:val="0000EE"/>
             <w:u w:val="single"/>
           </w:rPr>
@@ -1205,11 +2261,17 @@
         </w:r>
       </w:hyperlink>
       <w:r>
+        <w:rPr>
+          <w:lang w:val="fr_FR" w:bidi="fr_FR"/>
+        </w:rPr>
         <w:t xml:space="preserve"> ; </w:t>
       </w:r>
       <w:hyperlink r:id="rId52">
         <w:r>
           <w:rPr>
+            <w:lang w:val="fr_FR" w:bidi="fr_FR"/>
+          </w:rPr>
+          <w:rPr>
             <w:color w:val="0000EE"/>
             <w:u w:val="single"/>
           </w:rPr>
@@ -1217,11 +2279,17 @@
         </w:r>
       </w:hyperlink>
       <w:r>
+        <w:rPr>
+          <w:lang w:val="fr_FR" w:bidi="fr_FR"/>
+        </w:rPr>
         <w:t xml:space="preserve"> ; </w:t>
       </w:r>
       <w:hyperlink r:id="rId53">
         <w:r>
           <w:rPr>
+            <w:lang w:val="fr_FR" w:bidi="fr_FR"/>
+          </w:rPr>
+          <w:rPr>
             <w:color w:val="0000EE"/>
             <w:u w:val="single"/>
           </w:rPr>
@@ -1229,31 +2297,65 @@
         </w:r>
       </w:hyperlink>
       <w:r>
+        <w:rPr>
+          <w:lang w:val="fr_FR" w:bidi="fr_FR"/>
+        </w:rPr>
         <w:t>). Ce système cherche à séduire les humains en attisant leurs désirs charnels, les détournant ainsi de Dieu. Ceux qui en font partie ont un profond besoin d’être délivrés et rachetés par Dieu.</w:t>
       </w:r>
-      <w:r/>
-      <w:r/>
-    </w:p>
-    <w:p>
-      <w:r/>
+      <w:r>
+        <w:rPr>
+          <w:lang w:val="fr_FR" w:bidi="fr_FR"/>
+        </w:rPr>
+      </w:r>
+      <w:r>
+        <w:rPr>
+          <w:lang w:val="fr_FR" w:bidi="fr_FR"/>
+        </w:rPr>
+      </w:r>
+    </w:p>
+    <w:p>
+      <w:pPr/>
+      <w:r>
+        <w:rPr>
+          <w:lang w:val="fr_FR" w:bidi="fr_FR"/>
+        </w:rPr>
+      </w:r>
     </w:p>
     <w:p>
       <w:pPr>
         <w:pStyle w:val="Heading2"/>
       </w:pPr>
       <w:r>
+        <w:rPr>
+          <w:lang w:val="fr_FR" w:bidi="fr_FR"/>
+        </w:rPr>
         <w:t>1 Jean 2.18</w:t>
       </w:r>
-      <w:r/>
-    </w:p>
-    <w:p>
-      <w:r/>
-      <w:r>
+      <w:r>
+        <w:rPr>
+          <w:lang w:val="fr_FR" w:bidi="fr_FR"/>
+        </w:rPr>
+      </w:r>
+    </w:p>
+    <w:p>
+      <w:pPr/>
+      <w:r>
+        <w:rPr>
+          <w:lang w:val="fr_FR" w:bidi="fr_FR"/>
+        </w:rPr>
+      </w:r>
+      <w:r>
+        <w:rPr>
+          <w:lang w:val="fr_FR" w:bidi="fr_FR"/>
+        </w:rPr>
         <w:t xml:space="preserve">Antéchrist signifie littéralement « à la place du Christ ». Il s’attribue ce qui revient à Jésus et cherche à se faire passer pour un substitut du véritable Christ (cf. </w:t>
       </w:r>
       <w:hyperlink r:id="rId54">
         <w:r>
           <w:rPr>
+            <w:lang w:val="fr_FR" w:bidi="fr_FR"/>
+          </w:rPr>
+          <w:rPr>
             <w:color w:val="0000EE"/>
             <w:u w:val="single"/>
           </w:rPr>
@@ -1261,11 +2363,17 @@
         </w:r>
       </w:hyperlink>
       <w:r>
+        <w:rPr>
+          <w:lang w:val="fr_FR" w:bidi="fr_FR"/>
+        </w:rPr>
         <w:t xml:space="preserve"> et </w:t>
       </w:r>
       <w:hyperlink r:id="rId55">
         <w:r>
           <w:rPr>
+            <w:lang w:val="fr_FR" w:bidi="fr_FR"/>
+          </w:rPr>
+          <w:rPr>
             <w:color w:val="0000EE"/>
             <w:u w:val="single"/>
           </w:rPr>
@@ -1273,17 +2381,29 @@
         </w:r>
       </w:hyperlink>
       <w:r>
+        <w:rPr>
+          <w:lang w:val="fr_FR" w:bidi="fr_FR"/>
+        </w:rPr>
         <w:t xml:space="preserve">). • </w:t>
       </w:r>
       <w:r>
+        <w:rPr>
+          <w:lang w:val="fr_FR" w:bidi="fr_FR"/>
+        </w:rPr>
         <w:t>il y a maintenant plusieurs antéchrists</w:t>
       </w:r>
       <w:r>
+        <w:rPr>
+          <w:lang w:val="fr_FR" w:bidi="fr_FR"/>
+        </w:rPr>
         <w:t xml:space="preserve"> : Ce sont les faux enseignants qui nient que Jésus est le Christ, le Fils de Dieu (</w:t>
       </w:r>
       <w:hyperlink r:id="rId56">
         <w:r>
           <w:rPr>
+            <w:lang w:val="fr_FR" w:bidi="fr_FR"/>
+          </w:rPr>
+          <w:rPr>
             <w:color w:val="0000EE"/>
             <w:u w:val="single"/>
           </w:rPr>
@@ -1291,11 +2411,17 @@
         </w:r>
       </w:hyperlink>
       <w:r>
+        <w:rPr>
+          <w:lang w:val="fr_FR" w:bidi="fr_FR"/>
+        </w:rPr>
         <w:t>), venu en chair (</w:t>
       </w:r>
       <w:hyperlink r:id="rId57">
         <w:r>
           <w:rPr>
+            <w:lang w:val="fr_FR" w:bidi="fr_FR"/>
+          </w:rPr>
+          <w:rPr>
             <w:color w:val="0000EE"/>
             <w:u w:val="single"/>
           </w:rPr>
@@ -1303,11 +2429,17 @@
         </w:r>
       </w:hyperlink>
       <w:r>
+        <w:rPr>
+          <w:lang w:val="fr_FR" w:bidi="fr_FR"/>
+        </w:rPr>
         <w:t xml:space="preserve"> ; </w:t>
       </w:r>
       <w:hyperlink r:id="rId58">
         <w:r>
           <w:rPr>
+            <w:lang w:val="fr_FR" w:bidi="fr_FR"/>
+          </w:rPr>
+          <w:rPr>
             <w:color w:val="0000EE"/>
             <w:u w:val="single"/>
           </w:rPr>
@@ -1315,34 +2447,71 @@
         </w:r>
       </w:hyperlink>
       <w:r>
+        <w:rPr>
+          <w:lang w:val="fr_FR" w:bidi="fr_FR"/>
+        </w:rPr>
         <w:t>).</w:t>
       </w:r>
-      <w:r/>
-      <w:r/>
-    </w:p>
-    <w:p>
-      <w:r/>
+      <w:r>
+        <w:rPr>
+          <w:lang w:val="fr_FR" w:bidi="fr_FR"/>
+        </w:rPr>
+      </w:r>
+      <w:r>
+        <w:rPr>
+          <w:lang w:val="fr_FR" w:bidi="fr_FR"/>
+        </w:rPr>
+      </w:r>
+    </w:p>
+    <w:p>
+      <w:pPr/>
+      <w:r>
+        <w:rPr>
+          <w:lang w:val="fr_FR" w:bidi="fr_FR"/>
+        </w:rPr>
+      </w:r>
     </w:p>
     <w:p>
       <w:pPr>
         <w:pStyle w:val="Heading2"/>
       </w:pPr>
       <w:r>
+        <w:rPr>
+          <w:lang w:val="fr_FR" w:bidi="fr_FR"/>
+        </w:rPr>
         <w:t>1 Jean 2.19</w:t>
       </w:r>
-      <w:r/>
-    </w:p>
-    <w:p>
-      <w:r/>
-      <w:r>
+      <w:r>
+        <w:rPr>
+          <w:lang w:val="fr_FR" w:bidi="fr_FR"/>
+        </w:rPr>
+      </w:r>
+    </w:p>
+    <w:p>
+      <w:pPr/>
+      <w:r>
+        <w:rPr>
+          <w:lang w:val="fr_FR" w:bidi="fr_FR"/>
+        </w:rPr>
+      </w:r>
+      <w:r>
+        <w:rPr>
+          <w:lang w:val="fr_FR" w:bidi="fr_FR"/>
+        </w:rPr>
         <w:t>Ils sont sortis du milieu de nous</w:t>
       </w:r>
       <w:r>
+        <w:rPr>
+          <w:lang w:val="fr_FR" w:bidi="fr_FR"/>
+        </w:rPr>
         <w:t xml:space="preserve"> : C’est la première prise de position explicite de Jean concernant les faux enseignants. Autrefois, ils faisaient partie intégrante de la communauté, en communion avec Jean et les autres apôtres. Mais ils ont rompu cette communion pour former un groupe séparé, fondé sur des enseignements erronés au sujet de Jésus (voir </w:t>
       </w:r>
       <w:hyperlink r:id="rId59">
         <w:r>
           <w:rPr>
+            <w:lang w:val="fr_FR" w:bidi="fr_FR"/>
+          </w:rPr>
+          <w:rPr>
             <w:color w:val="0000EE"/>
             <w:u w:val="single"/>
           </w:rPr>
@@ -1350,11 +2519,17 @@
         </w:r>
       </w:hyperlink>
       <w:r>
+        <w:rPr>
+          <w:lang w:val="fr_FR" w:bidi="fr_FR"/>
+        </w:rPr>
         <w:t xml:space="preserve"> ; </w:t>
       </w:r>
       <w:hyperlink r:id="rId58">
         <w:r>
           <w:rPr>
+            <w:lang w:val="fr_FR" w:bidi="fr_FR"/>
+          </w:rPr>
+          <w:rPr>
             <w:color w:val="0000EE"/>
             <w:u w:val="single"/>
           </w:rPr>
@@ -1362,11 +2537,17 @@
         </w:r>
       </w:hyperlink>
       <w:r>
+        <w:rPr>
+          <w:lang w:val="fr_FR" w:bidi="fr_FR"/>
+        </w:rPr>
         <w:t xml:space="preserve"> ; </w:t>
       </w:r>
       <w:hyperlink r:id="rId60">
         <w:r>
           <w:rPr>
+            <w:lang w:val="fr_FR" w:bidi="fr_FR"/>
+          </w:rPr>
+          <w:rPr>
             <w:color w:val="0000EE"/>
             <w:u w:val="single"/>
           </w:rPr>
@@ -1374,43 +2555,89 @@
         </w:r>
       </w:hyperlink>
       <w:r>
+        <w:rPr>
+          <w:lang w:val="fr_FR" w:bidi="fr_FR"/>
+        </w:rPr>
         <w:t xml:space="preserve">). • </w:t>
       </w:r>
       <w:r>
+        <w:rPr>
+          <w:lang w:val="fr_FR" w:bidi="fr_FR"/>
+        </w:rPr>
         <w:t>mais ils n’étaient pas des nôtres</w:t>
       </w:r>
       <w:r>
+        <w:rPr>
+          <w:lang w:val="fr_FR" w:bidi="fr_FR"/>
+        </w:rPr>
         <w:t xml:space="preserve"> : Leur départ démontre qu’ils n’étaient pas de véritables croyants. Les vrais croyants seraient restés en communion avec les apôtres et leurs enseignements.</w:t>
       </w:r>
-      <w:r/>
-      <w:r/>
-    </w:p>
-    <w:p>
-      <w:r/>
+      <w:r>
+        <w:rPr>
+          <w:lang w:val="fr_FR" w:bidi="fr_FR"/>
+        </w:rPr>
+      </w:r>
+      <w:r>
+        <w:rPr>
+          <w:lang w:val="fr_FR" w:bidi="fr_FR"/>
+        </w:rPr>
+      </w:r>
+    </w:p>
+    <w:p>
+      <w:pPr/>
+      <w:r>
+        <w:rPr>
+          <w:lang w:val="fr_FR" w:bidi="fr_FR"/>
+        </w:rPr>
+      </w:r>
     </w:p>
     <w:p>
       <w:pPr>
         <w:pStyle w:val="Heading2"/>
       </w:pPr>
       <w:r>
+        <w:rPr>
+          <w:lang w:val="fr_FR" w:bidi="fr_FR"/>
+        </w:rPr>
         <w:t>1 Jean 2.20–23</w:t>
       </w:r>
-      <w:r/>
-    </w:p>
-    <w:p>
-      <w:r/>
-      <w:r>
+      <w:r>
+        <w:rPr>
+          <w:lang w:val="fr_FR" w:bidi="fr_FR"/>
+        </w:rPr>
+      </w:r>
+    </w:p>
+    <w:p>
+      <w:pPr/>
+      <w:r>
+        <w:rPr>
+          <w:lang w:val="fr_FR" w:bidi="fr_FR"/>
+        </w:rPr>
+      </w:r>
+      <w:r>
+        <w:rPr>
+          <w:lang w:val="fr_FR" w:bidi="fr_FR"/>
+        </w:rPr>
         <w:t>v</w:t>
       </w:r>
       <w:r>
+        <w:rPr>
+          <w:lang w:val="fr_FR" w:bidi="fr_FR"/>
+        </w:rPr>
         <w:t xml:space="preserve">ous avez reçu l’onction de la part de celui qui est saint </w:t>
       </w:r>
       <w:r>
+        <w:rPr>
+          <w:lang w:val="fr_FR" w:bidi="fr_FR"/>
+        </w:rPr>
         <w:t xml:space="preserve">: Le Saint-Esprit accorde aux croyants la capacité de discerner et de comprendre la vérité spirituelle (voir </w:t>
       </w:r>
       <w:hyperlink r:id="rId61">
         <w:r>
           <w:rPr>
+            <w:lang w:val="fr_FR" w:bidi="fr_FR"/>
+          </w:rPr>
+          <w:rPr>
             <w:color w:val="0000EE"/>
             <w:u w:val="single"/>
           </w:rPr>
@@ -1418,11 +2645,17 @@
         </w:r>
       </w:hyperlink>
       <w:r>
+        <w:rPr>
+          <w:lang w:val="fr_FR" w:bidi="fr_FR"/>
+        </w:rPr>
         <w:t xml:space="preserve"> ; </w:t>
       </w:r>
       <w:hyperlink r:id="rId62">
         <w:r>
           <w:rPr>
+            <w:lang w:val="fr_FR" w:bidi="fr_FR"/>
+          </w:rPr>
+          <w:rPr>
             <w:color w:val="0000EE"/>
             <w:u w:val="single"/>
           </w:rPr>
@@ -1430,11 +2663,17 @@
         </w:r>
       </w:hyperlink>
       <w:r>
+        <w:rPr>
+          <w:lang w:val="fr_FR" w:bidi="fr_FR"/>
+        </w:rPr>
         <w:t xml:space="preserve"> ; </w:t>
       </w:r>
       <w:hyperlink r:id="rId63">
         <w:r>
           <w:rPr>
+            <w:lang w:val="fr_FR" w:bidi="fr_FR"/>
+          </w:rPr>
+          <w:rPr>
             <w:color w:val="0000EE"/>
             <w:u w:val="single"/>
           </w:rPr>
@@ -1442,31 +2681,65 @@
         </w:r>
       </w:hyperlink>
       <w:r>
+        <w:rPr>
+          <w:lang w:val="fr_FR" w:bidi="fr_FR"/>
+        </w:rPr>
         <w:t>). Ceux qui ont reçu l’Esprit connaissent la vérité concernant le Père et le Fils, et sont capables de reconnaître ce qui s’écarte de l’enseignement authentique transmis par les apôtres.</w:t>
       </w:r>
-      <w:r/>
-      <w:r/>
-    </w:p>
-    <w:p>
-      <w:r/>
+      <w:r>
+        <w:rPr>
+          <w:lang w:val="fr_FR" w:bidi="fr_FR"/>
+        </w:rPr>
+      </w:r>
+      <w:r>
+        <w:rPr>
+          <w:lang w:val="fr_FR" w:bidi="fr_FR"/>
+        </w:rPr>
+      </w:r>
+    </w:p>
+    <w:p>
+      <w:pPr/>
+      <w:r>
+        <w:rPr>
+          <w:lang w:val="fr_FR" w:bidi="fr_FR"/>
+        </w:rPr>
+      </w:r>
     </w:p>
     <w:p>
       <w:pPr>
         <w:pStyle w:val="Heading2"/>
       </w:pPr>
       <w:r>
+        <w:rPr>
+          <w:lang w:val="fr_FR" w:bidi="fr_FR"/>
+        </w:rPr>
         <w:t>1 Jean 2.22</w:t>
       </w:r>
-      <w:r/>
-    </w:p>
-    <w:p>
-      <w:r/>
-      <w:r>
+      <w:r>
+        <w:rPr>
+          <w:lang w:val="fr_FR" w:bidi="fr_FR"/>
+        </w:rPr>
+      </w:r>
+    </w:p>
+    <w:p>
+      <w:pPr/>
+      <w:r>
+        <w:rPr>
+          <w:lang w:val="fr_FR" w:bidi="fr_FR"/>
+        </w:rPr>
+      </w:r>
+      <w:r>
+        <w:rPr>
+          <w:lang w:val="fr_FR" w:bidi="fr_FR"/>
+        </w:rPr>
         <w:t>Jean qualifie de menteur tout faux enseignant qui nie que Jésus est le Christ, le Fils de Dieu et le seul pouvant véritablement révéler le Père (</w:t>
       </w:r>
       <w:hyperlink r:id="rId57">
         <w:r>
           <w:rPr>
+            <w:lang w:val="fr_FR" w:bidi="fr_FR"/>
+          </w:rPr>
+          <w:rPr>
             <w:color w:val="0000EE"/>
             <w:u w:val="single"/>
           </w:rPr>
@@ -1474,31 +2747,65 @@
         </w:r>
       </w:hyperlink>
       <w:r>
+        <w:rPr>
+          <w:lang w:val="fr_FR" w:bidi="fr_FR"/>
+        </w:rPr>
         <w:t>).</w:t>
       </w:r>
-      <w:r/>
-      <w:r/>
-    </w:p>
-    <w:p>
-      <w:r/>
+      <w:r>
+        <w:rPr>
+          <w:lang w:val="fr_FR" w:bidi="fr_FR"/>
+        </w:rPr>
+      </w:r>
+      <w:r>
+        <w:rPr>
+          <w:lang w:val="fr_FR" w:bidi="fr_FR"/>
+        </w:rPr>
+      </w:r>
+    </w:p>
+    <w:p>
+      <w:pPr/>
+      <w:r>
+        <w:rPr>
+          <w:lang w:val="fr_FR" w:bidi="fr_FR"/>
+        </w:rPr>
+      </w:r>
     </w:p>
     <w:p>
       <w:pPr>
         <w:pStyle w:val="Heading2"/>
       </w:pPr>
       <w:r>
+        <w:rPr>
+          <w:lang w:val="fr_FR" w:bidi="fr_FR"/>
+        </w:rPr>
         <w:t>1 Jean 2.24–25</w:t>
       </w:r>
-      <w:r/>
-    </w:p>
-    <w:p>
-      <w:r/>
-      <w:r>
+      <w:r>
+        <w:rPr>
+          <w:lang w:val="fr_FR" w:bidi="fr_FR"/>
+        </w:rPr>
+      </w:r>
+    </w:p>
+    <w:p>
+      <w:pPr/>
+      <w:r>
+        <w:rPr>
+          <w:lang w:val="fr_FR" w:bidi="fr_FR"/>
+        </w:rPr>
+      </w:r>
+      <w:r>
+        <w:rPr>
+          <w:lang w:val="fr_FR" w:bidi="fr_FR"/>
+        </w:rPr>
         <w:t>Jean encourage ses lecteurs à rejeter les mensonges des antéchrists et à demeurer fidèles à la vérité transmise par lui et les autres apôtres. En restant attachés à cette vérité, ils demeureront en communion avec le Fils et le Père, et posséderont l’assurance de la vie éternelle (</w:t>
       </w:r>
       <w:hyperlink r:id="rId64">
         <w:r>
           <w:rPr>
+            <w:lang w:val="fr_FR" w:bidi="fr_FR"/>
+          </w:rPr>
+          <w:rPr>
             <w:color w:val="0000EE"/>
             <w:u w:val="single"/>
           </w:rPr>
@@ -1506,11 +2813,17 @@
         </w:r>
       </w:hyperlink>
       <w:r>
+        <w:rPr>
+          <w:lang w:val="fr_FR" w:bidi="fr_FR"/>
+        </w:rPr>
         <w:t xml:space="preserve">, </w:t>
       </w:r>
       <w:hyperlink r:id="rId65">
         <w:r>
           <w:rPr>
+            <w:lang w:val="fr_FR" w:bidi="fr_FR"/>
+          </w:rPr>
+          <w:rPr>
             <w:color w:val="0000EE"/>
             <w:u w:val="single"/>
           </w:rPr>
@@ -1518,11 +2831,17 @@
         </w:r>
       </w:hyperlink>
       <w:r>
+        <w:rPr>
+          <w:lang w:val="fr_FR" w:bidi="fr_FR"/>
+        </w:rPr>
         <w:t xml:space="preserve">; </w:t>
       </w:r>
       <w:hyperlink r:id="rId66">
         <w:r>
           <w:rPr>
+            <w:lang w:val="fr_FR" w:bidi="fr_FR"/>
+          </w:rPr>
+          <w:rPr>
             <w:color w:val="0000EE"/>
             <w:u w:val="single"/>
           </w:rPr>
@@ -1530,11 +2849,17 @@
         </w:r>
       </w:hyperlink>
       <w:r>
+        <w:rPr>
+          <w:lang w:val="fr_FR" w:bidi="fr_FR"/>
+        </w:rPr>
         <w:t xml:space="preserve">, </w:t>
       </w:r>
       <w:hyperlink r:id="rId67">
         <w:r>
           <w:rPr>
+            <w:lang w:val="fr_FR" w:bidi="fr_FR"/>
+          </w:rPr>
+          <w:rPr>
             <w:color w:val="0000EE"/>
             <w:u w:val="single"/>
           </w:rPr>
@@ -1542,11 +2867,17 @@
         </w:r>
       </w:hyperlink>
       <w:r>
+        <w:rPr>
+          <w:lang w:val="fr_FR" w:bidi="fr_FR"/>
+        </w:rPr>
         <w:t xml:space="preserve">, </w:t>
       </w:r>
       <w:hyperlink r:id="rId68">
         <w:r>
           <w:rPr>
+            <w:lang w:val="fr_FR" w:bidi="fr_FR"/>
+          </w:rPr>
+          <w:rPr>
             <w:color w:val="0000EE"/>
             <w:u w:val="single"/>
           </w:rPr>
@@ -1554,11 +2885,17 @@
         </w:r>
       </w:hyperlink>
       <w:r>
+        <w:rPr>
+          <w:lang w:val="fr_FR" w:bidi="fr_FR"/>
+        </w:rPr>
         <w:t xml:space="preserve">; </w:t>
       </w:r>
       <w:hyperlink r:id="rId69">
         <w:r>
           <w:rPr>
+            <w:lang w:val="fr_FR" w:bidi="fr_FR"/>
+          </w:rPr>
+          <w:rPr>
             <w:color w:val="0000EE"/>
             <w:u w:val="single"/>
           </w:rPr>
@@ -1566,51 +2903,113 @@
         </w:r>
       </w:hyperlink>
       <w:r>
+        <w:rPr>
+          <w:lang w:val="fr_FR" w:bidi="fr_FR"/>
+        </w:rPr>
         <w:t>).</w:t>
       </w:r>
-      <w:r/>
-      <w:r/>
-    </w:p>
-    <w:p>
-      <w:r/>
+      <w:r>
+        <w:rPr>
+          <w:lang w:val="fr_FR" w:bidi="fr_FR"/>
+        </w:rPr>
+      </w:r>
+      <w:r>
+        <w:rPr>
+          <w:lang w:val="fr_FR" w:bidi="fr_FR"/>
+        </w:rPr>
+      </w:r>
+    </w:p>
+    <w:p>
+      <w:pPr/>
+      <w:r>
+        <w:rPr>
+          <w:lang w:val="fr_FR" w:bidi="fr_FR"/>
+        </w:rPr>
+      </w:r>
     </w:p>
     <w:p>
       <w:pPr>
         <w:pStyle w:val="Heading2"/>
       </w:pPr>
       <w:r>
+        <w:rPr>
+          <w:lang w:val="fr_FR" w:bidi="fr_FR"/>
+        </w:rPr>
         <w:t>1 Jean 2.28–29</w:t>
       </w:r>
-      <w:r/>
-    </w:p>
-    <w:p>
-      <w:r/>
-      <w:r>
+      <w:r>
+        <w:rPr>
+          <w:lang w:val="fr_FR" w:bidi="fr_FR"/>
+        </w:rPr>
+      </w:r>
+    </w:p>
+    <w:p>
+      <w:pPr/>
+      <w:r>
+        <w:rPr>
+          <w:lang w:val="fr_FR" w:bidi="fr_FR"/>
+        </w:rPr>
+      </w:r>
+      <w:r>
+        <w:rPr>
+          <w:lang w:val="fr_FR" w:bidi="fr_FR"/>
+        </w:rPr>
         <w:t>Rester en communion avec Christ implique, entre autres, de ne pas se laisser égarer par de faux enseignements. Si les lecteurs de Jean prêtent attention à ces mensonges, ils risquent de rompre cette communion et, au retour de Christ, d’avoir à se retirer de lui avec honte, à cause du jugement qui les attend.</w:t>
       </w:r>
-      <w:r/>
-      <w:r/>
-    </w:p>
-    <w:p>
-      <w:r/>
+      <w:r>
+        <w:rPr>
+          <w:lang w:val="fr_FR" w:bidi="fr_FR"/>
+        </w:rPr>
+      </w:r>
+      <w:r>
+        <w:rPr>
+          <w:lang w:val="fr_FR" w:bidi="fr_FR"/>
+        </w:rPr>
+      </w:r>
+    </w:p>
+    <w:p>
+      <w:pPr/>
+      <w:r>
+        <w:rPr>
+          <w:lang w:val="fr_FR" w:bidi="fr_FR"/>
+        </w:rPr>
+      </w:r>
     </w:p>
     <w:p>
       <w:pPr>
         <w:pStyle w:val="Heading2"/>
       </w:pPr>
       <w:r>
+        <w:rPr>
+          <w:lang w:val="fr_FR" w:bidi="fr_FR"/>
+        </w:rPr>
         <w:t>1 Jean 3.1–3</w:t>
       </w:r>
-      <w:r/>
-    </w:p>
-    <w:p>
-      <w:r/>
-      <w:r>
+      <w:r>
+        <w:rPr>
+          <w:lang w:val="fr_FR" w:bidi="fr_FR"/>
+        </w:rPr>
+      </w:r>
+    </w:p>
+    <w:p>
+      <w:pPr/>
+      <w:r>
+        <w:rPr>
+          <w:lang w:val="fr_FR" w:bidi="fr_FR"/>
+        </w:rPr>
+      </w:r>
+      <w:r>
+        <w:rPr>
+          <w:lang w:val="fr_FR" w:bidi="fr_FR"/>
+        </w:rPr>
         <w:t xml:space="preserve">Lorsque Christ reviendra, nous serons semblables à lui, car nous le verrons tel qu’il est réellement. En tant qu’enfants de Dieu, nous portons déjà son image et nous serons appelés à partager sa gloire (voir </w:t>
       </w:r>
       <w:hyperlink r:id="rId70">
         <w:r>
           <w:rPr>
+            <w:lang w:val="fr_FR" w:bidi="fr_FR"/>
+          </w:rPr>
+          <w:rPr>
             <w:color w:val="0000EE"/>
             <w:u w:val="single"/>
           </w:rPr>
@@ -1618,11 +3017,17 @@
         </w:r>
       </w:hyperlink>
       <w:r>
+        <w:rPr>
+          <w:lang w:val="fr_FR" w:bidi="fr_FR"/>
+        </w:rPr>
         <w:t>). • Ceux qui ont cette espérance dans leur cœur se purifient eux-mêmes, cherchant à devenir toujours plus semblables à Christ, dans l’attente de sa glorieuse apparition. C’est en grande partie pour cela que les véritables enfants de Dieu n’auront pas honte à son retour (</w:t>
       </w:r>
       <w:hyperlink r:id="rId71">
         <w:r>
           <w:rPr>
+            <w:lang w:val="fr_FR" w:bidi="fr_FR"/>
+          </w:rPr>
+          <w:rPr>
             <w:color w:val="0000EE"/>
             <w:u w:val="single"/>
           </w:rPr>
@@ -1630,34 +3035,71 @@
         </w:r>
       </w:hyperlink>
       <w:r>
+        <w:rPr>
+          <w:lang w:val="fr_FR" w:bidi="fr_FR"/>
+        </w:rPr>
         <w:t>).</w:t>
       </w:r>
-      <w:r/>
-      <w:r/>
-    </w:p>
-    <w:p>
-      <w:r/>
+      <w:r>
+        <w:rPr>
+          <w:lang w:val="fr_FR" w:bidi="fr_FR"/>
+        </w:rPr>
+      </w:r>
+      <w:r>
+        <w:rPr>
+          <w:lang w:val="fr_FR" w:bidi="fr_FR"/>
+        </w:rPr>
+      </w:r>
+    </w:p>
+    <w:p>
+      <w:pPr/>
+      <w:r>
+        <w:rPr>
+          <w:lang w:val="fr_FR" w:bidi="fr_FR"/>
+        </w:rPr>
+      </w:r>
     </w:p>
     <w:p>
       <w:pPr>
         <w:pStyle w:val="Heading2"/>
       </w:pPr>
       <w:r>
+        <w:rPr>
+          <w:lang w:val="fr_FR" w:bidi="fr_FR"/>
+        </w:rPr>
         <w:t>1 Jean 3.4–10</w:t>
       </w:r>
-      <w:r/>
-    </w:p>
-    <w:p>
-      <w:r/>
-      <w:r>
+      <w:r>
+        <w:rPr>
+          <w:lang w:val="fr_FR" w:bidi="fr_FR"/>
+        </w:rPr>
+      </w:r>
+    </w:p>
+    <w:p>
+      <w:pPr/>
+      <w:r>
+        <w:rPr>
+          <w:lang w:val="fr_FR" w:bidi="fr_FR"/>
+        </w:rPr>
+      </w:r>
+      <w:r>
+        <w:rPr>
+          <w:lang w:val="fr_FR" w:bidi="fr_FR"/>
+        </w:rPr>
         <w:t>Cette section aborde ce que signifie de mener une vie pure</w:t>
       </w:r>
       <w:r>
+        <w:rPr>
+          <w:lang w:val="fr_FR" w:bidi="fr_FR"/>
+        </w:rPr>
         <w:t xml:space="preserve"> (</w:t>
       </w:r>
       <w:hyperlink r:id="rId72">
         <w:r>
           <w:rPr>
+            <w:lang w:val="fr_FR" w:bidi="fr_FR"/>
+          </w:rPr>
+          <w:rPr>
             <w:color w:val="0000EE"/>
             <w:u w:val="single"/>
           </w:rPr>
@@ -1665,17 +3107,29 @@
         </w:r>
       </w:hyperlink>
       <w:r>
+        <w:rPr>
+          <w:lang w:val="fr_FR" w:bidi="fr_FR"/>
+        </w:rPr>
         <w:t xml:space="preserve">). </w:t>
       </w:r>
       <w:r>
+        <w:rPr>
+          <w:lang w:val="fr_FR" w:bidi="fr_FR"/>
+        </w:rPr>
         <w:t>Être né dans la famille de Dieu implique une purification : une existence marquée par le péché (une absence persistante de pureté) révèle qu’une personne n’est pas véritablement un enfant de Dieu. Le péché est incompatible avec la nature nouvelle reçue par la nouvelle naissance. Jean exhorte les croyants à pratiquer la justice, manifestant ainsi leur union avec Christ et sa justice. Les véritables enfants de Dieu ne vivent pas dans le péché ; mais cela ne signifie pas une absence totale de péché, comme le prétendaient les faux enseignants</w:t>
       </w:r>
       <w:r>
+        <w:rPr>
+          <w:lang w:val="fr_FR" w:bidi="fr_FR"/>
+        </w:rPr>
         <w:t xml:space="preserve"> (voir </w:t>
       </w:r>
       <w:hyperlink r:id="rId73">
         <w:r>
           <w:rPr>
+            <w:lang w:val="fr_FR" w:bidi="fr_FR"/>
+          </w:rPr>
+          <w:rPr>
             <w:color w:val="0000EE"/>
             <w:u w:val="single"/>
           </w:rPr>
@@ -1683,46 +3137,95 @@
         </w:r>
       </w:hyperlink>
       <w:r>
+        <w:rPr>
+          <w:lang w:val="fr_FR" w:bidi="fr_FR"/>
+        </w:rPr>
         <w:t xml:space="preserve"> et </w:t>
       </w:r>
       <w:r>
+        <w:rPr>
+          <w:lang w:val="fr_FR" w:bidi="fr_FR"/>
+        </w:rPr>
         <w:t>notes d'étude correspondantes</w:t>
       </w:r>
       <w:r>
+        <w:rPr>
+          <w:lang w:val="fr_FR" w:bidi="fr_FR"/>
+        </w:rPr>
         <w:t>).</w:t>
       </w:r>
-      <w:r/>
-      <w:r/>
-    </w:p>
-    <w:p>
-      <w:r/>
+      <w:r>
+        <w:rPr>
+          <w:lang w:val="fr_FR" w:bidi="fr_FR"/>
+        </w:rPr>
+      </w:r>
+      <w:r>
+        <w:rPr>
+          <w:lang w:val="fr_FR" w:bidi="fr_FR"/>
+        </w:rPr>
+      </w:r>
+    </w:p>
+    <w:p>
+      <w:pPr/>
+      <w:r>
+        <w:rPr>
+          <w:lang w:val="fr_FR" w:bidi="fr_FR"/>
+        </w:rPr>
+      </w:r>
     </w:p>
     <w:p>
       <w:pPr>
         <w:pStyle w:val="Heading2"/>
       </w:pPr>
       <w:r>
+        <w:rPr>
+          <w:lang w:val="fr_FR" w:bidi="fr_FR"/>
+        </w:rPr>
         <w:t>1 Jean 3.6</w:t>
       </w:r>
-      <w:r/>
-    </w:p>
-    <w:p>
-      <w:r/>
-      <w:r>
+      <w:r>
+        <w:rPr>
+          <w:lang w:val="fr_FR" w:bidi="fr_FR"/>
+        </w:rPr>
+      </w:r>
+    </w:p>
+    <w:p>
+      <w:pPr/>
+      <w:r>
+        <w:rPr>
+          <w:lang w:val="fr_FR" w:bidi="fr_FR"/>
+        </w:rPr>
+      </w:r>
+      <w:r>
+        <w:rPr>
+          <w:lang w:val="fr_FR" w:bidi="fr_FR"/>
+        </w:rPr>
         <w:t xml:space="preserve">demeure en lui </w:t>
       </w:r>
       <w:r>
+        <w:rPr>
+          <w:lang w:val="fr_FR" w:bidi="fr_FR"/>
+        </w:rPr>
         <w:t xml:space="preserve">(grec menō) : Cela </w:t>
       </w:r>
       <w:r>
+        <w:rPr>
+          <w:lang w:val="fr_FR" w:bidi="fr_FR"/>
+        </w:rPr>
         <w:t>signifie « demeurer »</w:t>
       </w:r>
       <w:r>
+        <w:rPr>
+          <w:lang w:val="fr_FR" w:bidi="fr_FR"/>
+        </w:rPr>
         <w:t xml:space="preserve"> et « rester » (</w:t>
       </w:r>
       <w:hyperlink r:id="rId74">
         <w:r>
           <w:rPr>
+            <w:lang w:val="fr_FR" w:bidi="fr_FR"/>
+          </w:rPr>
+          <w:rPr>
             <w:color w:val="0000EE"/>
             <w:u w:val="single"/>
           </w:rPr>
@@ -1730,55 +3233,115 @@
         </w:r>
       </w:hyperlink>
       <w:r>
+        <w:rPr>
+          <w:lang w:val="fr_FR" w:bidi="fr_FR"/>
+        </w:rPr>
         <w:t xml:space="preserve">) </w:t>
       </w:r>
       <w:r>
+        <w:rPr>
+          <w:lang w:val="fr_FR" w:bidi="fr_FR"/>
+        </w:rPr>
         <w:t>par opposition à s’engager dans l’erreur ou l’infidélité</w:t>
       </w:r>
       <w:r>
+        <w:rPr>
+          <w:lang w:val="fr_FR" w:bidi="fr_FR"/>
+        </w:rPr>
         <w:t xml:space="preserve">. </w:t>
       </w:r>
       <w:r>
+        <w:rPr>
+          <w:lang w:val="fr_FR" w:bidi="fr_FR"/>
+        </w:rPr>
         <w:t>Tant que nous demeurons dans une communion vivante et dépendante avec Christ, en fidélité aux enseignements des apôtres, nous ne vivrons pas dans le péché</w:t>
       </w:r>
       <w:r>
+        <w:rPr>
+          <w:lang w:val="fr_FR" w:bidi="fr_FR"/>
+        </w:rPr>
         <w:t xml:space="preserve">. • </w:t>
       </w:r>
       <w:r>
+        <w:rPr>
+          <w:lang w:val="fr_FR" w:bidi="fr_FR"/>
+        </w:rPr>
         <w:t xml:space="preserve">quiconque pèche </w:t>
       </w:r>
       <w:r>
+        <w:rPr>
+          <w:lang w:val="fr_FR" w:bidi="fr_FR"/>
+        </w:rPr>
         <w:t xml:space="preserve">: </w:t>
       </w:r>
       <w:r>
+        <w:rPr>
+          <w:lang w:val="fr_FR" w:bidi="fr_FR"/>
+        </w:rPr>
         <w:t>Le verbe utilisé ici évoque une pratique répétée et persistante du péché. Jean ne veut pas dire que quiconque pèche ponctuellement est exclu d'une relation avec Dieu. Mais une vie marquée par une attitude constante de péché révèle une absence de communion véritable avec Dieu.</w:t>
       </w:r>
     </w:p>
     <w:p>
-      <w:r/>
-      <w:r/>
-      <w:r/>
-    </w:p>
-    <w:p>
-      <w:r/>
+      <w:pPr/>
+      <w:r>
+        <w:rPr>
+          <w:lang w:val="fr_FR" w:bidi="fr_FR"/>
+        </w:rPr>
+      </w:r>
+      <w:r>
+        <w:rPr>
+          <w:lang w:val="fr_FR" w:bidi="fr_FR"/>
+        </w:rPr>
+      </w:r>
+      <w:r>
+        <w:rPr>
+          <w:lang w:val="fr_FR" w:bidi="fr_FR"/>
+        </w:rPr>
+      </w:r>
+    </w:p>
+    <w:p>
+      <w:pPr/>
+      <w:r>
+        <w:rPr>
+          <w:lang w:val="fr_FR" w:bidi="fr_FR"/>
+        </w:rPr>
+      </w:r>
     </w:p>
     <w:p>
       <w:pPr>
         <w:pStyle w:val="Heading2"/>
       </w:pPr>
       <w:r>
+        <w:rPr>
+          <w:lang w:val="fr_FR" w:bidi="fr_FR"/>
+        </w:rPr>
         <w:t>1 Jean 3.8</w:t>
       </w:r>
-      <w:r/>
-    </w:p>
-    <w:p>
-      <w:r/>
-      <w:r>
+      <w:r>
+        <w:rPr>
+          <w:lang w:val="fr_FR" w:bidi="fr_FR"/>
+        </w:rPr>
+      </w:r>
+    </w:p>
+    <w:p>
+      <w:pPr/>
+      <w:r>
+        <w:rPr>
+          <w:lang w:val="fr_FR" w:bidi="fr_FR"/>
+        </w:rPr>
+      </w:r>
+      <w:r>
+        <w:rPr>
+          <w:lang w:val="fr_FR" w:bidi="fr_FR"/>
+        </w:rPr>
         <w:t xml:space="preserve">de détruire : Cela ne signifie pas « anéantir » mais « démolir » (voir </w:t>
       </w:r>
       <w:hyperlink r:id="rId75">
         <w:r>
           <w:rPr>
+            <w:lang w:val="fr_FR" w:bidi="fr_FR"/>
+          </w:rPr>
+          <w:rPr>
             <w:color w:val="0000EE"/>
             <w:u w:val="single"/>
           </w:rPr>
@@ -1786,37 +3349,77 @@
         </w:r>
       </w:hyperlink>
       <w:r>
+        <w:rPr>
+          <w:lang w:val="fr_FR" w:bidi="fr_FR"/>
+        </w:rPr>
         <w:t xml:space="preserve">), « défaire » ou « rendre inefficace ». </w:t>
       </w:r>
       <w:r>
+        <w:rPr>
+          <w:lang w:val="fr_FR" w:bidi="fr_FR"/>
+        </w:rPr>
         <w:t>Christ n’a pas anéanti Satan, mais il est venu défaire les œuvres du diable en libérant les êtres humains du péché et de ses conséquences dévastatrices.</w:t>
       </w:r>
-      <w:r/>
-      <w:r/>
-    </w:p>
-    <w:p>
-      <w:r/>
+      <w:r>
+        <w:rPr>
+          <w:lang w:val="fr_FR" w:bidi="fr_FR"/>
+        </w:rPr>
+      </w:r>
+      <w:r>
+        <w:rPr>
+          <w:lang w:val="fr_FR" w:bidi="fr_FR"/>
+        </w:rPr>
+      </w:r>
+    </w:p>
+    <w:p>
+      <w:pPr/>
+      <w:r>
+        <w:rPr>
+          <w:lang w:val="fr_FR" w:bidi="fr_FR"/>
+        </w:rPr>
+      </w:r>
     </w:p>
     <w:p>
       <w:pPr>
         <w:pStyle w:val="Heading2"/>
       </w:pPr>
       <w:r>
+        <w:rPr>
+          <w:lang w:val="fr_FR" w:bidi="fr_FR"/>
+        </w:rPr>
         <w:t>1 Jean 3.9–10</w:t>
       </w:r>
-      <w:r/>
-    </w:p>
-    <w:p>
-      <w:r/>
-      <w:r>
+      <w:r>
+        <w:rPr>
+          <w:lang w:val="fr_FR" w:bidi="fr_FR"/>
+        </w:rPr>
+      </w:r>
+    </w:p>
+    <w:p>
+      <w:pPr/>
+      <w:r>
+        <w:rPr>
+          <w:lang w:val="fr_FR" w:bidi="fr_FR"/>
+        </w:rPr>
+      </w:r>
+      <w:r>
+        <w:rPr>
+          <w:lang w:val="fr_FR" w:bidi="fr_FR"/>
+        </w:rPr>
         <w:t>Vivre de manière juste signifie entretenir une relation juste et authentique avec Dieu. Cela s’oppose à l’enseignement des faux docteurs, qui prétendaient que la vie spirituelle ne pouvait être entachée par les actions commises dans le corps physique. Il ne s’agit pas de mener une vie parfaite</w:t>
       </w:r>
       <w:r>
+        <w:rPr>
+          <w:lang w:val="fr_FR" w:bidi="fr_FR"/>
+        </w:rPr>
         <w:t xml:space="preserve"> (</w:t>
       </w:r>
       <w:hyperlink r:id="rId76">
         <w:r>
           <w:rPr>
+            <w:lang w:val="fr_FR" w:bidi="fr_FR"/>
+          </w:rPr>
+          <w:rPr>
             <w:color w:val="0000EE"/>
             <w:u w:val="single"/>
           </w:rPr>
@@ -1824,17 +3427,29 @@
         </w:r>
       </w:hyperlink>
       <w:r>
+        <w:rPr>
+          <w:lang w:val="fr_FR" w:bidi="fr_FR"/>
+        </w:rPr>
         <w:t xml:space="preserve">), </w:t>
       </w:r>
       <w:r>
+        <w:rPr>
+          <w:lang w:val="fr_FR" w:bidi="fr_FR"/>
+        </w:rPr>
         <w:t xml:space="preserve">mais de rester dans </w:t>
       </w:r>
       <w:r>
+        <w:rPr>
+          <w:lang w:val="fr_FR" w:bidi="fr_FR"/>
+        </w:rPr>
         <w:t>une bonne relation avec Dieu (</w:t>
       </w:r>
       <w:hyperlink r:id="rId33">
         <w:r>
           <w:rPr>
+            <w:lang w:val="fr_FR" w:bidi="fr_FR"/>
+          </w:rPr>
+          <w:rPr>
             <w:color w:val="0000EE"/>
             <w:u w:val="single"/>
           </w:rPr>
@@ -1842,34 +3457,71 @@
         </w:r>
       </w:hyperlink>
       <w:r>
+        <w:rPr>
+          <w:lang w:val="fr_FR" w:bidi="fr_FR"/>
+        </w:rPr>
         <w:t>).</w:t>
       </w:r>
-      <w:r/>
-      <w:r/>
-    </w:p>
-    <w:p>
-      <w:r/>
+      <w:r>
+        <w:rPr>
+          <w:lang w:val="fr_FR" w:bidi="fr_FR"/>
+        </w:rPr>
+      </w:r>
+      <w:r>
+        <w:rPr>
+          <w:lang w:val="fr_FR" w:bidi="fr_FR"/>
+        </w:rPr>
+      </w:r>
+    </w:p>
+    <w:p>
+      <w:pPr/>
+      <w:r>
+        <w:rPr>
+          <w:lang w:val="fr_FR" w:bidi="fr_FR"/>
+        </w:rPr>
+      </w:r>
     </w:p>
     <w:p>
       <w:pPr>
         <w:pStyle w:val="Heading2"/>
       </w:pPr>
       <w:r>
+        <w:rPr>
+          <w:lang w:val="fr_FR" w:bidi="fr_FR"/>
+        </w:rPr>
         <w:t>1 Jean 3.11–22</w:t>
       </w:r>
-      <w:r/>
-    </w:p>
-    <w:p>
-      <w:r/>
-      <w:r>
+      <w:r>
+        <w:rPr>
+          <w:lang w:val="fr_FR" w:bidi="fr_FR"/>
+        </w:rPr>
+      </w:r>
+    </w:p>
+    <w:p>
+      <w:pPr/>
+      <w:r>
+        <w:rPr>
+          <w:lang w:val="fr_FR" w:bidi="fr_FR"/>
+        </w:rPr>
+      </w:r>
+      <w:r>
+        <w:rPr>
+          <w:lang w:val="fr_FR" w:bidi="fr_FR"/>
+        </w:rPr>
         <w:t>Jean met désormais l’accent sur la nécessité, pour les croyants, de s’aimer les uns les autres</w:t>
       </w:r>
       <w:r>
+        <w:rPr>
+          <w:lang w:val="fr_FR" w:bidi="fr_FR"/>
+        </w:rPr>
         <w:t xml:space="preserve"> (voir </w:t>
       </w:r>
       <w:hyperlink r:id="rId77">
         <w:r>
           <w:rPr>
+            <w:lang w:val="fr_FR" w:bidi="fr_FR"/>
+          </w:rPr>
+          <w:rPr>
             <w:color w:val="0000EE"/>
             <w:u w:val="single"/>
           </w:rPr>
@@ -1877,40 +3529,83 @@
         </w:r>
       </w:hyperlink>
       <w:r>
+        <w:rPr>
+          <w:lang w:val="fr_FR" w:bidi="fr_FR"/>
+        </w:rPr>
         <w:t>).</w:t>
       </w:r>
-      <w:r/>
-      <w:r/>
-    </w:p>
-    <w:p>
-      <w:r/>
+      <w:r>
+        <w:rPr>
+          <w:lang w:val="fr_FR" w:bidi="fr_FR"/>
+        </w:rPr>
+      </w:r>
+      <w:r>
+        <w:rPr>
+          <w:lang w:val="fr_FR" w:bidi="fr_FR"/>
+        </w:rPr>
+      </w:r>
+    </w:p>
+    <w:p>
+      <w:pPr/>
+      <w:r>
+        <w:rPr>
+          <w:lang w:val="fr_FR" w:bidi="fr_FR"/>
+        </w:rPr>
+      </w:r>
     </w:p>
     <w:p>
       <w:pPr>
         <w:pStyle w:val="Heading2"/>
       </w:pPr>
       <w:r>
+        <w:rPr>
+          <w:lang w:val="fr_FR" w:bidi="fr_FR"/>
+        </w:rPr>
         <w:t>1 Jean 3.12–13</w:t>
       </w:r>
-      <w:r/>
-    </w:p>
-    <w:p>
-      <w:r/>
-      <w:r>
+      <w:r>
+        <w:rPr>
+          <w:lang w:val="fr_FR" w:bidi="fr_FR"/>
+        </w:rPr>
+      </w:r>
+    </w:p>
+    <w:p>
+      <w:pPr/>
+      <w:r>
+        <w:rPr>
+          <w:lang w:val="fr_FR" w:bidi="fr_FR"/>
+        </w:rPr>
+      </w:r>
+      <w:r>
+        <w:rPr>
+          <w:lang w:val="fr_FR" w:bidi="fr_FR"/>
+        </w:rPr>
         <w:t xml:space="preserve">Caïn, qui était du malin </w:t>
       </w:r>
       <w:r>
+        <w:rPr>
+          <w:lang w:val="fr_FR" w:bidi="fr_FR"/>
+        </w:rPr>
         <w:t xml:space="preserve">: </w:t>
       </w:r>
       <w:r>
+        <w:rPr>
+          <w:lang w:val="fr_FR" w:bidi="fr_FR"/>
+        </w:rPr>
         <w:t xml:space="preserve">animé par la jalousie envers son frère Abel, qui avait reçu l’approbation de Dieu, il a laissé cette jalousie le conduire jusqu’au meurtre </w:t>
       </w:r>
       <w:r>
+        <w:rPr>
+          <w:lang w:val="fr_FR" w:bidi="fr_FR"/>
+        </w:rPr>
         <w:t>(</w:t>
       </w:r>
       <w:hyperlink r:id="rId78">
         <w:r>
           <w:rPr>
+            <w:lang w:val="fr_FR" w:bidi="fr_FR"/>
+          </w:rPr>
+          <w:rPr>
             <w:color w:val="0000EE"/>
             <w:u w:val="single"/>
           </w:rPr>
@@ -1918,17 +3613,29 @@
         </w:r>
       </w:hyperlink>
       <w:r>
+        <w:rPr>
+          <w:lang w:val="fr_FR" w:bidi="fr_FR"/>
+        </w:rPr>
         <w:t xml:space="preserve">). </w:t>
       </w:r>
       <w:r>
+        <w:rPr>
+          <w:lang w:val="fr_FR" w:bidi="fr_FR"/>
+        </w:rPr>
         <w:t>Selon l’enseignement biblique, la haine est déjà condamnable en elle-même, au même titre que l’acte extérieur qu’elle engendre</w:t>
       </w:r>
       <w:r>
+        <w:rPr>
+          <w:lang w:val="fr_FR" w:bidi="fr_FR"/>
+        </w:rPr>
         <w:t xml:space="preserve"> (voir </w:t>
       </w:r>
       <w:hyperlink r:id="rId79">
         <w:r>
           <w:rPr>
+            <w:lang w:val="fr_FR" w:bidi="fr_FR"/>
+          </w:rPr>
+          <w:rPr>
             <w:color w:val="0000EE"/>
             <w:u w:val="single"/>
           </w:rPr>
@@ -1936,34 +3643,71 @@
         </w:r>
       </w:hyperlink>
       <w:r>
+        <w:rPr>
+          <w:lang w:val="fr_FR" w:bidi="fr_FR"/>
+        </w:rPr>
         <w:t>).</w:t>
       </w:r>
-      <w:r/>
-      <w:r/>
-    </w:p>
-    <w:p>
-      <w:r/>
+      <w:r>
+        <w:rPr>
+          <w:lang w:val="fr_FR" w:bidi="fr_FR"/>
+        </w:rPr>
+      </w:r>
+      <w:r>
+        <w:rPr>
+          <w:lang w:val="fr_FR" w:bidi="fr_FR"/>
+        </w:rPr>
+      </w:r>
+    </w:p>
+    <w:p>
+      <w:pPr/>
+      <w:r>
+        <w:rPr>
+          <w:lang w:val="fr_FR" w:bidi="fr_FR"/>
+        </w:rPr>
+      </w:r>
     </w:p>
     <w:p>
       <w:pPr>
         <w:pStyle w:val="Heading2"/>
       </w:pPr>
       <w:r>
+        <w:rPr>
+          <w:lang w:val="fr_FR" w:bidi="fr_FR"/>
+        </w:rPr>
         <w:t>1 Jean 3.14</w:t>
       </w:r>
-      <w:r/>
-    </w:p>
-    <w:p>
-      <w:r/>
-      <w:r>
+      <w:r>
+        <w:rPr>
+          <w:lang w:val="fr_FR" w:bidi="fr_FR"/>
+        </w:rPr>
+      </w:r>
+    </w:p>
+    <w:p>
+      <w:pPr/>
+      <w:r>
+        <w:rPr>
+          <w:lang w:val="fr_FR" w:bidi="fr_FR"/>
+        </w:rPr>
+      </w:r>
+      <w:r>
+        <w:rPr>
+          <w:lang w:val="fr_FR" w:bidi="fr_FR"/>
+        </w:rPr>
         <w:t>Aimer nos frères et sœurs dans la foi est une preuve concrète que nous sommes nés de nouveau en Christ et promis à la vie éternelle, non à la condamnation</w:t>
       </w:r>
       <w:r>
+        <w:rPr>
+          <w:lang w:val="fr_FR" w:bidi="fr_FR"/>
+        </w:rPr>
         <w:t xml:space="preserve"> (voir </w:t>
       </w:r>
       <w:hyperlink r:id="rId80">
         <w:r>
           <w:rPr>
+            <w:lang w:val="fr_FR" w:bidi="fr_FR"/>
+          </w:rPr>
+          <w:rPr>
             <w:color w:val="0000EE"/>
             <w:u w:val="single"/>
           </w:rPr>
@@ -1971,11 +3715,17 @@
         </w:r>
       </w:hyperlink>
       <w:r>
+        <w:rPr>
+          <w:lang w:val="fr_FR" w:bidi="fr_FR"/>
+        </w:rPr>
         <w:t xml:space="preserve"> ; </w:t>
       </w:r>
       <w:hyperlink r:id="rId81">
         <w:r>
           <w:rPr>
+            <w:lang w:val="fr_FR" w:bidi="fr_FR"/>
+          </w:rPr>
+          <w:rPr>
             <w:color w:val="0000EE"/>
             <w:u w:val="single"/>
           </w:rPr>
@@ -1983,11 +3733,17 @@
         </w:r>
       </w:hyperlink>
       <w:r>
+        <w:rPr>
+          <w:lang w:val="fr_FR" w:bidi="fr_FR"/>
+        </w:rPr>
         <w:t xml:space="preserve"> ; </w:t>
       </w:r>
       <w:hyperlink r:id="rId82">
         <w:r>
           <w:rPr>
+            <w:lang w:val="fr_FR" w:bidi="fr_FR"/>
+          </w:rPr>
+          <w:rPr>
             <w:color w:val="0000EE"/>
             <w:u w:val="single"/>
           </w:rPr>
@@ -1995,51 +3751,113 @@
         </w:r>
       </w:hyperlink>
       <w:r>
+        <w:rPr>
+          <w:lang w:val="fr_FR" w:bidi="fr_FR"/>
+        </w:rPr>
         <w:t>).</w:t>
       </w:r>
-      <w:r/>
-      <w:r/>
-    </w:p>
-    <w:p>
-      <w:r/>
+      <w:r>
+        <w:rPr>
+          <w:lang w:val="fr_FR" w:bidi="fr_FR"/>
+        </w:rPr>
+      </w:r>
+      <w:r>
+        <w:rPr>
+          <w:lang w:val="fr_FR" w:bidi="fr_FR"/>
+        </w:rPr>
+      </w:r>
+    </w:p>
+    <w:p>
+      <w:pPr/>
+      <w:r>
+        <w:rPr>
+          <w:lang w:val="fr_FR" w:bidi="fr_FR"/>
+        </w:rPr>
+      </w:r>
     </w:p>
     <w:p>
       <w:pPr>
         <w:pStyle w:val="Heading2"/>
       </w:pPr>
       <w:r>
+        <w:rPr>
+          <w:lang w:val="fr_FR" w:bidi="fr_FR"/>
+        </w:rPr>
         <w:t>1 Jean 3.16–18</w:t>
       </w:r>
-      <w:r/>
-    </w:p>
-    <w:p>
-      <w:r/>
-      <w:r>
+      <w:r>
+        <w:rPr>
+          <w:lang w:val="fr_FR" w:bidi="fr_FR"/>
+        </w:rPr>
+      </w:r>
+    </w:p>
+    <w:p>
+      <w:pPr/>
+      <w:r>
+        <w:rPr>
+          <w:lang w:val="fr_FR" w:bidi="fr_FR"/>
+        </w:rPr>
+      </w:r>
+      <w:r>
+        <w:rPr>
+          <w:lang w:val="fr_FR" w:bidi="fr_FR"/>
+        </w:rPr>
         <w:t>L’exemple du Christ montre que le véritable amour passe par le don de soi. Il se manifeste lorsque nous prenons à cœur les besoins des autres et que nous donnons, sans rien attendre en retour, notre temps, notre énergie, nos prières, nos biens ; et, s’il le faut, nos vies.</w:t>
       </w:r>
-      <w:r/>
-      <w:r/>
-    </w:p>
-    <w:p>
-      <w:r/>
+      <w:r>
+        <w:rPr>
+          <w:lang w:val="fr_FR" w:bidi="fr_FR"/>
+        </w:rPr>
+      </w:r>
+      <w:r>
+        <w:rPr>
+          <w:lang w:val="fr_FR" w:bidi="fr_FR"/>
+        </w:rPr>
+      </w:r>
+    </w:p>
+    <w:p>
+      <w:pPr/>
+      <w:r>
+        <w:rPr>
+          <w:lang w:val="fr_FR" w:bidi="fr_FR"/>
+        </w:rPr>
+      </w:r>
     </w:p>
     <w:p>
       <w:pPr>
         <w:pStyle w:val="Heading2"/>
       </w:pPr>
       <w:r>
+        <w:rPr>
+          <w:lang w:val="fr_FR" w:bidi="fr_FR"/>
+        </w:rPr>
         <w:t>1 Jean 3.19–22</w:t>
       </w:r>
-      <w:r/>
-    </w:p>
-    <w:p>
-      <w:r/>
-      <w:r>
+      <w:r>
+        <w:rPr>
+          <w:lang w:val="fr_FR" w:bidi="fr_FR"/>
+        </w:rPr>
+      </w:r>
+    </w:p>
+    <w:p>
+      <w:pPr/>
+      <w:r>
+        <w:rPr>
+          <w:lang w:val="fr_FR" w:bidi="fr_FR"/>
+        </w:rPr>
+      </w:r>
+      <w:r>
+        <w:rPr>
+          <w:lang w:val="fr_FR" w:bidi="fr_FR"/>
+        </w:rPr>
         <w:t>Ceux qui aiment vraiment (</w:t>
       </w:r>
       <w:hyperlink r:id="rId83">
         <w:r>
           <w:rPr>
+            <w:lang w:val="fr_FR" w:bidi="fr_FR"/>
+          </w:rPr>
+          <w:rPr>
             <w:color w:val="0000EE"/>
             <w:u w:val="single"/>
           </w:rPr>
@@ -2047,17 +3865,29 @@
         </w:r>
       </w:hyperlink>
       <w:r>
+        <w:rPr>
+          <w:lang w:val="fr_FR" w:bidi="fr_FR"/>
+        </w:rPr>
         <w:t xml:space="preserve">) </w:t>
       </w:r>
       <w:r>
+        <w:rPr>
+          <w:lang w:val="fr_FR" w:bidi="fr_FR"/>
+        </w:rPr>
         <w:t xml:space="preserve">peuvent avoir l’assurance que Dieu les accueille, car l’amour sincère est la preuve essentielle d’une foi authentique et d’une vie nouvelle en Christ </w:t>
       </w:r>
       <w:r>
+        <w:rPr>
+          <w:lang w:val="fr_FR" w:bidi="fr_FR"/>
+        </w:rPr>
         <w:t xml:space="preserve">(voir </w:t>
       </w:r>
       <w:hyperlink r:id="rId84">
         <w:r>
           <w:rPr>
+            <w:lang w:val="fr_FR" w:bidi="fr_FR"/>
+          </w:rPr>
+          <w:rPr>
             <w:color w:val="0000EE"/>
             <w:u w:val="single"/>
           </w:rPr>
@@ -2065,34 +3895,71 @@
         </w:r>
       </w:hyperlink>
       <w:r>
+        <w:rPr>
+          <w:lang w:val="fr_FR" w:bidi="fr_FR"/>
+        </w:rPr>
         <w:t>).</w:t>
       </w:r>
-      <w:r/>
-      <w:r/>
-    </w:p>
-    <w:p>
-      <w:r/>
+      <w:r>
+        <w:rPr>
+          <w:lang w:val="fr_FR" w:bidi="fr_FR"/>
+        </w:rPr>
+      </w:r>
+      <w:r>
+        <w:rPr>
+          <w:lang w:val="fr_FR" w:bidi="fr_FR"/>
+        </w:rPr>
+      </w:r>
+    </w:p>
+    <w:p>
+      <w:pPr/>
+      <w:r>
+        <w:rPr>
+          <w:lang w:val="fr_FR" w:bidi="fr_FR"/>
+        </w:rPr>
+      </w:r>
     </w:p>
     <w:p>
       <w:pPr>
         <w:pStyle w:val="Heading2"/>
       </w:pPr>
       <w:r>
+        <w:rPr>
+          <w:lang w:val="fr_FR" w:bidi="fr_FR"/>
+        </w:rPr>
         <w:t>1 Jean 3.23–24</w:t>
       </w:r>
-      <w:r/>
-    </w:p>
-    <w:p>
-      <w:r/>
-      <w:r>
+      <w:r>
+        <w:rPr>
+          <w:lang w:val="fr_FR" w:bidi="fr_FR"/>
+        </w:rPr>
+      </w:r>
+    </w:p>
+    <w:p>
+      <w:pPr/>
+      <w:r>
+        <w:rPr>
+          <w:lang w:val="fr_FR" w:bidi="fr_FR"/>
+        </w:rPr>
+      </w:r>
+      <w:r>
+        <w:rPr>
+          <w:lang w:val="fr_FR" w:bidi="fr_FR"/>
+        </w:rPr>
         <w:t xml:space="preserve">Jean donne ici un nouveau critère pour reconnaître la présence de l’Esprit : il n’est pas réservé à une élite éclairée dont la vie resterait inchangée. L’Esprit est donné à tous les croyants et les pousse à une vie d’obéissance fidèle </w:t>
       </w:r>
       <w:r>
+        <w:rPr>
+          <w:lang w:val="fr_FR" w:bidi="fr_FR"/>
+        </w:rPr>
         <w:t>(</w:t>
       </w:r>
       <w:hyperlink r:id="rId85">
         <w:r>
           <w:rPr>
+            <w:lang w:val="fr_FR" w:bidi="fr_FR"/>
+          </w:rPr>
+          <w:rPr>
             <w:color w:val="0000EE"/>
             <w:u w:val="single"/>
           </w:rPr>
@@ -2100,43 +3967,84 @@
         </w:r>
       </w:hyperlink>
       <w:r>
+        <w:rPr>
+          <w:lang w:val="fr_FR" w:bidi="fr_FR"/>
+        </w:rPr>
         <w:t>).</w:t>
       </w:r>
-      <w:r/>
-      <w:r/>
-    </w:p>
-    <w:p>
-      <w:r/>
+      <w:r>
+        <w:rPr>
+          <w:lang w:val="fr_FR" w:bidi="fr_FR"/>
+        </w:rPr>
+      </w:r>
+      <w:r>
+        <w:rPr>
+          <w:lang w:val="fr_FR" w:bidi="fr_FR"/>
+        </w:rPr>
+      </w:r>
+    </w:p>
+    <w:p>
+      <w:pPr/>
+      <w:r>
+        <w:rPr>
+          <w:lang w:val="fr_FR" w:bidi="fr_FR"/>
+        </w:rPr>
+      </w:r>
     </w:p>
     <w:p>
       <w:pPr>
         <w:pStyle w:val="Heading2"/>
       </w:pPr>
       <w:r>
+        <w:rPr>
+          <w:lang w:val="fr_FR" w:bidi="fr_FR"/>
+        </w:rPr>
         <w:t>1 Jean 4.1</w:t>
       </w:r>
-      <w:r/>
-    </w:p>
-    <w:p>
-      <w:r/>
-      <w:r>
+      <w:r>
+        <w:rPr>
+          <w:lang w:val="fr_FR" w:bidi="fr_FR"/>
+        </w:rPr>
+      </w:r>
+    </w:p>
+    <w:p>
+      <w:pPr/>
+      <w:r>
+        <w:rPr>
+          <w:lang w:val="fr_FR" w:bidi="fr_FR"/>
+        </w:rPr>
+      </w:r>
+      <w:r>
+        <w:rPr>
+          <w:lang w:val="fr_FR" w:bidi="fr_FR"/>
+        </w:rPr>
         <w:t xml:space="preserve">Toute personne qui prétend parler par l’Esprit (littéralement </w:t>
       </w:r>
       <w:r>
         <w:rPr>
           <w:i/>
+          <w:lang w:val="fr_FR" w:bidi="fr_FR"/>
         </w:rPr>
         <w:t>tout esprit</w:t>
       </w:r>
       <w:r>
+        <w:rPr>
+          <w:lang w:val="fr_FR" w:bidi="fr_FR"/>
+        </w:rPr>
         <w:t xml:space="preserve">) doit être mise à l’épreuve. Certains enseignants, qui avaient quitté les églises de Jean, se présentaient comme prophètes. Mais le véritable prophète transmet fidèlement le message du Saint-Esprit </w:t>
       </w:r>
       <w:r>
+        <w:rPr>
+          <w:lang w:val="fr_FR" w:bidi="fr_FR"/>
+        </w:rPr>
         <w:t>(</w:t>
       </w:r>
       <w:hyperlink r:id="rId86">
         <w:r>
           <w:rPr>
+            <w:lang w:val="fr_FR" w:bidi="fr_FR"/>
+          </w:rPr>
+          <w:rPr>
             <w:color w:val="0000EE"/>
             <w:u w:val="single"/>
           </w:rPr>
@@ -2144,11 +4052,17 @@
         </w:r>
       </w:hyperlink>
       <w:r>
+        <w:rPr>
+          <w:lang w:val="fr_FR" w:bidi="fr_FR"/>
+        </w:rPr>
         <w:t xml:space="preserve"> ; </w:t>
       </w:r>
       <w:hyperlink r:id="rId87">
         <w:r>
           <w:rPr>
+            <w:lang w:val="fr_FR" w:bidi="fr_FR"/>
+          </w:rPr>
+          <w:rPr>
             <w:color w:val="0000EE"/>
             <w:u w:val="single"/>
           </w:rPr>
@@ -2156,11 +4070,17 @@
         </w:r>
       </w:hyperlink>
       <w:r>
+        <w:rPr>
+          <w:lang w:val="fr_FR" w:bidi="fr_FR"/>
+        </w:rPr>
         <w:t xml:space="preserve"> ; </w:t>
       </w:r>
       <w:hyperlink r:id="rId88">
         <w:r>
           <w:rPr>
+            <w:lang w:val="fr_FR" w:bidi="fr_FR"/>
+          </w:rPr>
+          <w:rPr>
             <w:color w:val="0000EE"/>
             <w:u w:val="single"/>
           </w:rPr>
@@ -2168,17 +4088,29 @@
         </w:r>
       </w:hyperlink>
       <w:r>
+        <w:rPr>
+          <w:lang w:val="fr_FR" w:bidi="fr_FR"/>
+        </w:rPr>
         <w:t xml:space="preserve">). </w:t>
       </w:r>
       <w:r>
+        <w:rPr>
+          <w:lang w:val="fr_FR" w:bidi="fr_FR"/>
+        </w:rPr>
         <w:t>Chaque message doit être évalué à la lumière de ce que l’Esprit a révélé aux apôtres</w:t>
       </w:r>
       <w:r>
+        <w:rPr>
+          <w:lang w:val="fr_FR" w:bidi="fr_FR"/>
+        </w:rPr>
         <w:t xml:space="preserve"> (</w:t>
       </w:r>
       <w:hyperlink r:id="rId17">
         <w:r>
           <w:rPr>
+            <w:lang w:val="fr_FR" w:bidi="fr_FR"/>
+          </w:rPr>
+          <w:rPr>
             <w:color w:val="0000EE"/>
             <w:u w:val="single"/>
           </w:rPr>
@@ -2186,11 +4118,17 @@
         </w:r>
       </w:hyperlink>
       <w:r>
+        <w:rPr>
+          <w:lang w:val="fr_FR" w:bidi="fr_FR"/>
+        </w:rPr>
         <w:t xml:space="preserve">, </w:t>
       </w:r>
       <w:hyperlink r:id="rId89">
         <w:r>
           <w:rPr>
+            <w:lang w:val="fr_FR" w:bidi="fr_FR"/>
+          </w:rPr>
+          <w:rPr>
             <w:color w:val="0000EE"/>
             <w:u w:val="single"/>
           </w:rPr>
@@ -2198,31 +4136,65 @@
         </w:r>
       </w:hyperlink>
       <w:r>
+        <w:rPr>
+          <w:lang w:val="fr_FR" w:bidi="fr_FR"/>
+        </w:rPr>
         <w:t>).</w:t>
       </w:r>
-      <w:r/>
-      <w:r/>
-    </w:p>
-    <w:p>
-      <w:r/>
+      <w:r>
+        <w:rPr>
+          <w:lang w:val="fr_FR" w:bidi="fr_FR"/>
+        </w:rPr>
+      </w:r>
+      <w:r>
+        <w:rPr>
+          <w:lang w:val="fr_FR" w:bidi="fr_FR"/>
+        </w:rPr>
+      </w:r>
+    </w:p>
+    <w:p>
+      <w:pPr/>
+      <w:r>
+        <w:rPr>
+          <w:lang w:val="fr_FR" w:bidi="fr_FR"/>
+        </w:rPr>
+      </w:r>
     </w:p>
     <w:p>
       <w:pPr>
         <w:pStyle w:val="Heading2"/>
       </w:pPr>
       <w:r>
+        <w:rPr>
+          <w:lang w:val="fr_FR" w:bidi="fr_FR"/>
+        </w:rPr>
         <w:t>1 Jean 4.1–6</w:t>
       </w:r>
-      <w:r/>
-    </w:p>
-    <w:p>
-      <w:r/>
-      <w:r>
+      <w:r>
+        <w:rPr>
+          <w:lang w:val="fr_FR" w:bidi="fr_FR"/>
+        </w:rPr>
+      </w:r>
+    </w:p>
+    <w:p>
+      <w:pPr/>
+      <w:r>
+        <w:rPr>
+          <w:lang w:val="fr_FR" w:bidi="fr_FR"/>
+        </w:rPr>
+      </w:r>
+      <w:r>
+        <w:rPr>
+          <w:lang w:val="fr_FR" w:bidi="fr_FR"/>
+        </w:rPr>
         <w:t>Ceux qui appartiennent à Dieu (</w:t>
       </w:r>
       <w:hyperlink r:id="rId48">
         <w:r>
           <w:rPr>
+            <w:lang w:val="fr_FR" w:bidi="fr_FR"/>
+          </w:rPr>
+          <w:rPr>
             <w:color w:val="0000EE"/>
             <w:u w:val="single"/>
           </w:rPr>
@@ -2230,17 +4202,29 @@
         </w:r>
       </w:hyperlink>
       <w:r>
+        <w:rPr>
+          <w:lang w:val="fr_FR" w:bidi="fr_FR"/>
+        </w:rPr>
         <w:t xml:space="preserve">) </w:t>
       </w:r>
       <w:r>
+        <w:rPr>
+          <w:lang w:val="fr_FR" w:bidi="fr_FR"/>
+        </w:rPr>
         <w:t xml:space="preserve">peuvent discerner la vérité spirituelle de l’erreur, car l’Esprit qui est présent en eux </w:t>
       </w:r>
       <w:r>
+        <w:rPr>
+          <w:lang w:val="fr_FR" w:bidi="fr_FR"/>
+        </w:rPr>
         <w:t>(</w:t>
       </w:r>
       <w:hyperlink r:id="rId90">
         <w:r>
           <w:rPr>
+            <w:lang w:val="fr_FR" w:bidi="fr_FR"/>
+          </w:rPr>
+          <w:rPr>
             <w:color w:val="0000EE"/>
             <w:u w:val="single"/>
           </w:rPr>
@@ -2248,17 +4232,29 @@
         </w:r>
       </w:hyperlink>
       <w:r>
+        <w:rPr>
+          <w:lang w:val="fr_FR" w:bidi="fr_FR"/>
+        </w:rPr>
         <w:t xml:space="preserve">) </w:t>
       </w:r>
       <w:r>
+        <w:rPr>
+          <w:lang w:val="fr_FR" w:bidi="fr_FR"/>
+        </w:rPr>
         <w:t>les éclaire et les instruit</w:t>
       </w:r>
       <w:r>
+        <w:rPr>
+          <w:lang w:val="fr_FR" w:bidi="fr_FR"/>
+        </w:rPr>
         <w:t xml:space="preserve"> (voir </w:t>
       </w:r>
       <w:hyperlink r:id="rId91">
         <w:r>
           <w:rPr>
+            <w:lang w:val="fr_FR" w:bidi="fr_FR"/>
+          </w:rPr>
+          <w:rPr>
             <w:color w:val="0000EE"/>
             <w:u w:val="single"/>
           </w:rPr>
@@ -2266,11 +4262,17 @@
         </w:r>
       </w:hyperlink>
       <w:r>
+        <w:rPr>
+          <w:lang w:val="fr_FR" w:bidi="fr_FR"/>
+        </w:rPr>
         <w:t xml:space="preserve">, </w:t>
       </w:r>
       <w:hyperlink r:id="rId92">
         <w:r>
           <w:rPr>
+            <w:lang w:val="fr_FR" w:bidi="fr_FR"/>
+          </w:rPr>
+          <w:rPr>
             <w:color w:val="0000EE"/>
             <w:u w:val="single"/>
           </w:rPr>
@@ -2278,11 +4280,17 @@
         </w:r>
       </w:hyperlink>
       <w:r>
+        <w:rPr>
+          <w:lang w:val="fr_FR" w:bidi="fr_FR"/>
+        </w:rPr>
         <w:t xml:space="preserve">; </w:t>
       </w:r>
       <w:hyperlink r:id="rId93">
         <w:r>
           <w:rPr>
+            <w:lang w:val="fr_FR" w:bidi="fr_FR"/>
+          </w:rPr>
+          <w:rPr>
             <w:color w:val="0000EE"/>
             <w:u w:val="single"/>
           </w:rPr>
@@ -2290,11 +4298,17 @@
         </w:r>
       </w:hyperlink>
       <w:r>
+        <w:rPr>
+          <w:lang w:val="fr_FR" w:bidi="fr_FR"/>
+        </w:rPr>
         <w:t xml:space="preserve">; </w:t>
       </w:r>
       <w:hyperlink r:id="rId94">
         <w:r>
           <w:rPr>
+            <w:lang w:val="fr_FR" w:bidi="fr_FR"/>
+          </w:rPr>
+          <w:rPr>
             <w:color w:val="0000EE"/>
             <w:u w:val="single"/>
           </w:rPr>
@@ -2302,49 +4316,101 @@
         </w:r>
       </w:hyperlink>
       <w:r>
+        <w:rPr>
+          <w:lang w:val="fr_FR" w:bidi="fr_FR"/>
+        </w:rPr>
         <w:t xml:space="preserve">). </w:t>
       </w:r>
       <w:r>
+        <w:rPr>
+          <w:lang w:val="fr_FR" w:bidi="fr_FR"/>
+        </w:rPr>
         <w:t>Pourtant, Jean donne des repères concrets pour éviter toute confusion. Ces tests ne sont pas une liste complète, mais un point de départ pour reconnaître les vrais enseignants. Ils ont été pensés pour faire face aux fausses doctrines qui circulaient dans les églises de ses lecteurs.</w:t>
       </w:r>
-      <w:r/>
-      <w:r/>
-    </w:p>
-    <w:p>
-      <w:r/>
+      <w:r>
+        <w:rPr>
+          <w:lang w:val="fr_FR" w:bidi="fr_FR"/>
+        </w:rPr>
+      </w:r>
+      <w:r>
+        <w:rPr>
+          <w:lang w:val="fr_FR" w:bidi="fr_FR"/>
+        </w:rPr>
+      </w:r>
+    </w:p>
+    <w:p>
+      <w:pPr/>
+      <w:r>
+        <w:rPr>
+          <w:lang w:val="fr_FR" w:bidi="fr_FR"/>
+        </w:rPr>
+      </w:r>
     </w:p>
     <w:p>
       <w:pPr>
         <w:pStyle w:val="Heading2"/>
       </w:pPr>
       <w:r>
+        <w:rPr>
+          <w:lang w:val="fr_FR" w:bidi="fr_FR"/>
+        </w:rPr>
         <w:t>1 Jean 4.2</w:t>
       </w:r>
-      <w:r/>
-    </w:p>
-    <w:p>
-      <w:r/>
-      <w:r>
+      <w:r>
+        <w:rPr>
+          <w:lang w:val="fr_FR" w:bidi="fr_FR"/>
+        </w:rPr>
+      </w:r>
+    </w:p>
+    <w:p>
+      <w:pPr/>
+      <w:r>
+        <w:rPr>
+          <w:lang w:val="fr_FR" w:bidi="fr_FR"/>
+        </w:rPr>
+      </w:r>
+      <w:r>
+        <w:rPr>
+          <w:lang w:val="fr_FR" w:bidi="fr_FR"/>
+        </w:rPr>
         <w:t>tout esprit qui confesse Jésus-Christ venu en chair</w:t>
       </w:r>
       <w:r>
+        <w:rPr>
+          <w:lang w:val="fr_FR" w:bidi="fr_FR"/>
+        </w:rPr>
         <w:t xml:space="preserve"> : Jean décrit un test doctrinal </w:t>
       </w:r>
       <w:r>
+        <w:rPr>
+          <w:lang w:val="fr_FR" w:bidi="fr_FR"/>
+        </w:rPr>
         <w:t>pour discerner les vrais enseignants venant de Dieu</w:t>
       </w:r>
       <w:r>
+        <w:rPr>
+          <w:lang w:val="fr_FR" w:bidi="fr_FR"/>
+        </w:rPr>
         <w:t xml:space="preserve">. </w:t>
       </w:r>
       <w:r>
+        <w:rPr>
+          <w:lang w:val="fr_FR" w:bidi="fr_FR"/>
+        </w:rPr>
         <w:t>Ceux qui ont l’Esprit de Dieu affirment que Jésus est réellement venu dans un corps humain, étant pleinement homme et pleinement Dieu. Ceux qui rejettent cette vérité essentielle sont des antéchrists</w:t>
       </w:r>
       <w:r>
+        <w:rPr>
+          <w:lang w:val="fr_FR" w:bidi="fr_FR"/>
+        </w:rPr>
         <w:t xml:space="preserve"> (</w:t>
       </w:r>
       <w:hyperlink r:id="rId95">
         <w:r>
           <w:rPr>
+            <w:lang w:val="fr_FR" w:bidi="fr_FR"/>
+          </w:rPr>
+          <w:rPr>
             <w:color w:val="0000EE"/>
             <w:u w:val="single"/>
           </w:rPr>
@@ -2352,17 +4418,29 @@
         </w:r>
       </w:hyperlink>
       <w:r>
+        <w:rPr>
+          <w:lang w:val="fr_FR" w:bidi="fr_FR"/>
+        </w:rPr>
         <w:t xml:space="preserve">). </w:t>
       </w:r>
       <w:r>
+        <w:rPr>
+          <w:lang w:val="fr_FR" w:bidi="fr_FR"/>
+        </w:rPr>
         <w:t>À l’époque de Jean, certains faux enseignants, comme les docètes, prétendaient que Jésus n’avait qu’une apparence humaine, niant ainsi que Dieu se soit fait chair</w:t>
       </w:r>
       <w:r>
+        <w:rPr>
+          <w:lang w:val="fr_FR" w:bidi="fr_FR"/>
+        </w:rPr>
         <w:t xml:space="preserve"> (voir </w:t>
       </w:r>
       <w:hyperlink r:id="rId96">
         <w:r>
           <w:rPr>
+            <w:lang w:val="fr_FR" w:bidi="fr_FR"/>
+          </w:rPr>
+          <w:rPr>
             <w:color w:val="0000EE"/>
             <w:u w:val="single"/>
           </w:rPr>
@@ -2370,11 +4448,17 @@
         </w:r>
       </w:hyperlink>
       <w:r>
+        <w:rPr>
+          <w:lang w:val="fr_FR" w:bidi="fr_FR"/>
+        </w:rPr>
         <w:t xml:space="preserve"> ; </w:t>
       </w:r>
       <w:hyperlink r:id="rId16">
         <w:r>
           <w:rPr>
+            <w:lang w:val="fr_FR" w:bidi="fr_FR"/>
+          </w:rPr>
+          <w:rPr>
             <w:color w:val="0000EE"/>
             <w:u w:val="single"/>
           </w:rPr>
@@ -2382,34 +4466,71 @@
         </w:r>
       </w:hyperlink>
       <w:r>
+        <w:rPr>
+          <w:lang w:val="fr_FR" w:bidi="fr_FR"/>
+        </w:rPr>
         <w:t>).</w:t>
       </w:r>
-      <w:r/>
-      <w:r/>
-    </w:p>
-    <w:p>
-      <w:r/>
+      <w:r>
+        <w:rPr>
+          <w:lang w:val="fr_FR" w:bidi="fr_FR"/>
+        </w:rPr>
+      </w:r>
+      <w:r>
+        <w:rPr>
+          <w:lang w:val="fr_FR" w:bidi="fr_FR"/>
+        </w:rPr>
+      </w:r>
+    </w:p>
+    <w:p>
+      <w:pPr/>
+      <w:r>
+        <w:rPr>
+          <w:lang w:val="fr_FR" w:bidi="fr_FR"/>
+        </w:rPr>
+      </w:r>
     </w:p>
     <w:p>
       <w:pPr>
         <w:pStyle w:val="Heading2"/>
       </w:pPr>
       <w:r>
+        <w:rPr>
+          <w:lang w:val="fr_FR" w:bidi="fr_FR"/>
+        </w:rPr>
         <w:t>1 Jean 4.5</w:t>
       </w:r>
-      <w:r/>
-    </w:p>
-    <w:p>
-      <w:r/>
-      <w:r>
+      <w:r>
+        <w:rPr>
+          <w:lang w:val="fr_FR" w:bidi="fr_FR"/>
+        </w:rPr>
+      </w:r>
+    </w:p>
+    <w:p>
+      <w:pPr/>
+      <w:r>
+        <w:rPr>
+          <w:lang w:val="fr_FR" w:bidi="fr_FR"/>
+        </w:rPr>
+      </w:r>
+      <w:r>
+        <w:rPr>
+          <w:lang w:val="fr_FR" w:bidi="fr_FR"/>
+        </w:rPr>
         <w:t>Le monde, tel que Jean le décrit, suit un système marqué par le mal et en rébellion contre Dieu</w:t>
       </w:r>
       <w:r>
+        <w:rPr>
+          <w:lang w:val="fr_FR" w:bidi="fr_FR"/>
+        </w:rPr>
         <w:t xml:space="preserve"> (</w:t>
       </w:r>
       <w:hyperlink r:id="rId97">
         <w:r>
           <w:rPr>
+            <w:lang w:val="fr_FR" w:bidi="fr_FR"/>
+          </w:rPr>
+          <w:rPr>
             <w:color w:val="0000EE"/>
             <w:u w:val="single"/>
           </w:rPr>
@@ -2417,40 +4538,83 @@
         </w:r>
       </w:hyperlink>
       <w:r>
+        <w:rPr>
+          <w:lang w:val="fr_FR" w:bidi="fr_FR"/>
+        </w:rPr>
         <w:t>).</w:t>
       </w:r>
-      <w:r/>
-      <w:r/>
-    </w:p>
-    <w:p>
-      <w:r/>
+      <w:r>
+        <w:rPr>
+          <w:lang w:val="fr_FR" w:bidi="fr_FR"/>
+        </w:rPr>
+      </w:r>
+      <w:r>
+        <w:rPr>
+          <w:lang w:val="fr_FR" w:bidi="fr_FR"/>
+        </w:rPr>
+      </w:r>
+    </w:p>
+    <w:p>
+      <w:pPr/>
+      <w:r>
+        <w:rPr>
+          <w:lang w:val="fr_FR" w:bidi="fr_FR"/>
+        </w:rPr>
+      </w:r>
     </w:p>
     <w:p>
       <w:pPr>
         <w:pStyle w:val="Heading2"/>
       </w:pPr>
       <w:r>
+        <w:rPr>
+          <w:lang w:val="fr_FR" w:bidi="fr_FR"/>
+        </w:rPr>
         <w:t>1 Jean 4.6</w:t>
       </w:r>
-      <w:r/>
-    </w:p>
-    <w:p>
-      <w:r/>
-      <w:r>
+      <w:r>
+        <w:rPr>
+          <w:lang w:val="fr_FR" w:bidi="fr_FR"/>
+        </w:rPr>
+      </w:r>
+    </w:p>
+    <w:p>
+      <w:pPr/>
+      <w:r>
+        <w:rPr>
+          <w:lang w:val="fr_FR" w:bidi="fr_FR"/>
+        </w:rPr>
+      </w:r>
+      <w:r>
+        <w:rPr>
+          <w:lang w:val="fr_FR" w:bidi="fr_FR"/>
+        </w:rPr>
         <w:t xml:space="preserve">Jean évalue la foi d’une personne à sa manière d’écouter et de recevoir l’enseignement des apôtres. </w:t>
       </w:r>
       <w:r>
+        <w:rPr>
+          <w:lang w:val="fr_FR" w:bidi="fr_FR"/>
+        </w:rPr>
         <w:t>•</w:t>
       </w:r>
       <w:r>
+        <w:rPr>
+          <w:lang w:val="fr_FR" w:bidi="fr_FR"/>
+        </w:rPr>
         <w:t xml:space="preserve"> L’Esprit de vérité, le Saint-Esprit</w:t>
       </w:r>
       <w:r>
+        <w:rPr>
+          <w:lang w:val="fr_FR" w:bidi="fr_FR"/>
+        </w:rPr>
         <w:t xml:space="preserve"> (</w:t>
       </w:r>
       <w:hyperlink r:id="rId98">
         <w:r>
           <w:rPr>
+            <w:lang w:val="fr_FR" w:bidi="fr_FR"/>
+          </w:rPr>
+          <w:rPr>
             <w:color w:val="0000EE"/>
             <w:u w:val="single"/>
           </w:rPr>
@@ -2458,11 +4622,17 @@
         </w:r>
       </w:hyperlink>
       <w:r>
+        <w:rPr>
+          <w:lang w:val="fr_FR" w:bidi="fr_FR"/>
+        </w:rPr>
         <w:t xml:space="preserve">, </w:t>
       </w:r>
       <w:hyperlink r:id="rId99">
         <w:r>
           <w:rPr>
+            <w:lang w:val="fr_FR" w:bidi="fr_FR"/>
+          </w:rPr>
+          <w:rPr>
             <w:color w:val="0000EE"/>
             <w:u w:val="single"/>
           </w:rPr>
@@ -2470,11 +4640,17 @@
         </w:r>
       </w:hyperlink>
       <w:r>
+        <w:rPr>
+          <w:lang w:val="fr_FR" w:bidi="fr_FR"/>
+        </w:rPr>
         <w:t xml:space="preserve">; </w:t>
       </w:r>
       <w:hyperlink r:id="rId100">
         <w:r>
           <w:rPr>
+            <w:lang w:val="fr_FR" w:bidi="fr_FR"/>
+          </w:rPr>
+          <w:rPr>
             <w:color w:val="0000EE"/>
             <w:u w:val="single"/>
           </w:rPr>
@@ -2482,11 +4658,17 @@
         </w:r>
       </w:hyperlink>
       <w:r>
+        <w:rPr>
+          <w:lang w:val="fr_FR" w:bidi="fr_FR"/>
+        </w:rPr>
         <w:t xml:space="preserve">; </w:t>
       </w:r>
       <w:hyperlink r:id="rId101">
         <w:r>
           <w:rPr>
+            <w:lang w:val="fr_FR" w:bidi="fr_FR"/>
+          </w:rPr>
+          <w:rPr>
             <w:color w:val="0000EE"/>
             <w:u w:val="single"/>
           </w:rPr>
@@ -2494,11 +4676,17 @@
         </w:r>
       </w:hyperlink>
       <w:r>
+        <w:rPr>
+          <w:lang w:val="fr_FR" w:bidi="fr_FR"/>
+        </w:rPr>
         <w:t>), enseigne la vérité sur le Christ (</w:t>
       </w:r>
       <w:hyperlink r:id="rId91">
         <w:r>
           <w:rPr>
+            <w:lang w:val="fr_FR" w:bidi="fr_FR"/>
+          </w:rPr>
+          <w:rPr>
             <w:color w:val="0000EE"/>
             <w:u w:val="single"/>
           </w:rPr>
@@ -2506,11 +4694,17 @@
         </w:r>
       </w:hyperlink>
       <w:r>
+        <w:rPr>
+          <w:lang w:val="fr_FR" w:bidi="fr_FR"/>
+        </w:rPr>
         <w:t xml:space="preserve">, </w:t>
       </w:r>
       <w:hyperlink r:id="rId92">
         <w:r>
           <w:rPr>
+            <w:lang w:val="fr_FR" w:bidi="fr_FR"/>
+          </w:rPr>
+          <w:rPr>
             <w:color w:val="0000EE"/>
             <w:u w:val="single"/>
           </w:rPr>
@@ -2518,69 +4712,149 @@
         </w:r>
       </w:hyperlink>
       <w:r>
+        <w:rPr>
+          <w:lang w:val="fr_FR" w:bidi="fr_FR"/>
+        </w:rPr>
         <w:t xml:space="preserve">). • </w:t>
       </w:r>
       <w:r>
+        <w:rPr>
+          <w:lang w:val="fr_FR" w:bidi="fr_FR"/>
+        </w:rPr>
         <w:t>Les faux prophètes, eux, sont animés par un esprit de tromperie, l’esprit de l’antéchrist, qui détourne les cœurs de Jésus</w:t>
       </w:r>
       <w:r>
+        <w:rPr>
+          <w:lang w:val="fr_FR" w:bidi="fr_FR"/>
+        </w:rPr>
         <w:t xml:space="preserve"> (voir </w:t>
       </w:r>
       <w:r>
+        <w:rPr>
+          <w:lang w:val="fr_FR" w:bidi="fr_FR"/>
+        </w:rPr>
         <w:t>note d'étude sur 2.22</w:t>
       </w:r>
       <w:r>
+        <w:rPr>
+          <w:lang w:val="fr_FR" w:bidi="fr_FR"/>
+        </w:rPr>
         <w:t xml:space="preserve">). </w:t>
       </w:r>
       <w:r>
+        <w:rPr>
+          <w:lang w:val="fr_FR" w:bidi="fr_FR"/>
+        </w:rPr>
         <w:t>C’est pourquoi l’union avec Jésus-Christ (un Christ historique venu corporellement sur terre) et l’adhésion aux enseignements transmis par les apôtres sont des signes de fidélité à son œuvre dans le monde.</w:t>
       </w:r>
-      <w:r/>
-      <w:r/>
-    </w:p>
-    <w:p>
-      <w:r/>
+      <w:r>
+        <w:rPr>
+          <w:lang w:val="fr_FR" w:bidi="fr_FR"/>
+        </w:rPr>
+      </w:r>
+      <w:r>
+        <w:rPr>
+          <w:lang w:val="fr_FR" w:bidi="fr_FR"/>
+        </w:rPr>
+      </w:r>
+    </w:p>
+    <w:p>
+      <w:pPr/>
+      <w:r>
+        <w:rPr>
+          <w:lang w:val="fr_FR" w:bidi="fr_FR"/>
+        </w:rPr>
+      </w:r>
     </w:p>
     <w:p>
       <w:pPr>
         <w:pStyle w:val="Heading2"/>
       </w:pPr>
       <w:r>
+        <w:rPr>
+          <w:lang w:val="fr_FR" w:bidi="fr_FR"/>
+        </w:rPr>
         <w:t>1 Jean 4.7–21</w:t>
       </w:r>
-      <w:r/>
-    </w:p>
-    <w:p>
-      <w:r/>
-      <w:r>
+      <w:r>
+        <w:rPr>
+          <w:lang w:val="fr_FR" w:bidi="fr_FR"/>
+        </w:rPr>
+      </w:r>
+    </w:p>
+    <w:p>
+      <w:pPr/>
+      <w:r>
+        <w:rPr>
+          <w:lang w:val="fr_FR" w:bidi="fr_FR"/>
+        </w:rPr>
+      </w:r>
+      <w:r>
+        <w:rPr>
+          <w:lang w:val="fr_FR" w:bidi="fr_FR"/>
+        </w:rPr>
         <w:t>Jean explique d’où vient l’amour chez le chrétien et comment il doit se vivre au quotidien.</w:t>
       </w:r>
-      <w:r/>
-      <w:r/>
-    </w:p>
-    <w:p>
-      <w:r/>
+      <w:r>
+        <w:rPr>
+          <w:lang w:val="fr_FR" w:bidi="fr_FR"/>
+        </w:rPr>
+      </w:r>
+      <w:r>
+        <w:rPr>
+          <w:lang w:val="fr_FR" w:bidi="fr_FR"/>
+        </w:rPr>
+      </w:r>
+    </w:p>
+    <w:p>
+      <w:pPr/>
+      <w:r>
+        <w:rPr>
+          <w:lang w:val="fr_FR" w:bidi="fr_FR"/>
+        </w:rPr>
+      </w:r>
     </w:p>
     <w:p>
       <w:pPr>
         <w:pStyle w:val="Heading2"/>
       </w:pPr>
       <w:r>
+        <w:rPr>
+          <w:lang w:val="fr_FR" w:bidi="fr_FR"/>
+        </w:rPr>
         <w:t>1 Jean 4.8</w:t>
       </w:r>
-      <w:r/>
-    </w:p>
-    <w:p>
-      <w:r/>
-      <w:r>
+      <w:r>
+        <w:rPr>
+          <w:lang w:val="fr_FR" w:bidi="fr_FR"/>
+        </w:rPr>
+      </w:r>
+    </w:p>
+    <w:p>
+      <w:pPr/>
+      <w:r>
+        <w:rPr>
+          <w:lang w:val="fr_FR" w:bidi="fr_FR"/>
+        </w:rPr>
+      </w:r>
+      <w:r>
+        <w:rPr>
+          <w:lang w:val="fr_FR" w:bidi="fr_FR"/>
+        </w:rPr>
         <w:t>Dieu est amour ; il en est la source et l’expression parfaite. Avec l’affirmation que Dieu est lumière</w:t>
       </w:r>
       <w:r>
+        <w:rPr>
+          <w:lang w:val="fr_FR" w:bidi="fr_FR"/>
+        </w:rPr>
         <w:t xml:space="preserve"> (</w:t>
       </w:r>
       <w:hyperlink r:id="rId102">
         <w:r>
           <w:rPr>
+            <w:lang w:val="fr_FR" w:bidi="fr_FR"/>
+          </w:rPr>
+          <w:rPr>
             <w:color w:val="0000EE"/>
             <w:u w:val="single"/>
           </w:rPr>
@@ -2588,77 +4862,173 @@
         </w:r>
       </w:hyperlink>
       <w:r>
+        <w:rPr>
+          <w:lang w:val="fr_FR" w:bidi="fr_FR"/>
+        </w:rPr>
         <w:t xml:space="preserve">) </w:t>
       </w:r>
       <w:r>
+        <w:rPr>
+          <w:lang w:val="fr_FR" w:bidi="fr_FR"/>
+        </w:rPr>
         <w:t>Jean pose les fondations de toute sa lettre.</w:t>
       </w:r>
-      <w:r/>
-      <w:r/>
-    </w:p>
-    <w:p>
-      <w:r/>
+      <w:r>
+        <w:rPr>
+          <w:lang w:val="fr_FR" w:bidi="fr_FR"/>
+        </w:rPr>
+      </w:r>
+      <w:r>
+        <w:rPr>
+          <w:lang w:val="fr_FR" w:bidi="fr_FR"/>
+        </w:rPr>
+      </w:r>
+    </w:p>
+    <w:p>
+      <w:pPr/>
+      <w:r>
+        <w:rPr>
+          <w:lang w:val="fr_FR" w:bidi="fr_FR"/>
+        </w:rPr>
+      </w:r>
     </w:p>
     <w:p>
       <w:pPr>
         <w:pStyle w:val="Heading2"/>
       </w:pPr>
       <w:r>
+        <w:rPr>
+          <w:lang w:val="fr_FR" w:bidi="fr_FR"/>
+        </w:rPr>
         <w:t>1 Jean 4.9–10</w:t>
       </w:r>
-      <w:r/>
-    </w:p>
-    <w:p>
-      <w:r/>
-      <w:r>
+      <w:r>
+        <w:rPr>
+          <w:lang w:val="fr_FR" w:bidi="fr_FR"/>
+        </w:rPr>
+      </w:r>
+    </w:p>
+    <w:p>
+      <w:pPr/>
+      <w:r>
+        <w:rPr>
+          <w:lang w:val="fr_FR" w:bidi="fr_FR"/>
+        </w:rPr>
+      </w:r>
+      <w:r>
+        <w:rPr>
+          <w:lang w:val="fr_FR" w:bidi="fr_FR"/>
+        </w:rPr>
         <w:t>Envoyé par le Père, Jésus-Christ a révélé l’amour de Dieu par sa vie et par sa mort sur la croix, offerte en sacrifice pour nos péchés.</w:t>
       </w:r>
-      <w:r/>
-      <w:r/>
-    </w:p>
-    <w:p>
-      <w:r/>
+      <w:r>
+        <w:rPr>
+          <w:lang w:val="fr_FR" w:bidi="fr_FR"/>
+        </w:rPr>
+      </w:r>
+      <w:r>
+        <w:rPr>
+          <w:lang w:val="fr_FR" w:bidi="fr_FR"/>
+        </w:rPr>
+      </w:r>
+    </w:p>
+    <w:p>
+      <w:pPr/>
+      <w:r>
+        <w:rPr>
+          <w:lang w:val="fr_FR" w:bidi="fr_FR"/>
+        </w:rPr>
+      </w:r>
     </w:p>
     <w:p>
       <w:pPr>
         <w:pStyle w:val="Heading2"/>
       </w:pPr>
       <w:r>
+        <w:rPr>
+          <w:lang w:val="fr_FR" w:bidi="fr_FR"/>
+        </w:rPr>
         <w:t>1 Jean 4.11–12</w:t>
       </w:r>
-      <w:r/>
-    </w:p>
-    <w:p>
-      <w:r/>
-      <w:r>
+      <w:r>
+        <w:rPr>
+          <w:lang w:val="fr_FR" w:bidi="fr_FR"/>
+        </w:rPr>
+      </w:r>
+    </w:p>
+    <w:p>
+      <w:pPr/>
+      <w:r>
+        <w:rPr>
+          <w:lang w:val="fr_FR" w:bidi="fr_FR"/>
+        </w:rPr>
+      </w:r>
+      <w:r>
+        <w:rPr>
+          <w:lang w:val="fr_FR" w:bidi="fr_FR"/>
+        </w:rPr>
         <w:t>Ceux qui ont reçu l’amour de Dieu aiment naturellement ceux qui l’ont reçu aussi. Cet amour partagé rend visible notre amour pour Dieu.</w:t>
       </w:r>
-      <w:r/>
-      <w:r/>
-    </w:p>
-    <w:p>
-      <w:r/>
+      <w:r>
+        <w:rPr>
+          <w:lang w:val="fr_FR" w:bidi="fr_FR"/>
+        </w:rPr>
+      </w:r>
+      <w:r>
+        <w:rPr>
+          <w:lang w:val="fr_FR" w:bidi="fr_FR"/>
+        </w:rPr>
+      </w:r>
+    </w:p>
+    <w:p>
+      <w:pPr/>
+      <w:r>
+        <w:rPr>
+          <w:lang w:val="fr_FR" w:bidi="fr_FR"/>
+        </w:rPr>
+      </w:r>
     </w:p>
     <w:p>
       <w:pPr>
         <w:pStyle w:val="Heading2"/>
       </w:pPr>
       <w:r>
+        <w:rPr>
+          <w:lang w:val="fr_FR" w:bidi="fr_FR"/>
+        </w:rPr>
         <w:t>1 Jean 4.15</w:t>
       </w:r>
-      <w:r/>
-    </w:p>
-    <w:p>
-      <w:r/>
-      <w:r>
+      <w:r>
+        <w:rPr>
+          <w:lang w:val="fr_FR" w:bidi="fr_FR"/>
+        </w:rPr>
+      </w:r>
+    </w:p>
+    <w:p>
+      <w:pPr/>
+      <w:r>
+        <w:rPr>
+          <w:lang w:val="fr_FR" w:bidi="fr_FR"/>
+        </w:rPr>
+      </w:r>
+      <w:r>
+        <w:rPr>
+          <w:lang w:val="fr_FR" w:bidi="fr_FR"/>
+        </w:rPr>
         <w:t xml:space="preserve">Ceux qui croient en Christ vivent en Dieu, et Dieu vit en eux. Cette communion, que le Père et le Fils partagent </w:t>
       </w:r>
       <w:r>
+        <w:rPr>
+          <w:lang w:val="fr_FR" w:bidi="fr_FR"/>
+        </w:rPr>
         <w:t>(</w:t>
       </w:r>
       <w:hyperlink r:id="rId103">
         <w:r>
           <w:rPr>
+            <w:lang w:val="fr_FR" w:bidi="fr_FR"/>
+          </w:rPr>
+          <w:rPr>
             <w:color w:val="0000EE"/>
             <w:u w:val="single"/>
           </w:rPr>
@@ -2666,11 +5036,17 @@
         </w:r>
       </w:hyperlink>
       <w:r>
+        <w:rPr>
+          <w:lang w:val="fr_FR" w:bidi="fr_FR"/>
+        </w:rPr>
         <w:t xml:space="preserve"> ; </w:t>
       </w:r>
       <w:hyperlink r:id="rId104">
         <w:r>
           <w:rPr>
+            <w:lang w:val="fr_FR" w:bidi="fr_FR"/>
+          </w:rPr>
+          <w:rPr>
             <w:color w:val="0000EE"/>
             <w:u w:val="single"/>
           </w:rPr>
@@ -2678,11 +5054,17 @@
         </w:r>
       </w:hyperlink>
       <w:r>
+        <w:rPr>
+          <w:lang w:val="fr_FR" w:bidi="fr_FR"/>
+        </w:rPr>
         <w:t xml:space="preserve"> ; </w:t>
       </w:r>
       <w:hyperlink r:id="rId105">
         <w:r>
           <w:rPr>
+            <w:lang w:val="fr_FR" w:bidi="fr_FR"/>
+          </w:rPr>
+          <w:rPr>
             <w:color w:val="0000EE"/>
             <w:u w:val="single"/>
           </w:rPr>
@@ -2690,17 +5072,29 @@
         </w:r>
       </w:hyperlink>
       <w:r>
+        <w:rPr>
+          <w:lang w:val="fr_FR" w:bidi="fr_FR"/>
+        </w:rPr>
         <w:t xml:space="preserve">) </w:t>
       </w:r>
       <w:r>
+        <w:rPr>
+          <w:lang w:val="fr_FR" w:bidi="fr_FR"/>
+        </w:rPr>
         <w:t xml:space="preserve">est un privilège offert aux croyants </w:t>
       </w:r>
       <w:r>
+        <w:rPr>
+          <w:lang w:val="fr_FR" w:bidi="fr_FR"/>
+        </w:rPr>
         <w:t xml:space="preserve">(voir </w:t>
       </w:r>
       <w:hyperlink r:id="rId106">
         <w:r>
           <w:rPr>
+            <w:lang w:val="fr_FR" w:bidi="fr_FR"/>
+          </w:rPr>
+          <w:rPr>
             <w:color w:val="0000EE"/>
             <w:u w:val="single"/>
           </w:rPr>
@@ -2708,11 +5102,17 @@
         </w:r>
       </w:hyperlink>
       <w:r>
+        <w:rPr>
+          <w:lang w:val="fr_FR" w:bidi="fr_FR"/>
+        </w:rPr>
         <w:t xml:space="preserve"> ; </w:t>
       </w:r>
       <w:hyperlink r:id="rId107">
         <w:r>
           <w:rPr>
+            <w:lang w:val="fr_FR" w:bidi="fr_FR"/>
+          </w:rPr>
+          <w:rPr>
             <w:color w:val="0000EE"/>
             <w:u w:val="single"/>
           </w:rPr>
@@ -2720,11 +5120,17 @@
         </w:r>
       </w:hyperlink>
       <w:r>
+        <w:rPr>
+          <w:lang w:val="fr_FR" w:bidi="fr_FR"/>
+        </w:rPr>
         <w:t xml:space="preserve"> ; </w:t>
       </w:r>
       <w:hyperlink r:id="rId108">
         <w:r>
           <w:rPr>
+            <w:lang w:val="fr_FR" w:bidi="fr_FR"/>
+          </w:rPr>
+          <w:rPr>
             <w:color w:val="0000EE"/>
             <w:u w:val="single"/>
           </w:rPr>
@@ -2732,78 +5138,167 @@
         </w:r>
       </w:hyperlink>
       <w:r>
+        <w:rPr>
+          <w:lang w:val="fr_FR" w:bidi="fr_FR"/>
+        </w:rPr>
         <w:t>).</w:t>
       </w:r>
-      <w:r/>
-      <w:r/>
-    </w:p>
-    <w:p>
-      <w:r/>
+      <w:r>
+        <w:rPr>
+          <w:lang w:val="fr_FR" w:bidi="fr_FR"/>
+        </w:rPr>
+      </w:r>
+      <w:r>
+        <w:rPr>
+          <w:lang w:val="fr_FR" w:bidi="fr_FR"/>
+        </w:rPr>
+      </w:r>
+    </w:p>
+    <w:p>
+      <w:pPr/>
+      <w:r>
+        <w:rPr>
+          <w:lang w:val="fr_FR" w:bidi="fr_FR"/>
+        </w:rPr>
+      </w:r>
     </w:p>
     <w:p>
       <w:pPr>
         <w:pStyle w:val="Heading2"/>
       </w:pPr>
       <w:r>
+        <w:rPr>
+          <w:lang w:val="fr_FR" w:bidi="fr_FR"/>
+        </w:rPr>
         <w:t>1 Jean 4.17</w:t>
       </w:r>
-      <w:r/>
-    </w:p>
-    <w:p>
-      <w:r/>
-      <w:r>
+      <w:r>
+        <w:rPr>
+          <w:lang w:val="fr_FR" w:bidi="fr_FR"/>
+        </w:rPr>
+      </w:r>
+    </w:p>
+    <w:p>
+      <w:pPr/>
+      <w:r>
+        <w:rPr>
+          <w:lang w:val="fr_FR" w:bidi="fr_FR"/>
+        </w:rPr>
+      </w:r>
+      <w:r>
+        <w:rPr>
+          <w:lang w:val="fr_FR" w:bidi="fr_FR"/>
+        </w:rPr>
         <w:t>l’amour est parfait</w:t>
       </w:r>
       <w:r>
+        <w:rPr>
+          <w:lang w:val="fr_FR" w:bidi="fr_FR"/>
+        </w:rPr>
         <w:t xml:space="preserve"> : </w:t>
       </w:r>
       <w:r>
+        <w:rPr>
+          <w:lang w:val="fr_FR" w:bidi="fr_FR"/>
+        </w:rPr>
         <w:t xml:space="preserve">Non pas au sens d’un amour sans défaut, mais d’un amour mûr et accompli. Il grandit en nous à mesure que notre relation avec Dieu se développe, et c’est l’amour de Dieu qui le rend complet </w:t>
       </w:r>
       <w:r>
+        <w:rPr>
+          <w:lang w:val="fr_FR" w:bidi="fr_FR"/>
+        </w:rPr>
         <w:t xml:space="preserve">• Ressentir l'amour de Dieu, l'exprimer et faire ce qu'il demande ne nous rend pas </w:t>
       </w:r>
       <w:r>
+        <w:rPr>
+          <w:lang w:val="fr_FR" w:bidi="fr_FR"/>
+        </w:rPr>
         <w:t>acceptables à ses yeux</w:t>
       </w:r>
       <w:r>
+        <w:rPr>
+          <w:lang w:val="fr_FR" w:bidi="fr_FR"/>
+        </w:rPr>
         <w:t>, mais cela nous donne l'assurance que n</w:t>
       </w:r>
       <w:r>
+        <w:rPr>
+          <w:lang w:val="fr_FR" w:bidi="fr_FR"/>
+        </w:rPr>
         <w:t>ous avons déjà été acceptés. Ainsi, la peur du jugement disparaît.</w:t>
       </w:r>
-      <w:r/>
-      <w:r/>
-    </w:p>
-    <w:p>
-      <w:r/>
+      <w:r>
+        <w:rPr>
+          <w:lang w:val="fr_FR" w:bidi="fr_FR"/>
+        </w:rPr>
+      </w:r>
+      <w:r>
+        <w:rPr>
+          <w:lang w:val="fr_FR" w:bidi="fr_FR"/>
+        </w:rPr>
+      </w:r>
+    </w:p>
+    <w:p>
+      <w:pPr/>
+      <w:r>
+        <w:rPr>
+          <w:lang w:val="fr_FR" w:bidi="fr_FR"/>
+        </w:rPr>
+      </w:r>
     </w:p>
     <w:p>
       <w:pPr>
         <w:pStyle w:val="Heading2"/>
       </w:pPr>
       <w:r>
+        <w:rPr>
+          <w:lang w:val="fr_FR" w:bidi="fr_FR"/>
+        </w:rPr>
         <w:t>1 Jean 4.18</w:t>
       </w:r>
-      <w:r/>
-    </w:p>
-    <w:p>
-      <w:r/>
-      <w:r>
+      <w:r>
+        <w:rPr>
+          <w:lang w:val="fr_FR" w:bidi="fr_FR"/>
+        </w:rPr>
+      </w:r>
+    </w:p>
+    <w:p>
+      <w:pPr/>
+      <w:r>
+        <w:rPr>
+          <w:lang w:val="fr_FR" w:bidi="fr_FR"/>
+        </w:rPr>
+      </w:r>
+      <w:r>
+        <w:rPr>
+          <w:lang w:val="fr_FR" w:bidi="fr_FR"/>
+        </w:rPr>
         <w:t>l’amour parfait bannit la crainte</w:t>
       </w:r>
       <w:r>
+        <w:rPr>
+          <w:lang w:val="fr_FR" w:bidi="fr_FR"/>
+        </w:rPr>
         <w:t xml:space="preserve"> : </w:t>
       </w:r>
       <w:r>
+        <w:rPr>
+          <w:lang w:val="fr_FR" w:bidi="fr_FR"/>
+        </w:rPr>
         <w:t>En vivant avec Christ et en mûrissant dans l’amour de Dieu, nous trouvons la confiance nécessaire pour faire face au jour du jugement ; un jour redoutable pour ceux qui ne connaissent pas Dieu</w:t>
       </w:r>
       <w:r>
+        <w:rPr>
+          <w:lang w:val="fr_FR" w:bidi="fr_FR"/>
+        </w:rPr>
         <w:t xml:space="preserve"> (</w:t>
       </w:r>
       <w:hyperlink r:id="rId109">
         <w:r>
           <w:rPr>
+            <w:lang w:val="fr_FR" w:bidi="fr_FR"/>
+          </w:rPr>
+          <w:rPr>
             <w:color w:val="0000EE"/>
             <w:u w:val="single"/>
           </w:rPr>
@@ -2811,11 +5306,17 @@
         </w:r>
       </w:hyperlink>
       <w:r>
+        <w:rPr>
+          <w:lang w:val="fr_FR" w:bidi="fr_FR"/>
+        </w:rPr>
         <w:t xml:space="preserve"> ; </w:t>
       </w:r>
       <w:hyperlink r:id="rId110">
         <w:r>
           <w:rPr>
+            <w:lang w:val="fr_FR" w:bidi="fr_FR"/>
+          </w:rPr>
+          <w:rPr>
             <w:color w:val="0000EE"/>
             <w:u w:val="single"/>
           </w:rPr>
@@ -2823,17 +5324,29 @@
         </w:r>
       </w:hyperlink>
       <w:r>
+        <w:rPr>
+          <w:lang w:val="fr_FR" w:bidi="fr_FR"/>
+        </w:rPr>
         <w:t xml:space="preserve">). • </w:t>
       </w:r>
       <w:r>
+        <w:rPr>
+          <w:lang w:val="fr_FR" w:bidi="fr_FR"/>
+        </w:rPr>
         <w:t>La peur, née d’une conscience coupable, attend une punition méritée et en goûte déjà l’angoisse. Mais Christ est mort pour nous libérer de cette crainte</w:t>
       </w:r>
       <w:r>
+        <w:rPr>
+          <w:lang w:val="fr_FR" w:bidi="fr_FR"/>
+        </w:rPr>
         <w:t xml:space="preserve"> (</w:t>
       </w:r>
       <w:hyperlink r:id="rId111">
         <w:r>
           <w:rPr>
+            <w:lang w:val="fr_FR" w:bidi="fr_FR"/>
+          </w:rPr>
+          <w:rPr>
             <w:color w:val="0000EE"/>
             <w:u w:val="single"/>
           </w:rPr>
@@ -2841,34 +5354,71 @@
         </w:r>
       </w:hyperlink>
       <w:r>
+        <w:rPr>
+          <w:lang w:val="fr_FR" w:bidi="fr_FR"/>
+        </w:rPr>
         <w:t>).</w:t>
       </w:r>
-      <w:r/>
-      <w:r/>
-    </w:p>
-    <w:p>
-      <w:r/>
+      <w:r>
+        <w:rPr>
+          <w:lang w:val="fr_FR" w:bidi="fr_FR"/>
+        </w:rPr>
+      </w:r>
+      <w:r>
+        <w:rPr>
+          <w:lang w:val="fr_FR" w:bidi="fr_FR"/>
+        </w:rPr>
+      </w:r>
+    </w:p>
+    <w:p>
+      <w:pPr/>
+      <w:r>
+        <w:rPr>
+          <w:lang w:val="fr_FR" w:bidi="fr_FR"/>
+        </w:rPr>
+      </w:r>
     </w:p>
     <w:p>
       <w:pPr>
         <w:pStyle w:val="Heading2"/>
       </w:pPr>
       <w:r>
+        <w:rPr>
+          <w:lang w:val="fr_FR" w:bidi="fr_FR"/>
+        </w:rPr>
         <w:t>1 Jean 4.19</w:t>
       </w:r>
-      <w:r/>
-    </w:p>
-    <w:p>
-      <w:r/>
-      <w:r>
+      <w:r>
+        <w:rPr>
+          <w:lang w:val="fr_FR" w:bidi="fr_FR"/>
+        </w:rPr>
+      </w:r>
+    </w:p>
+    <w:p>
+      <w:pPr/>
+      <w:r>
+        <w:rPr>
+          <w:lang w:val="fr_FR" w:bidi="fr_FR"/>
+        </w:rPr>
+      </w:r>
+      <w:r>
+        <w:rPr>
+          <w:lang w:val="fr_FR" w:bidi="fr_FR"/>
+        </w:rPr>
         <w:t>C’est Dieu qui nous a aimés en premier, et cela alors que nous étions encore pécheurs, et non après avoir changé de vie</w:t>
       </w:r>
       <w:r>
+        <w:rPr>
+          <w:lang w:val="fr_FR" w:bidi="fr_FR"/>
+        </w:rPr>
         <w:t xml:space="preserve"> (</w:t>
       </w:r>
       <w:hyperlink r:id="rId112">
         <w:r>
           <w:rPr>
+            <w:lang w:val="fr_FR" w:bidi="fr_FR"/>
+          </w:rPr>
+          <w:rPr>
             <w:color w:val="0000EE"/>
             <w:u w:val="single"/>
           </w:rPr>
@@ -2876,37 +5426,77 @@
         </w:r>
       </w:hyperlink>
       <w:r>
+        <w:rPr>
+          <w:lang w:val="fr_FR" w:bidi="fr_FR"/>
+        </w:rPr>
         <w:t xml:space="preserve">). Dieu a initié le processus : </w:t>
       </w:r>
       <w:r>
+        <w:rPr>
+          <w:lang w:val="fr_FR" w:bidi="fr_FR"/>
+        </w:rPr>
         <w:t>en nous aimant, il nous a rendus capables de l’aimer en retour et de transmettre cet amour aux autres.</w:t>
       </w:r>
-      <w:r/>
-      <w:r/>
-    </w:p>
-    <w:p>
-      <w:r/>
+      <w:r>
+        <w:rPr>
+          <w:lang w:val="fr_FR" w:bidi="fr_FR"/>
+        </w:rPr>
+      </w:r>
+      <w:r>
+        <w:rPr>
+          <w:lang w:val="fr_FR" w:bidi="fr_FR"/>
+        </w:rPr>
+      </w:r>
+    </w:p>
+    <w:p>
+      <w:pPr/>
+      <w:r>
+        <w:rPr>
+          <w:lang w:val="fr_FR" w:bidi="fr_FR"/>
+        </w:rPr>
+      </w:r>
     </w:p>
     <w:p>
       <w:pPr>
         <w:pStyle w:val="Heading2"/>
       </w:pPr>
       <w:r>
+        <w:rPr>
+          <w:lang w:val="fr_FR" w:bidi="fr_FR"/>
+        </w:rPr>
         <w:t>1 Jean 5.1–5</w:t>
       </w:r>
-      <w:r/>
-    </w:p>
-    <w:p>
-      <w:r/>
-      <w:r>
+      <w:r>
+        <w:rPr>
+          <w:lang w:val="fr_FR" w:bidi="fr_FR"/>
+        </w:rPr>
+      </w:r>
+    </w:p>
+    <w:p>
+      <w:pPr/>
+      <w:r>
+        <w:rPr>
+          <w:lang w:val="fr_FR" w:bidi="fr_FR"/>
+        </w:rPr>
+      </w:r>
+      <w:r>
+        <w:rPr>
+          <w:lang w:val="fr_FR" w:bidi="fr_FR"/>
+        </w:rPr>
         <w:t>Ceux qui croient que Jésus est le Christ, le Fils de Dieu,</w:t>
       </w:r>
       <w:r>
+        <w:rPr>
+          <w:lang w:val="fr_FR" w:bidi="fr_FR"/>
+        </w:rPr>
         <w:t xml:space="preserve"> sont nés spirituellement comme enfants de Dieu (voir </w:t>
       </w:r>
       <w:hyperlink r:id="rId113">
         <w:r>
           <w:rPr>
+            <w:lang w:val="fr_FR" w:bidi="fr_FR"/>
+          </w:rPr>
+          <w:rPr>
             <w:color w:val="0000EE"/>
             <w:u w:val="single"/>
           </w:rPr>
@@ -2914,84 +5504,169 @@
         </w:r>
       </w:hyperlink>
       <w:r>
+        <w:rPr>
+          <w:lang w:val="fr_FR" w:bidi="fr_FR"/>
+        </w:rPr>
         <w:t xml:space="preserve">). </w:t>
       </w:r>
       <w:r>
+        <w:rPr>
+          <w:lang w:val="fr_FR" w:bidi="fr_FR"/>
+        </w:rPr>
         <w:t>Par l’Esprit, ils reçoivent la force d’aimer Dieu et les autres, de lui obéir et de résister aux tentations du monde. Par la foi, ils peuvent marcher dans l’amour et l’obéissance.</w:t>
       </w:r>
-      <w:r/>
-      <w:r/>
-    </w:p>
-    <w:p>
-      <w:r/>
+      <w:r>
+        <w:rPr>
+          <w:lang w:val="fr_FR" w:bidi="fr_FR"/>
+        </w:rPr>
+      </w:r>
+      <w:r>
+        <w:rPr>
+          <w:lang w:val="fr_FR" w:bidi="fr_FR"/>
+        </w:rPr>
+      </w:r>
+    </w:p>
+    <w:p>
+      <w:pPr/>
+      <w:r>
+        <w:rPr>
+          <w:lang w:val="fr_FR" w:bidi="fr_FR"/>
+        </w:rPr>
+      </w:r>
     </w:p>
     <w:p>
       <w:pPr>
         <w:pStyle w:val="Heading2"/>
       </w:pPr>
       <w:r>
+        <w:rPr>
+          <w:lang w:val="fr_FR" w:bidi="fr_FR"/>
+        </w:rPr>
         <w:t>1 Jean 5.6</w:t>
       </w:r>
-      <w:r/>
-    </w:p>
-    <w:p>
-      <w:r/>
-      <w:r>
+      <w:r>
+        <w:rPr>
+          <w:lang w:val="fr_FR" w:bidi="fr_FR"/>
+        </w:rPr>
+      </w:r>
+    </w:p>
+    <w:p>
+      <w:pPr/>
+      <w:r>
+        <w:rPr>
+          <w:lang w:val="fr_FR" w:bidi="fr_FR"/>
+        </w:rPr>
+      </w:r>
+      <w:r>
+        <w:rPr>
+          <w:lang w:val="fr_FR" w:bidi="fr_FR"/>
+        </w:rPr>
         <w:t xml:space="preserve">Jésus-Christ a été reconnu comme le Fils de Dieu à la fois par son baptême dans l’eau et par le sang versé sur la croix </w:t>
       </w:r>
       <w:r>
+        <w:rPr>
+          <w:lang w:val="fr_FR" w:bidi="fr_FR"/>
+        </w:rPr>
         <w:t xml:space="preserve">(littéralement </w:t>
       </w:r>
       <w:r>
         <w:rPr>
           <w:i/>
+          <w:lang w:val="fr_FR" w:bidi="fr_FR"/>
         </w:rPr>
         <w:t xml:space="preserve">C'est celui </w:t>
       </w:r>
       <w:r>
         <w:rPr>
           <w:i/>
+          <w:lang w:val="fr_FR" w:bidi="fr_FR"/>
         </w:rPr>
         <w:t>qui est venu avec de l’eau et du sang</w:t>
       </w:r>
       <w:r>
+        <w:rPr>
+          <w:lang w:val="fr_FR" w:bidi="fr_FR"/>
+        </w:rPr>
         <w:t xml:space="preserve">). </w:t>
       </w:r>
       <w:r>
+        <w:rPr>
+          <w:lang w:val="fr_FR" w:bidi="fr_FR"/>
+        </w:rPr>
         <w:t>À l’époque de Jean, un faux enseignement circulait : Cérinthe affirmait que « le Christ » était descendu sur Jésus au moment de son baptême, mais l’avait quitté avant sa mort. Jean affirme au contraire que le baptême et la croix révèlent ensemble l’identité véritable de Jésus : il était, et reste, le Christ, le Fils de Dieu ; depuis toujours et pour l’éternité.</w:t>
       </w:r>
-      <w:r/>
-      <w:r/>
-    </w:p>
-    <w:p>
-      <w:r/>
+      <w:r>
+        <w:rPr>
+          <w:lang w:val="fr_FR" w:bidi="fr_FR"/>
+        </w:rPr>
+      </w:r>
+      <w:r>
+        <w:rPr>
+          <w:lang w:val="fr_FR" w:bidi="fr_FR"/>
+        </w:rPr>
+      </w:r>
+    </w:p>
+    <w:p>
+      <w:pPr/>
+      <w:r>
+        <w:rPr>
+          <w:lang w:val="fr_FR" w:bidi="fr_FR"/>
+        </w:rPr>
+      </w:r>
     </w:p>
     <w:p>
       <w:pPr>
         <w:pStyle w:val="Heading2"/>
       </w:pPr>
       <w:r>
+        <w:rPr>
+          <w:lang w:val="fr_FR" w:bidi="fr_FR"/>
+        </w:rPr>
         <w:t>1 Jean 5.7–8</w:t>
       </w:r>
-      <w:r/>
-    </w:p>
-    <w:p>
-      <w:r/>
-      <w:r>
+      <w:r>
+        <w:rPr>
+          <w:lang w:val="fr_FR" w:bidi="fr_FR"/>
+        </w:rPr>
+      </w:r>
+    </w:p>
+    <w:p>
+      <w:pPr/>
+      <w:r>
+        <w:rPr>
+          <w:lang w:val="fr_FR" w:bidi="fr_FR"/>
+        </w:rPr>
+      </w:r>
+      <w:r>
+        <w:rPr>
+          <w:lang w:val="fr_FR" w:bidi="fr_FR"/>
+        </w:rPr>
         <w:t>trois qui rendent témoignage</w:t>
       </w:r>
       <w:r>
+        <w:rPr>
+          <w:lang w:val="fr_FR" w:bidi="fr_FR"/>
+        </w:rPr>
         <w:t xml:space="preserve"> : </w:t>
       </w:r>
       <w:r>
+        <w:rPr>
+          <w:lang w:val="fr_FR" w:bidi="fr_FR"/>
+        </w:rPr>
         <w:t>Trois témoignages confirment que Jésus est le Fils de Dieu. Il y a l’Esprit, qui est descendu sur lui lors de son baptême</w:t>
       </w:r>
       <w:r>
+        <w:rPr>
+          <w:lang w:val="fr_FR" w:bidi="fr_FR"/>
+        </w:rPr>
         <w:t xml:space="preserve"> (voir </w:t>
       </w:r>
       <w:hyperlink r:id="rId114">
         <w:r>
           <w:rPr>
+            <w:lang w:val="fr_FR" w:bidi="fr_FR"/>
+          </w:rPr>
+          <w:rPr>
             <w:color w:val="0000EE"/>
             <w:u w:val="single"/>
           </w:rPr>
@@ -2999,17 +5674,29 @@
         </w:r>
       </w:hyperlink>
       <w:r>
+        <w:rPr>
+          <w:lang w:val="fr_FR" w:bidi="fr_FR"/>
+        </w:rPr>
         <w:t xml:space="preserve">), </w:t>
       </w:r>
       <w:r>
+        <w:rPr>
+          <w:lang w:val="fr_FR" w:bidi="fr_FR"/>
+        </w:rPr>
         <w:t>l’eau dans laquelle il a été baptisé</w:t>
       </w:r>
       <w:r>
+        <w:rPr>
+          <w:lang w:val="fr_FR" w:bidi="fr_FR"/>
+        </w:rPr>
         <w:t xml:space="preserve"> (voir </w:t>
       </w:r>
       <w:hyperlink r:id="rId115">
         <w:r>
           <w:rPr>
+            <w:lang w:val="fr_FR" w:bidi="fr_FR"/>
+          </w:rPr>
+          <w:rPr>
             <w:color w:val="0000EE"/>
             <w:u w:val="single"/>
           </w:rPr>
@@ -3017,11 +5704,17 @@
         </w:r>
       </w:hyperlink>
       <w:r>
+        <w:rPr>
+          <w:lang w:val="fr_FR" w:bidi="fr_FR"/>
+        </w:rPr>
         <w:t xml:space="preserve">; </w:t>
       </w:r>
       <w:hyperlink r:id="rId116">
         <w:r>
           <w:rPr>
+            <w:lang w:val="fr_FR" w:bidi="fr_FR"/>
+          </w:rPr>
+          <w:rPr>
             <w:color w:val="0000EE"/>
             <w:u w:val="single"/>
           </w:rPr>
@@ -3029,17 +5722,29 @@
         </w:r>
       </w:hyperlink>
       <w:r>
+        <w:rPr>
+          <w:lang w:val="fr_FR" w:bidi="fr_FR"/>
+        </w:rPr>
         <w:t xml:space="preserve">) </w:t>
       </w:r>
       <w:r>
+        <w:rPr>
+          <w:lang w:val="fr_FR" w:bidi="fr_FR"/>
+        </w:rPr>
         <w:t>et le sang versé à la croix</w:t>
       </w:r>
       <w:r>
+        <w:rPr>
+          <w:lang w:val="fr_FR" w:bidi="fr_FR"/>
+        </w:rPr>
         <w:t xml:space="preserve"> (voir </w:t>
       </w:r>
       <w:hyperlink r:id="rId117">
         <w:r>
           <w:rPr>
+            <w:lang w:val="fr_FR" w:bidi="fr_FR"/>
+          </w:rPr>
+          <w:rPr>
             <w:color w:val="0000EE"/>
             <w:u w:val="single"/>
           </w:rPr>
@@ -3047,17 +5752,29 @@
         </w:r>
       </w:hyperlink>
       <w:r>
+        <w:rPr>
+          <w:lang w:val="fr_FR" w:bidi="fr_FR"/>
+        </w:rPr>
         <w:t xml:space="preserve">). </w:t>
       </w:r>
       <w:r>
+        <w:rPr>
+          <w:lang w:val="fr_FR" w:bidi="fr_FR"/>
+        </w:rPr>
         <w:t>Tous trois rendent un même témoignage</w:t>
       </w:r>
       <w:r>
+        <w:rPr>
+          <w:lang w:val="fr_FR" w:bidi="fr_FR"/>
+        </w:rPr>
         <w:t xml:space="preserve"> (</w:t>
       </w:r>
       <w:hyperlink r:id="rId118">
         <w:r>
           <w:rPr>
+            <w:lang w:val="fr_FR" w:bidi="fr_FR"/>
+          </w:rPr>
+          <w:rPr>
             <w:color w:val="0000EE"/>
             <w:u w:val="single"/>
           </w:rPr>
@@ -3065,64 +5782,126 @@
         </w:r>
       </w:hyperlink>
       <w:r>
+        <w:rPr>
+          <w:lang w:val="fr_FR" w:bidi="fr_FR"/>
+        </w:rPr>
         <w:t xml:space="preserve">). • </w:t>
       </w:r>
       <w:r>
+        <w:rPr>
+          <w:lang w:val="fr_FR" w:bidi="fr_FR"/>
+        </w:rPr>
         <w:t xml:space="preserve">Certains manuscrits très tardifs ont une version différente, comme retranscrit dans la Bible Martin : « </w:t>
       </w:r>
       <w:r>
+        <w:rPr>
+          <w:lang w:val="fr_FR" w:bidi="fr_FR"/>
+        </w:rPr>
         <w:t>Car il y en a trois dans le Ciel qui rendent témoignage, le Père, la Parole, et le Saint-Esprit ; et ces trois-là ne sont qu'un. Il y en a aussi trois qui rendent témoignage sur la terre, savoir l'Esprit, l'eau, et le Sang ; et ces trois-là se rapportent à un ».</w:t>
       </w:r>
       <w:r>
+        <w:rPr>
+          <w:lang w:val="fr_FR" w:bidi="fr_FR"/>
+        </w:rPr>
         <w:t xml:space="preserve"> Cette version plus longue, rédigée en latin bien après l’époque de Jean, visait à interpréter l’eau, le sang et l’Esprit comme des symboles de la Trinité. Elle a été incluse dans des éditions ultérieures de la Vulgate latine, puis traduite en grec par Érasme, ce qui l’a fait entrer dans le </w:t>
       </w:r>
       <w:r>
         <w:rPr>
           <w:i/>
+          <w:lang w:val="fr_FR" w:bidi="fr_FR"/>
         </w:rPr>
         <w:t>Textus Receptus</w:t>
       </w:r>
       <w:r>
+        <w:rPr>
+          <w:lang w:val="fr_FR" w:bidi="fr_FR"/>
+        </w:rPr>
         <w:t xml:space="preserve">. </w:t>
       </w:r>
       <w:r>
+        <w:rPr>
+          <w:lang w:val="fr_FR" w:bidi="fr_FR"/>
+        </w:rPr>
         <w:t>Cependant, cette version n’apparaît dans aucun manuscrit grec antérieur au XVIIIe siècle, ni dans les écrits des premiers Pères de l’Église. C’est pourquoi elle est absente de la plupart des traductions modernes.</w:t>
       </w:r>
-      <w:r/>
-      <w:r/>
-    </w:p>
-    <w:p>
-      <w:r/>
+      <w:r>
+        <w:rPr>
+          <w:lang w:val="fr_FR" w:bidi="fr_FR"/>
+        </w:rPr>
+      </w:r>
+      <w:r>
+        <w:rPr>
+          <w:lang w:val="fr_FR" w:bidi="fr_FR"/>
+        </w:rPr>
+      </w:r>
+    </w:p>
+    <w:p>
+      <w:pPr/>
+      <w:r>
+        <w:rPr>
+          <w:lang w:val="fr_FR" w:bidi="fr_FR"/>
+        </w:rPr>
+      </w:r>
     </w:p>
     <w:p>
       <w:pPr>
         <w:pStyle w:val="Heading2"/>
       </w:pPr>
       <w:r>
+        <w:rPr>
+          <w:lang w:val="fr_FR" w:bidi="fr_FR"/>
+        </w:rPr>
         <w:t>1 Jean 5.11–12</w:t>
       </w:r>
-      <w:r/>
-    </w:p>
-    <w:p>
-      <w:r/>
-      <w:r>
+      <w:r>
+        <w:rPr>
+          <w:lang w:val="fr_FR" w:bidi="fr_FR"/>
+        </w:rPr>
+      </w:r>
+    </w:p>
+    <w:p>
+      <w:pPr/>
+      <w:r>
+        <w:rPr>
+          <w:lang w:val="fr_FR" w:bidi="fr_FR"/>
+        </w:rPr>
+      </w:r>
+      <w:r>
+        <w:rPr>
+          <w:lang w:val="fr_FR" w:bidi="fr_FR"/>
+        </w:rPr>
         <w:t>C</w:t>
       </w:r>
       <w:r>
+        <w:rPr>
+          <w:lang w:val="fr_FR" w:bidi="fr_FR"/>
+        </w:rPr>
         <w:t>elui qui a le Fils a la vie</w:t>
       </w:r>
       <w:r>
+        <w:rPr>
+          <w:lang w:val="fr_FR" w:bidi="fr_FR"/>
+        </w:rPr>
         <w:t xml:space="preserve"> : </w:t>
       </w:r>
       <w:r>
+        <w:rPr>
+          <w:lang w:val="fr_FR" w:bidi="fr_FR"/>
+        </w:rPr>
         <w:t>Ceux en qui vit le Fils de Dieu reçoivent dès maintenant la vie éternelle. I</w:t>
       </w:r>
       <w:r>
+        <w:rPr>
+          <w:lang w:val="fr_FR" w:bidi="fr_FR"/>
+        </w:rPr>
         <w:t>ls jouissent de la présence de l'Esprit (</w:t>
       </w:r>
       <w:hyperlink r:id="rId91">
         <w:r>
           <w:rPr>
+            <w:lang w:val="fr_FR" w:bidi="fr_FR"/>
+          </w:rPr>
+          <w:rPr>
             <w:color w:val="0000EE"/>
             <w:u w:val="single"/>
           </w:rPr>
@@ -3130,11 +5909,17 @@
         </w:r>
       </w:hyperlink>
       <w:r>
+        <w:rPr>
+          <w:lang w:val="fr_FR" w:bidi="fr_FR"/>
+        </w:rPr>
         <w:t xml:space="preserve">, </w:t>
       </w:r>
       <w:hyperlink r:id="rId119">
         <w:r>
           <w:rPr>
+            <w:lang w:val="fr_FR" w:bidi="fr_FR"/>
+          </w:rPr>
+          <w:rPr>
             <w:color w:val="0000EE"/>
             <w:u w:val="single"/>
           </w:rPr>
@@ -3142,11 +5927,17 @@
         </w:r>
       </w:hyperlink>
       <w:r>
+        <w:rPr>
+          <w:lang w:val="fr_FR" w:bidi="fr_FR"/>
+        </w:rPr>
         <w:t xml:space="preserve">, </w:t>
       </w:r>
       <w:hyperlink r:id="rId92">
         <w:r>
           <w:rPr>
+            <w:lang w:val="fr_FR" w:bidi="fr_FR"/>
+          </w:rPr>
+          <w:rPr>
             <w:color w:val="0000EE"/>
             <w:u w:val="single"/>
           </w:rPr>
@@ -3154,14 +5945,23 @@
         </w:r>
       </w:hyperlink>
       <w:r>
+        <w:rPr>
+          <w:lang w:val="fr_FR" w:bidi="fr_FR"/>
+        </w:rPr>
         <w:t>) et ont la garantie de passer l’éternité avec Dieu</w:t>
       </w:r>
       <w:r>
+        <w:rPr>
+          <w:lang w:val="fr_FR" w:bidi="fr_FR"/>
+        </w:rPr>
         <w:t xml:space="preserve"> (voir </w:t>
       </w:r>
       <w:hyperlink r:id="rId120">
         <w:r>
           <w:rPr>
+            <w:lang w:val="fr_FR" w:bidi="fr_FR"/>
+          </w:rPr>
+          <w:rPr>
             <w:color w:val="0000EE"/>
             <w:u w:val="single"/>
           </w:rPr>
@@ -3169,34 +5969,71 @@
         </w:r>
       </w:hyperlink>
       <w:r>
+        <w:rPr>
+          <w:lang w:val="fr_FR" w:bidi="fr_FR"/>
+        </w:rPr>
         <w:t>).</w:t>
       </w:r>
-      <w:r/>
-      <w:r/>
-    </w:p>
-    <w:p>
-      <w:r/>
+      <w:r>
+        <w:rPr>
+          <w:lang w:val="fr_FR" w:bidi="fr_FR"/>
+        </w:rPr>
+      </w:r>
+      <w:r>
+        <w:rPr>
+          <w:lang w:val="fr_FR" w:bidi="fr_FR"/>
+        </w:rPr>
+      </w:r>
+    </w:p>
+    <w:p>
+      <w:pPr/>
+      <w:r>
+        <w:rPr>
+          <w:lang w:val="fr_FR" w:bidi="fr_FR"/>
+        </w:rPr>
+      </w:r>
     </w:p>
     <w:p>
       <w:pPr>
         <w:pStyle w:val="Heading2"/>
       </w:pPr>
       <w:r>
+        <w:rPr>
+          <w:lang w:val="fr_FR" w:bidi="fr_FR"/>
+        </w:rPr>
         <w:t>1 Jean 5.16</w:t>
       </w:r>
-      <w:r/>
-    </w:p>
-    <w:p>
-      <w:r/>
-      <w:r>
+      <w:r>
+        <w:rPr>
+          <w:lang w:val="fr_FR" w:bidi="fr_FR"/>
+        </w:rPr>
+      </w:r>
+    </w:p>
+    <w:p>
+      <w:pPr/>
+      <w:r>
+        <w:rPr>
+          <w:lang w:val="fr_FR" w:bidi="fr_FR"/>
+        </w:rPr>
+      </w:r>
+      <w:r>
+        <w:rPr>
+          <w:lang w:val="fr_FR" w:bidi="fr_FR"/>
+        </w:rPr>
         <w:t>Les péchés qui mènent à la mort sont liés à l’apostasie, c'est-à-dire le rejet délibéré de la foi</w:t>
       </w:r>
       <w:r>
+        <w:rPr>
+          <w:lang w:val="fr_FR" w:bidi="fr_FR"/>
+        </w:rPr>
         <w:t xml:space="preserve"> (voir </w:t>
       </w:r>
       <w:hyperlink r:id="rId121">
         <w:r>
           <w:rPr>
+            <w:lang w:val="fr_FR" w:bidi="fr_FR"/>
+          </w:rPr>
+          <w:rPr>
             <w:color w:val="0000EE"/>
             <w:u w:val="single"/>
           </w:rPr>
@@ -3204,11 +6041,17 @@
         </w:r>
       </w:hyperlink>
       <w:r>
+        <w:rPr>
+          <w:lang w:val="fr_FR" w:bidi="fr_FR"/>
+        </w:rPr>
         <w:t xml:space="preserve"> ; </w:t>
       </w:r>
       <w:hyperlink r:id="rId122">
         <w:r>
           <w:rPr>
+            <w:lang w:val="fr_FR" w:bidi="fr_FR"/>
+          </w:rPr>
+          <w:rPr>
             <w:color w:val="0000EE"/>
             <w:u w:val="single"/>
           </w:rPr>
@@ -3216,43 +6059,89 @@
         </w:r>
       </w:hyperlink>
       <w:r>
+        <w:rPr>
+          <w:lang w:val="fr_FR" w:bidi="fr_FR"/>
+        </w:rPr>
         <w:t xml:space="preserve">). </w:t>
       </w:r>
       <w:r>
+        <w:rPr>
+          <w:lang w:val="fr_FR" w:bidi="fr_FR"/>
+        </w:rPr>
         <w:t>Dans le contexte de cette lettre, cela signifie abandonner l’enseignement des apôtres pour suivre un mouvement hérétique opposé au Christ, comme ceux que Jean dénonce.</w:t>
       </w:r>
-      <w:r/>
-      <w:r/>
-    </w:p>
-    <w:p>
-      <w:r/>
+      <w:r>
+        <w:rPr>
+          <w:lang w:val="fr_FR" w:bidi="fr_FR"/>
+        </w:rPr>
+      </w:r>
+      <w:r>
+        <w:rPr>
+          <w:lang w:val="fr_FR" w:bidi="fr_FR"/>
+        </w:rPr>
+      </w:r>
+    </w:p>
+    <w:p>
+      <w:pPr/>
+      <w:r>
+        <w:rPr>
+          <w:lang w:val="fr_FR" w:bidi="fr_FR"/>
+        </w:rPr>
+      </w:r>
     </w:p>
     <w:p>
       <w:pPr>
         <w:pStyle w:val="Heading2"/>
       </w:pPr>
       <w:r>
+        <w:rPr>
+          <w:lang w:val="fr_FR" w:bidi="fr_FR"/>
+        </w:rPr>
         <w:t>1 Jean 5.17</w:t>
       </w:r>
-      <w:r/>
-    </w:p>
-    <w:p>
-      <w:r/>
-      <w:r>
+      <w:r>
+        <w:rPr>
+          <w:lang w:val="fr_FR" w:bidi="fr_FR"/>
+        </w:rPr>
+      </w:r>
+    </w:p>
+    <w:p>
+      <w:pPr/>
+      <w:r>
+        <w:rPr>
+          <w:lang w:val="fr_FR" w:bidi="fr_FR"/>
+        </w:rPr>
+      </w:r>
+      <w:r>
+        <w:rPr>
+          <w:lang w:val="fr_FR" w:bidi="fr_FR"/>
+        </w:rPr>
         <w:t>il y a tel péché qui ne mène pas à la mort</w:t>
       </w:r>
       <w:r>
+        <w:rPr>
+          <w:lang w:val="fr_FR" w:bidi="fr_FR"/>
+        </w:rPr>
         <w:t xml:space="preserve"> : </w:t>
       </w:r>
       <w:r>
+        <w:rPr>
+          <w:lang w:val="fr_FR" w:bidi="fr_FR"/>
+        </w:rPr>
         <w:t>Ce sont ceux n'impliquant pas une apostasie, et qui peuvent être suivis d’un vrai repentir et conduire à la restauration</w:t>
       </w:r>
       <w:r>
+        <w:rPr>
+          <w:lang w:val="fr_FR" w:bidi="fr_FR"/>
+        </w:rPr>
         <w:t xml:space="preserve"> (voir </w:t>
       </w:r>
       <w:hyperlink r:id="rId81">
         <w:r>
           <w:rPr>
+            <w:lang w:val="fr_FR" w:bidi="fr_FR"/>
+          </w:rPr>
+          <w:rPr>
             <w:color w:val="0000EE"/>
             <w:u w:val="single"/>
           </w:rPr>
@@ -3260,34 +6149,71 @@
         </w:r>
       </w:hyperlink>
       <w:r>
+        <w:rPr>
+          <w:lang w:val="fr_FR" w:bidi="fr_FR"/>
+        </w:rPr>
         <w:t>).</w:t>
       </w:r>
-      <w:r/>
-      <w:r/>
-    </w:p>
-    <w:p>
-      <w:r/>
+      <w:r>
+        <w:rPr>
+          <w:lang w:val="fr_FR" w:bidi="fr_FR"/>
+        </w:rPr>
+      </w:r>
+      <w:r>
+        <w:rPr>
+          <w:lang w:val="fr_FR" w:bidi="fr_FR"/>
+        </w:rPr>
+      </w:r>
+    </w:p>
+    <w:p>
+      <w:pPr/>
+      <w:r>
+        <w:rPr>
+          <w:lang w:val="fr_FR" w:bidi="fr_FR"/>
+        </w:rPr>
+      </w:r>
     </w:p>
     <w:p>
       <w:pPr>
         <w:pStyle w:val="Heading2"/>
       </w:pPr>
       <w:r>
+        <w:rPr>
+          <w:lang w:val="fr_FR" w:bidi="fr_FR"/>
+        </w:rPr>
         <w:t>1 Jean 5.20</w:t>
       </w:r>
-      <w:r/>
-    </w:p>
-    <w:p>
-      <w:r/>
-      <w:r>
+      <w:r>
+        <w:rPr>
+          <w:lang w:val="fr_FR" w:bidi="fr_FR"/>
+        </w:rPr>
+      </w:r>
+    </w:p>
+    <w:p>
+      <w:pPr/>
+      <w:r>
+        <w:rPr>
+          <w:lang w:val="fr_FR" w:bidi="fr_FR"/>
+        </w:rPr>
+      </w:r>
+      <w:r>
+        <w:rPr>
+          <w:lang w:val="fr_FR" w:bidi="fr_FR"/>
+        </w:rPr>
         <w:t xml:space="preserve">La Segond 1910 comprend l’expression « le Véritable » comme désignant le Père, puisque la phrase suivante mentionne son Fils, Jésus-Christ. Mais Jean affirme aussi que Jésus-Christ est pleinement Dieu, le seul vrai Dieu </w:t>
       </w:r>
       <w:r>
+        <w:rPr>
+          <w:lang w:val="fr_FR" w:bidi="fr_FR"/>
+        </w:rPr>
         <w:t xml:space="preserve">(voir </w:t>
       </w:r>
       <w:hyperlink r:id="rId123">
         <w:r>
           <w:rPr>
+            <w:lang w:val="fr_FR" w:bidi="fr_FR"/>
+          </w:rPr>
+          <w:rPr>
             <w:color w:val="0000EE"/>
             <w:u w:val="single"/>
           </w:rPr>
@@ -3295,11 +6221,17 @@
         </w:r>
       </w:hyperlink>
       <w:r>
+        <w:rPr>
+          <w:lang w:val="fr_FR" w:bidi="fr_FR"/>
+        </w:rPr>
         <w:t xml:space="preserve">, </w:t>
       </w:r>
       <w:hyperlink r:id="rId124">
         <w:r>
           <w:rPr>
+            <w:lang w:val="fr_FR" w:bidi="fr_FR"/>
+          </w:rPr>
+          <w:rPr>
             <w:color w:val="0000EE"/>
             <w:u w:val="single"/>
           </w:rPr>
@@ -3307,11 +6239,17 @@
         </w:r>
       </w:hyperlink>
       <w:r>
+        <w:rPr>
+          <w:lang w:val="fr_FR" w:bidi="fr_FR"/>
+        </w:rPr>
         <w:t xml:space="preserve">; </w:t>
       </w:r>
       <w:hyperlink r:id="rId125">
         <w:r>
           <w:rPr>
+            <w:lang w:val="fr_FR" w:bidi="fr_FR"/>
+          </w:rPr>
+          <w:rPr>
             <w:color w:val="0000EE"/>
             <w:u w:val="single"/>
           </w:rPr>
@@ -3319,11 +6257,17 @@
         </w:r>
       </w:hyperlink>
       <w:r>
+        <w:rPr>
+          <w:lang w:val="fr_FR" w:bidi="fr_FR"/>
+        </w:rPr>
         <w:t xml:space="preserve">; </w:t>
       </w:r>
       <w:hyperlink r:id="rId126">
         <w:r>
           <w:rPr>
+            <w:lang w:val="fr_FR" w:bidi="fr_FR"/>
+          </w:rPr>
+          <w:rPr>
             <w:color w:val="0000EE"/>
             <w:u w:val="single"/>
           </w:rPr>
@@ -3331,11 +6275,17 @@
         </w:r>
       </w:hyperlink>
       <w:r>
+        <w:rPr>
+          <w:lang w:val="fr_FR" w:bidi="fr_FR"/>
+        </w:rPr>
         <w:t xml:space="preserve">; </w:t>
       </w:r>
       <w:hyperlink r:id="rId127">
         <w:r>
           <w:rPr>
+            <w:lang w:val="fr_FR" w:bidi="fr_FR"/>
+          </w:rPr>
+          <w:rPr>
             <w:color w:val="0000EE"/>
             <w:u w:val="single"/>
           </w:rPr>
@@ -3343,11 +6293,17 @@
         </w:r>
       </w:hyperlink>
       <w:r>
+        <w:rPr>
+          <w:lang w:val="fr_FR" w:bidi="fr_FR"/>
+        </w:rPr>
         <w:t xml:space="preserve">; </w:t>
       </w:r>
       <w:hyperlink r:id="rId128">
         <w:r>
           <w:rPr>
+            <w:lang w:val="fr_FR" w:bidi="fr_FR"/>
+          </w:rPr>
+          <w:rPr>
             <w:color w:val="0000EE"/>
             <w:u w:val="single"/>
           </w:rPr>
@@ -3355,17 +6311,29 @@
         </w:r>
       </w:hyperlink>
       <w:r>
+        <w:rPr>
+          <w:lang w:val="fr_FR" w:bidi="fr_FR"/>
+        </w:rPr>
         <w:t xml:space="preserve">). • </w:t>
       </w:r>
       <w:r>
+        <w:rPr>
+          <w:lang w:val="fr_FR" w:bidi="fr_FR"/>
+        </w:rPr>
         <w:t>Être uni à Jésus-Christ, c’est recevoir la vie éternelle, car il est lui-même la vie éternelle</w:t>
       </w:r>
       <w:r>
+        <w:rPr>
+          <w:lang w:val="fr_FR" w:bidi="fr_FR"/>
+        </w:rPr>
         <w:t xml:space="preserve"> (</w:t>
       </w:r>
       <w:hyperlink r:id="rId129">
         <w:r>
           <w:rPr>
+            <w:lang w:val="fr_FR" w:bidi="fr_FR"/>
+          </w:rPr>
+          <w:rPr>
             <w:color w:val="0000EE"/>
             <w:u w:val="single"/>
           </w:rPr>
@@ -3373,11 +6341,17 @@
         </w:r>
       </w:hyperlink>
       <w:r>
+        <w:rPr>
+          <w:lang w:val="fr_FR" w:bidi="fr_FR"/>
+        </w:rPr>
         <w:t xml:space="preserve">; voir </w:t>
       </w:r>
       <w:hyperlink r:id="rId130">
         <w:r>
           <w:rPr>
+            <w:lang w:val="fr_FR" w:bidi="fr_FR"/>
+          </w:rPr>
+          <w:rPr>
             <w:color w:val="0000EE"/>
             <w:u w:val="single"/>
           </w:rPr>
@@ -3385,11 +6359,17 @@
         </w:r>
       </w:hyperlink>
       <w:r>
+        <w:rPr>
+          <w:lang w:val="fr_FR" w:bidi="fr_FR"/>
+        </w:rPr>
         <w:t xml:space="preserve">; </w:t>
       </w:r>
       <w:hyperlink r:id="rId131">
         <w:r>
           <w:rPr>
+            <w:lang w:val="fr_FR" w:bidi="fr_FR"/>
+          </w:rPr>
+          <w:rPr>
             <w:color w:val="0000EE"/>
             <w:u w:val="single"/>
           </w:rPr>
@@ -3397,11 +6377,17 @@
         </w:r>
       </w:hyperlink>
       <w:r>
+        <w:rPr>
+          <w:lang w:val="fr_FR" w:bidi="fr_FR"/>
+        </w:rPr>
         <w:t xml:space="preserve">; </w:t>
       </w:r>
       <w:hyperlink r:id="rId132">
         <w:r>
           <w:rPr>
+            <w:lang w:val="fr_FR" w:bidi="fr_FR"/>
+          </w:rPr>
+          <w:rPr>
             <w:color w:val="0000EE"/>
             <w:u w:val="single"/>
           </w:rPr>
@@ -3409,11 +6395,17 @@
         </w:r>
       </w:hyperlink>
       <w:r>
+        <w:rPr>
+          <w:lang w:val="fr_FR" w:bidi="fr_FR"/>
+        </w:rPr>
         <w:t xml:space="preserve">; </w:t>
       </w:r>
       <w:hyperlink r:id="rId113">
         <w:r>
           <w:rPr>
+            <w:lang w:val="fr_FR" w:bidi="fr_FR"/>
+          </w:rPr>
+          <w:rPr>
             <w:color w:val="0000EE"/>
             <w:u w:val="single"/>
           </w:rPr>
@@ -3421,45 +6413,94 @@
         </w:r>
       </w:hyperlink>
       <w:r>
+        <w:rPr>
+          <w:lang w:val="fr_FR" w:bidi="fr_FR"/>
+        </w:rPr>
         <w:t>).</w:t>
       </w:r>
-      <w:r/>
-      <w:r/>
-    </w:p>
-    <w:p>
-      <w:r/>
+      <w:r>
+        <w:rPr>
+          <w:lang w:val="fr_FR" w:bidi="fr_FR"/>
+        </w:rPr>
+      </w:r>
+      <w:r>
+        <w:rPr>
+          <w:lang w:val="fr_FR" w:bidi="fr_FR"/>
+        </w:rPr>
+      </w:r>
+    </w:p>
+    <w:p>
+      <w:pPr/>
+      <w:r>
+        <w:rPr>
+          <w:lang w:val="fr_FR" w:bidi="fr_FR"/>
+        </w:rPr>
+      </w:r>
     </w:p>
     <w:p>
       <w:pPr>
         <w:pStyle w:val="Heading2"/>
       </w:pPr>
       <w:r>
+        <w:rPr>
+          <w:lang w:val="fr_FR" w:bidi="fr_FR"/>
+        </w:rPr>
         <w:t>1 Jean 5.21</w:t>
       </w:r>
-      <w:r/>
-    </w:p>
-    <w:p>
-      <w:r/>
-      <w:r>
+      <w:r>
+        <w:rPr>
+          <w:lang w:val="fr_FR" w:bidi="fr_FR"/>
+        </w:rPr>
+      </w:r>
+    </w:p>
+    <w:p>
+      <w:pPr/>
+      <w:r>
+        <w:rPr>
+          <w:lang w:val="fr_FR" w:bidi="fr_FR"/>
+        </w:rPr>
+      </w:r>
+      <w:r>
+        <w:rPr>
+          <w:lang w:val="fr_FR" w:bidi="fr_FR"/>
+        </w:rPr>
         <w:t xml:space="preserve">En conclusion, Jean appelle son troupeau à se garder de tout ce qui pourrait prendre la place de Dieu dans leur cœur </w:t>
       </w:r>
       <w:r>
+        <w:rPr>
+          <w:lang w:val="fr_FR" w:bidi="fr_FR"/>
+        </w:rPr>
         <w:t xml:space="preserve">(littéralement </w:t>
       </w:r>
       <w:r>
         <w:rPr>
           <w:i/>
+          <w:lang w:val="fr_FR" w:bidi="fr_FR"/>
         </w:rPr>
         <w:t>gardez-vous des idoles</w:t>
       </w:r>
       <w:r>
+        <w:rPr>
+          <w:lang w:val="fr_FR" w:bidi="fr_FR"/>
+        </w:rPr>
         <w:t>)</w:t>
       </w:r>
       <w:r>
+        <w:rPr>
+          <w:lang w:val="fr_FR" w:bidi="fr_FR"/>
+        </w:rPr>
         <w:t>. Dans le contexte de 1 Jean, la principale « idole » est tout faux enseignement qui détourne les croyants de Jésus-Christ, vrai homme et vrai Dieu.</w:t>
       </w:r>
-      <w:r/>
-      <w:r/>
+      <w:r>
+        <w:rPr>
+          <w:lang w:val="fr_FR" w:bidi="fr_FR"/>
+        </w:rPr>
+      </w:r>
+      <w:r>
+        <w:rPr>
+          <w:lang w:val="fr_FR" w:bidi="fr_FR"/>
+        </w:rPr>
+      </w:r>
     </w:p>
     <w:sectPr>
       <w:footnotePr>
@@ -5361,7 +8402,7 @@
     <w:rPrDefault>
       <w:rPr>
         <w:rFonts w:ascii="Times New Roman" w:eastAsia="Times New Roman" w:hAnsi="Times New Roman" w:cs="Times New Roman"/>
-        <w:lang w:val="en-US" w:eastAsia="en-US" w:bidi="ar-SA"/>
+        <w:lang w:val="fr_FR" w:eastAsia="en-US" w:bidi="ar-SA"/>
       </w:rPr>
     </w:rPrDefault>
     <w:pPrDefault/>

--- a/fra/docx/62.content.docx
+++ b/fra/docx/62.content.docx
@@ -163,13 +163,6 @@
         <w:rPr>
           <w:lang w:val="fr_FR" w:bidi="fr_FR"/>
         </w:rPr>
-      </w:r>
-      <w:r>
-        <w:rPr>
-          <w:i/>
-          <w:lang w:val="fr_FR" w:bidi="fr_FR"/>
-        </w:rPr>
-        <w:t>1 Jean 1.1, 1 Jean 1.1–4, 1 Jean 1.2, 1 Jean 1.3, 1 Jean 1.4, 1 Jean 1.5, 1 Jean 1.5–2.6, 1 Jean 1.6, 1 Jean 1.7, 1 Jean 1.8, 1 Jean 1.9, 1 Jean 1.10, 1 Jean 2.1, 1 Jean 2.2, 1 Jean 2.3–6, 1 Jean 2.7–11, 1 Jean 2.8, 1 Jean 2.9, 1 Jean 2.9–11, 1 Jean 2.10, 1 Jean 2.12–14, 1 Jean 2.15–17, 1 Jean 2.18, 1 Jean 2.19, 1 Jean 2.20–23, 1 Jean 2.22, 1 Jean 2.24–25, 1 Jean 2.28–29, 1 Jean 3.1–3, 1 Jean 3.4–10, 1 Jean 3.6, 1 Jean 3.8, 1 Jean 3.9–10, 1 Jean 3.11–22, 1 Jean 3.12–13, 1 Jean 3.14, 1 Jean 3.16–18, 1 Jean 3.19–22, 1 Jean 3.23–24, 1 Jean 4.1, 1 Jean 4.1–6, 1 Jean 4.2, 1 Jean 4.5, 1 Jean 4.6, 1 Jean 4.7–21, 1 Jean 4.8, 1 Jean 4.9–10, 1 Jean 4.11–12, 1 Jean 4.15, 1 Jean 4.17, 1 Jean 4.18, 1 Jean 4.19, 1 Jean 5.1–5, 1 Jean 5.6, 1 Jean 5.7–8, 1 Jean 5.11–12, 1 Jean 5.16, 1 Jean 5.17, 1 Jean 5.20, 1 Jean 5.21</w:t>
       </w:r>
       <w:r>
         <w:rPr>

--- a/fra/docx/62.content.docx
+++ b/fra/docx/62.content.docx
@@ -150,19 +150,6 @@
           <w:lang w:val="fr_FR" w:bidi="fr_FR"/>
         </w:rPr>
         <w:t>1JN</w:t>
-      </w:r>
-      <w:r>
-        <w:rPr>
-          <w:lang w:val="fr_FR" w:bidi="fr_FR"/>
-        </w:rPr>
-      </w:r>
-    </w:p>
-    <w:p>
-      <w:pPr/>
-      <w:r>
-        <w:rPr>
-          <w:lang w:val="fr_FR" w:bidi="fr_FR"/>
-        </w:rPr>
       </w:r>
       <w:r>
         <w:rPr>

--- a/fra/docx/62.content.docx
+++ b/fra/docx/62.content.docx
@@ -19,7 +19,7 @@
         <w:rPr>
           <w:lang w:val="fr_FR" w:bidi="fr_FR"/>
         </w:rPr>
-        <w:t>Resource: Notes d'étude (Tyndale)</w:t>
+        <w:t>Resource: Tyndale Open Study Notes</w:t>
       </w:r>
       <w:r>
         <w:rPr>
@@ -112,7 +112,7 @@
         <w:rPr>
           <w:lang w:val="fr_FR" w:bidi="fr_FR"/>
         </w:rPr>
-        <w:t>Notes d'étude (Tyndale)</w:t>
+        <w:t>Tyndale Open Study Notes</w:t>
       </w:r>
     </w:p>
     <w:p>

--- a/fra/docx/62.content.docx
+++ b/fra/docx/62.content.docx
@@ -19,7 +19,7 @@
         <w:rPr>
           <w:lang w:val="fr_FR" w:bidi="fr_FR"/>
         </w:rPr>
-        <w:t>Resource: Tyndale Open Study Notes</w:t>
+        <w:t>Resource: Aquifer Open Study Notes</w:t>
       </w:r>
       <w:r>
         <w:rPr>
@@ -112,7 +112,7 @@
         <w:rPr>
           <w:lang w:val="fr_FR" w:bidi="fr_FR"/>
         </w:rPr>
-        <w:t>Tyndale Open Study Notes</w:t>
+        <w:t>Aquifer Open Study Notes</w:t>
       </w:r>
     </w:p>
     <w:p>

--- a/fra/docx/62.content.docx
+++ b/fra/docx/62.content.docx
@@ -233,72 +233,48 @@
         </w:rPr>
         <w:t>Nous vous annonçons celui qui existait dès le commencement, c’est-à-dire avant le commencement du temps, éternellement (</w:t>
       </w:r>
-      <w:hyperlink r:id="rId13">
-        <w:r>
-          <w:rPr>
-            <w:lang w:val="fr_FR" w:bidi="fr_FR"/>
-          </w:rPr>
-          <w:rPr>
-            <w:color w:val="0000EE"/>
-            <w:u w:val="single"/>
-          </w:rPr>
-          <w:t>Jn 8.58</w:t>
-        </w:r>
-      </w:hyperlink>
+      <w:r>
+        <w:rPr>
+          <w:lang w:val="fr_FR" w:bidi="fr_FR"/>
+        </w:rPr>
+        <w:t>Jn 8.58</w:t>
+      </w:r>
       <w:r>
         <w:rPr>
           <w:lang w:val="fr_FR" w:bidi="fr_FR"/>
         </w:rPr>
         <w:t>). Lorsque Jésus est venu en chair (</w:t>
       </w:r>
-      <w:hyperlink r:id="rId14">
-        <w:r>
-          <w:rPr>
-            <w:lang w:val="fr_FR" w:bidi="fr_FR"/>
-          </w:rPr>
-          <w:rPr>
-            <w:color w:val="0000EE"/>
-            <w:u w:val="single"/>
-          </w:rPr>
-          <w:t>Jn 1.14</w:t>
-        </w:r>
-      </w:hyperlink>
+      <w:r>
+        <w:rPr>
+          <w:lang w:val="fr_FR" w:bidi="fr_FR"/>
+        </w:rPr>
+        <w:t>Jn 1.14</w:t>
+      </w:r>
       <w:r>
         <w:rPr>
           <w:lang w:val="fr_FR" w:bidi="fr_FR"/>
         </w:rPr>
         <w:t xml:space="preserve">), les apôtres l'ont vu et l'ont touché. Cette déclaration selon laquelle ils ont effectivement touché la Parole de vie est cruciale, car le gnosticisme et le docétisme (hérésies du christianisme primitif) contestaient que le Christ ait été réellement humain (voir </w:t>
       </w:r>
-      <w:hyperlink r:id="rId15">
-        <w:r>
-          <w:rPr>
-            <w:lang w:val="fr_FR" w:bidi="fr_FR"/>
-          </w:rPr>
-          <w:rPr>
-            <w:color w:val="0000EE"/>
-            <w:u w:val="single"/>
-          </w:rPr>
-          <w:t>1Jn 4.2–3</w:t>
-        </w:r>
-      </w:hyperlink>
+      <w:r>
+        <w:rPr>
+          <w:lang w:val="fr_FR" w:bidi="fr_FR"/>
+        </w:rPr>
+        <w:t>1Jn 4.2–3</w:t>
+      </w:r>
       <w:r>
         <w:rPr>
           <w:lang w:val="fr_FR" w:bidi="fr_FR"/>
         </w:rPr>
         <w:t>). Jésus, le Fils de Dieu, est la manifestation personnelle du Dieu invisible et celui qui donne la vie éternelle (</w:t>
       </w:r>
-      <w:hyperlink r:id="rId16">
-        <w:r>
-          <w:rPr>
-            <w:lang w:val="fr_FR" w:bidi="fr_FR"/>
-          </w:rPr>
-          <w:rPr>
-            <w:color w:val="0000EE"/>
-            <w:u w:val="single"/>
-          </w:rPr>
-          <w:t>Jn 1.1–4</w:t>
-        </w:r>
-      </w:hyperlink>
+      <w:r>
+        <w:rPr>
+          <w:lang w:val="fr_FR" w:bidi="fr_FR"/>
+        </w:rPr>
+        <w:t>Jn 1.1–4</w:t>
+      </w:r>
       <w:r>
         <w:rPr>
           <w:lang w:val="fr_FR" w:bidi="fr_FR"/>
@@ -353,18 +329,12 @@
         </w:rPr>
         <w:t>Ce prologue poétique fait écho au message du prologue de l'Évangile selon Jean (</w:t>
       </w:r>
-      <w:hyperlink r:id="rId17">
-        <w:r>
-          <w:rPr>
-            <w:lang w:val="fr_FR" w:bidi="fr_FR"/>
-          </w:rPr>
-          <w:rPr>
-            <w:color w:val="0000EE"/>
-            <w:u w:val="single"/>
-          </w:rPr>
-          <w:t>Jn 1.1–18</w:t>
-        </w:r>
-      </w:hyperlink>
+      <w:r>
+        <w:rPr>
+          <w:lang w:val="fr_FR" w:bidi="fr_FR"/>
+        </w:rPr>
+        <w:t>Jn 1.1–18</w:t>
+      </w:r>
       <w:r>
         <w:rPr>
           <w:lang w:val="fr_FR" w:bidi="fr_FR"/>
@@ -425,18 +395,12 @@
         </w:rPr>
         <w:t xml:space="preserve"> (grec zōē) : dans tout le Nouveau Testament, ce terme désigne la vie éternelle qui vient de Dieu (voir par ex., </w:t>
       </w:r>
-      <w:hyperlink r:id="rId18">
-        <w:r>
-          <w:rPr>
-            <w:lang w:val="fr_FR" w:bidi="fr_FR"/>
-          </w:rPr>
-          <w:rPr>
-            <w:color w:val="0000EE"/>
-            <w:u w:val="single"/>
-          </w:rPr>
-          <w:t>Ep 4.18</w:t>
-        </w:r>
-      </w:hyperlink>
+      <w:r>
+        <w:rPr>
+          <w:lang w:val="fr_FR" w:bidi="fr_FR"/>
+        </w:rPr>
+        <w:t>Ep 4.18</w:t>
+      </w:r>
       <w:r>
         <w:rPr>
           <w:lang w:val="fr_FR" w:bidi="fr_FR"/>
@@ -581,18 +545,12 @@
         </w:rPr>
         <w:t xml:space="preserve"> : La joie des apôtres découle de leur communion avec Dieu le Père et son Fils (</w:t>
       </w:r>
-      <w:hyperlink r:id="rId19">
-        <w:r>
-          <w:rPr>
-            <w:lang w:val="fr_FR" w:bidi="fr_FR"/>
-          </w:rPr>
-          <w:rPr>
-            <w:color w:val="0000EE"/>
-            <w:u w:val="single"/>
-          </w:rPr>
-          <w:t>1.3</w:t>
-        </w:r>
-      </w:hyperlink>
+      <w:r>
+        <w:rPr>
+          <w:lang w:val="fr_FR" w:bidi="fr_FR"/>
+        </w:rPr>
+        <w:t>1.3</w:t>
+      </w:r>
       <w:r>
         <w:rPr>
           <w:lang w:val="fr_FR" w:bidi="fr_FR"/>
@@ -647,144 +605,96 @@
         </w:rPr>
         <w:t xml:space="preserve">Dieu est lumière : Cette lumière a brillé à travers Jésus-Christ sur tous ceux qu'il a rencontrés, révélant leur péché et mettant en évidence la nature morale et le caractère de Dieu (voir </w:t>
       </w:r>
-      <w:hyperlink r:id="rId20">
-        <w:r>
-          <w:rPr>
-            <w:lang w:val="fr_FR" w:bidi="fr_FR"/>
-          </w:rPr>
-          <w:rPr>
-            <w:color w:val="0000EE"/>
-            <w:u w:val="single"/>
-          </w:rPr>
-          <w:t>Jn 1.4–5</w:t>
-        </w:r>
-      </w:hyperlink>
+      <w:r>
+        <w:rPr>
+          <w:lang w:val="fr_FR" w:bidi="fr_FR"/>
+        </w:rPr>
+        <w:t>Jn 1.4–5</w:t>
+      </w:r>
       <w:r>
         <w:rPr>
           <w:lang w:val="fr_FR" w:bidi="fr_FR"/>
         </w:rPr>
         <w:t xml:space="preserve">, </w:t>
       </w:r>
-      <w:hyperlink r:id="rId21">
-        <w:r>
-          <w:rPr>
-            <w:lang w:val="fr_FR" w:bidi="fr_FR"/>
-          </w:rPr>
-          <w:rPr>
-            <w:color w:val="0000EE"/>
-            <w:u w:val="single"/>
-          </w:rPr>
-          <w:t xml:space="preserve">9 </w:t>
-        </w:r>
-      </w:hyperlink>
+      <w:r>
+        <w:rPr>
+          <w:lang w:val="fr_FR" w:bidi="fr_FR"/>
+        </w:rPr>
+        <w:t xml:space="preserve">9 </w:t>
+      </w:r>
       <w:r>
         <w:rPr>
           <w:lang w:val="fr_FR" w:bidi="fr_FR"/>
         </w:rPr>
         <w:t xml:space="preserve">; </w:t>
       </w:r>
-      <w:hyperlink r:id="rId22">
-        <w:r>
-          <w:rPr>
-            <w:lang w:val="fr_FR" w:bidi="fr_FR"/>
-          </w:rPr>
-          <w:rPr>
-            <w:color w:val="0000EE"/>
-            <w:u w:val="single"/>
-          </w:rPr>
-          <w:t xml:space="preserve">3.19–21 </w:t>
-        </w:r>
-      </w:hyperlink>
+      <w:r>
+        <w:rPr>
+          <w:lang w:val="fr_FR" w:bidi="fr_FR"/>
+        </w:rPr>
+        <w:t xml:space="preserve">3.19–21 </w:t>
+      </w:r>
       <w:r>
         <w:rPr>
           <w:lang w:val="fr_FR" w:bidi="fr_FR"/>
         </w:rPr>
         <w:t xml:space="preserve">; </w:t>
       </w:r>
-      <w:hyperlink r:id="rId23">
-        <w:r>
-          <w:rPr>
-            <w:lang w:val="fr_FR" w:bidi="fr_FR"/>
-          </w:rPr>
-          <w:rPr>
-            <w:color w:val="0000EE"/>
-            <w:u w:val="single"/>
-          </w:rPr>
-          <w:t xml:space="preserve">8.12 </w:t>
-        </w:r>
-      </w:hyperlink>
+      <w:r>
+        <w:rPr>
+          <w:lang w:val="fr_FR" w:bidi="fr_FR"/>
+        </w:rPr>
+        <w:t xml:space="preserve">8.12 </w:t>
+      </w:r>
       <w:r>
         <w:rPr>
           <w:lang w:val="fr_FR" w:bidi="fr_FR"/>
         </w:rPr>
         <w:t xml:space="preserve">; </w:t>
       </w:r>
-      <w:hyperlink r:id="rId24">
-        <w:r>
-          <w:rPr>
-            <w:lang w:val="fr_FR" w:bidi="fr_FR"/>
-          </w:rPr>
-          <w:rPr>
-            <w:color w:val="0000EE"/>
-            <w:u w:val="single"/>
-          </w:rPr>
-          <w:t xml:space="preserve">9.5 </w:t>
-        </w:r>
-      </w:hyperlink>
+      <w:r>
+        <w:rPr>
+          <w:lang w:val="fr_FR" w:bidi="fr_FR"/>
+        </w:rPr>
+        <w:t xml:space="preserve">9.5 </w:t>
+      </w:r>
       <w:r>
         <w:rPr>
           <w:lang w:val="fr_FR" w:bidi="fr_FR"/>
         </w:rPr>
         <w:t xml:space="preserve">; </w:t>
       </w:r>
-      <w:hyperlink r:id="rId25">
-        <w:r>
-          <w:rPr>
-            <w:lang w:val="fr_FR" w:bidi="fr_FR"/>
-          </w:rPr>
-          <w:rPr>
-            <w:color w:val="0000EE"/>
-            <w:u w:val="single"/>
-          </w:rPr>
-          <w:t>12.35–36</w:t>
-        </w:r>
-      </w:hyperlink>
+      <w:r>
+        <w:rPr>
+          <w:lang w:val="fr_FR" w:bidi="fr_FR"/>
+        </w:rPr>
+        <w:t>12.35–36</w:t>
+      </w:r>
       <w:r>
         <w:rPr>
           <w:lang w:val="fr_FR" w:bidi="fr_FR"/>
         </w:rPr>
         <w:t xml:space="preserve">, </w:t>
       </w:r>
-      <w:hyperlink r:id="rId26">
-        <w:r>
-          <w:rPr>
-            <w:lang w:val="fr_FR" w:bidi="fr_FR"/>
-          </w:rPr>
-          <w:rPr>
-            <w:color w:val="0000EE"/>
-            <w:u w:val="single"/>
-          </w:rPr>
-          <w:t>46</w:t>
-        </w:r>
-      </w:hyperlink>
+      <w:r>
+        <w:rPr>
+          <w:lang w:val="fr_FR" w:bidi="fr_FR"/>
+        </w:rPr>
+        <w:t>46</w:t>
+      </w:r>
       <w:r>
         <w:rPr>
           <w:lang w:val="fr_FR" w:bidi="fr_FR"/>
         </w:rPr>
         <w:t>). Chez Jean, la « lumière » symbolise la sainteté et la révélation divine, en opposition à l’enseignement faux et à la vie désordonnée, qualifiés de « ténèbres » (</w:t>
       </w:r>
-      <w:hyperlink r:id="rId27">
-        <w:r>
-          <w:rPr>
-            <w:lang w:val="fr_FR" w:bidi="fr_FR"/>
-          </w:rPr>
-          <w:rPr>
-            <w:color w:val="0000EE"/>
-            <w:u w:val="single"/>
-          </w:rPr>
-          <w:t>1Jn 1.6</w:t>
-        </w:r>
-      </w:hyperlink>
+      <w:r>
+        <w:rPr>
+          <w:lang w:val="fr_FR" w:bidi="fr_FR"/>
+        </w:rPr>
+        <w:t>1Jn 1.6</w:t>
+      </w:r>
       <w:r>
         <w:rPr>
           <w:lang w:val="fr_FR" w:bidi="fr_FR"/>
@@ -839,18 +749,12 @@
         </w:rPr>
         <w:t xml:space="preserve">Jean met ici l'accent sur le premier aspect de la vie en communion avec Dieu. Marcher dans la lumière signifie que les croyants prendront conscience de leur état de péché, mais réaliseront également que Jésus est leur avocat, celui qui les rend justes devant Dieu (voir </w:t>
       </w:r>
-      <w:hyperlink r:id="rId28">
-        <w:r>
-          <w:rPr>
-            <w:lang w:val="fr_FR" w:bidi="fr_FR"/>
-          </w:rPr>
-          <w:rPr>
-            <w:color w:val="0000EE"/>
-            <w:u w:val="single"/>
-          </w:rPr>
-          <w:t>Ep 5.6–13</w:t>
-        </w:r>
-      </w:hyperlink>
+      <w:r>
+        <w:rPr>
+          <w:lang w:val="fr_FR" w:bidi="fr_FR"/>
+        </w:rPr>
+        <w:t>Ep 5.6–13</w:t>
+      </w:r>
       <w:r>
         <w:rPr>
           <w:lang w:val="fr_FR" w:bidi="fr_FR"/>
@@ -905,18 +809,12 @@
         </w:rPr>
         <w:t>C'est ici la première parmi plusieurs occasions où Jean conteste les prétentions des gnostiques, qui s'étaient séparés de la communion apostolique et vivaient donc dans les ténèbres spirituelles. Ils affirmaient être en communion avec Dieu, mais ne manifestaient pas son caractère, lequel est lumière. Jésus avait déjà mis en garde les dirigeants juifs de son époque, leur disant de veiller à ce que la lumière qu'ils pensaient avoir ne devienne pas ténèbres (</w:t>
       </w:r>
-      <w:hyperlink r:id="rId29">
-        <w:r>
-          <w:rPr>
-            <w:lang w:val="fr_FR" w:bidi="fr_FR"/>
-          </w:rPr>
-          <w:rPr>
-            <w:color w:val="0000EE"/>
-            <w:u w:val="single"/>
-          </w:rPr>
-          <w:t>Mt 6.23</w:t>
-        </w:r>
-      </w:hyperlink>
+      <w:r>
+        <w:rPr>
+          <w:lang w:val="fr_FR" w:bidi="fr_FR"/>
+        </w:rPr>
+        <w:t>Mt 6.23</w:t>
+      </w:r>
       <w:r>
         <w:rPr>
           <w:lang w:val="fr_FR" w:bidi="fr_FR"/>
@@ -971,18 +869,12 @@
         </w:rPr>
         <w:t>Les croyants vivent une communion mutuelle ainsi qu'une communion avec Dieu lorsqu'ils marchent dans la lumière. On ne peut prétendre être en communion avec Dieu tout en refusant la communion avec son peuple. C'est précisément ce que faisaient les gnostiques. Les apôtres du Christ avaient connu Jésus-Christ en tant que Dieu incarné et continuaient à vivre une communion spirituelle avec lui (</w:t>
       </w:r>
-      <w:hyperlink r:id="rId19">
-        <w:r>
-          <w:rPr>
-            <w:lang w:val="fr_FR" w:bidi="fr_FR"/>
-          </w:rPr>
-          <w:rPr>
-            <w:color w:val="0000EE"/>
-            <w:u w:val="single"/>
-          </w:rPr>
-          <w:t>1.3</w:t>
-        </w:r>
-      </w:hyperlink>
+      <w:r>
+        <w:rPr>
+          <w:lang w:val="fr_FR" w:bidi="fr_FR"/>
+        </w:rPr>
+        <w:t>1.3</w:t>
+      </w:r>
       <w:r>
         <w:rPr>
           <w:lang w:val="fr_FR" w:bidi="fr_FR"/>
@@ -1043,54 +935,36 @@
         </w:rPr>
         <w:t xml:space="preserve"> : C'est la deuxième affirmation erronée des gnostiques (voir </w:t>
       </w:r>
-      <w:hyperlink r:id="rId27">
-        <w:r>
-          <w:rPr>
-            <w:lang w:val="fr_FR" w:bidi="fr_FR"/>
-          </w:rPr>
-          <w:rPr>
-            <w:color w:val="0000EE"/>
-            <w:u w:val="single"/>
-          </w:rPr>
-          <w:t>1.6</w:t>
-        </w:r>
-      </w:hyperlink>
+      <w:r>
+        <w:rPr>
+          <w:lang w:val="fr_FR" w:bidi="fr_FR"/>
+        </w:rPr>
+        <w:t>1.6</w:t>
+      </w:r>
       <w:r>
         <w:rPr>
           <w:lang w:val="fr_FR" w:bidi="fr_FR"/>
         </w:rPr>
         <w:t xml:space="preserve">). Ceux-ci prétendaient être ou pouvoir devenir sans péché, considérant que Christ avait définitivement éliminé leurs péchés. Leur prétendue connaissance supérieure les plaçait, selon eux, au-dessus du péché. Cependant, les chrétiens continuent à pécher lorsqu'ils suivent leur ancienne nature (voir </w:t>
       </w:r>
-      <w:hyperlink r:id="rId30">
-        <w:r>
-          <w:rPr>
-            <w:lang w:val="fr_FR" w:bidi="fr_FR"/>
-          </w:rPr>
-          <w:rPr>
-            <w:color w:val="0000EE"/>
-            <w:u w:val="single"/>
-          </w:rPr>
-          <w:t>Rm 7.14–25</w:t>
-        </w:r>
-      </w:hyperlink>
+      <w:r>
+        <w:rPr>
+          <w:lang w:val="fr_FR" w:bidi="fr_FR"/>
+        </w:rPr>
+        <w:t>Rm 7.14–25</w:t>
+      </w:r>
       <w:r>
         <w:rPr>
           <w:lang w:val="fr_FR" w:bidi="fr_FR"/>
         </w:rPr>
         <w:t>). Le véritable chrétien reconnaît son péché (</w:t>
       </w:r>
-      <w:hyperlink r:id="rId31">
-        <w:r>
-          <w:rPr>
-            <w:lang w:val="fr_FR" w:bidi="fr_FR"/>
-          </w:rPr>
-          <w:rPr>
-            <w:color w:val="0000EE"/>
-            <w:u w:val="single"/>
-          </w:rPr>
-          <w:t>1Jn 1.9</w:t>
-        </w:r>
-      </w:hyperlink>
+      <w:r>
+        <w:rPr>
+          <w:lang w:val="fr_FR" w:bidi="fr_FR"/>
+        </w:rPr>
+        <w:t>1Jn 1.9</w:t>
+      </w:r>
       <w:r>
         <w:rPr>
           <w:lang w:val="fr_FR" w:bidi="fr_FR"/>
@@ -1253,54 +1127,36 @@
         </w:rPr>
         <w:t>Pour vivre « dans la lumière » (</w:t>
       </w:r>
-      <w:hyperlink r:id="rId32">
-        <w:r>
-          <w:rPr>
-            <w:lang w:val="fr_FR" w:bidi="fr_FR"/>
-          </w:rPr>
-          <w:rPr>
-            <w:color w:val="0000EE"/>
-            <w:u w:val="single"/>
-          </w:rPr>
-          <w:t>1.5–7</w:t>
-        </w:r>
-      </w:hyperlink>
+      <w:r>
+        <w:rPr>
+          <w:lang w:val="fr_FR" w:bidi="fr_FR"/>
+        </w:rPr>
+        <w:t>1.5–7</w:t>
+      </w:r>
       <w:r>
         <w:rPr>
           <w:lang w:val="fr_FR" w:bidi="fr_FR"/>
         </w:rPr>
         <w:t>), il est nécessaire de confesser ses péchés (</w:t>
       </w:r>
-      <w:hyperlink r:id="rId31">
-        <w:r>
-          <w:rPr>
-            <w:lang w:val="fr_FR" w:bidi="fr_FR"/>
-          </w:rPr>
-          <w:rPr>
-            <w:color w:val="0000EE"/>
-            <w:u w:val="single"/>
-          </w:rPr>
-          <w:t>1.9</w:t>
-        </w:r>
-      </w:hyperlink>
+      <w:r>
+        <w:rPr>
+          <w:lang w:val="fr_FR" w:bidi="fr_FR"/>
+        </w:rPr>
+        <w:t>1.9</w:t>
+      </w:r>
       <w:r>
         <w:rPr>
           <w:lang w:val="fr_FR" w:bidi="fr_FR"/>
         </w:rPr>
         <w:t xml:space="preserve">) et de cesser de pécher. Jean insiste sur la réalité du péché au chap. </w:t>
       </w:r>
-      <w:hyperlink r:id="rId33">
-        <w:r>
-          <w:rPr>
-            <w:lang w:val="fr_FR" w:bidi="fr_FR"/>
-          </w:rPr>
-          <w:rPr>
-            <w:color w:val="0000EE"/>
-            <w:u w:val="single"/>
-          </w:rPr>
-          <w:t>1</w:t>
-        </w:r>
-      </w:hyperlink>
+      <w:r>
+        <w:rPr>
+          <w:lang w:val="fr_FR" w:bidi="fr_FR"/>
+        </w:rPr>
+        <w:t>1</w:t>
+      </w:r>
       <w:r>
         <w:rPr>
           <w:lang w:val="fr_FR" w:bidi="fr_FR"/>
@@ -1332,36 +1188,24 @@
         </w:rPr>
         <w:t xml:space="preserve"> « celui qui est appelé à nos côtés » comme consolateur ou avocat) : Christ est notre avocat, nous représentant devant notre Père qui est dans les cieux (voir </w:t>
       </w:r>
-      <w:hyperlink r:id="rId34">
-        <w:r>
-          <w:rPr>
-            <w:lang w:val="fr_FR" w:bidi="fr_FR"/>
-          </w:rPr>
-          <w:rPr>
-            <w:color w:val="0000EE"/>
-            <w:u w:val="single"/>
-          </w:rPr>
-          <w:t>Rm 8.26–34</w:t>
-        </w:r>
-      </w:hyperlink>
+      <w:r>
+        <w:rPr>
+          <w:lang w:val="fr_FR" w:bidi="fr_FR"/>
+        </w:rPr>
+        <w:t>Rm 8.26–34</w:t>
+      </w:r>
       <w:r>
         <w:rPr>
           <w:lang w:val="fr_FR" w:bidi="fr_FR"/>
         </w:rPr>
         <w:t xml:space="preserve"> ; cf. </w:t>
       </w:r>
-      <w:hyperlink r:id="rId35">
-        <w:r>
-          <w:rPr>
-            <w:lang w:val="fr_FR" w:bidi="fr_FR"/>
-          </w:rPr>
-          <w:rPr>
-            <w:color w:val="0000EE"/>
-            <w:u w:val="single"/>
-          </w:rPr>
-          <w:t>Jn 14.16</w:t>
-        </w:r>
-      </w:hyperlink>
+      <w:r>
+        <w:rPr>
+          <w:lang w:val="fr_FR" w:bidi="fr_FR"/>
+        </w:rPr>
+        <w:t>Jn 14.16</w:t>
+      </w:r>
       <w:r>
         <w:rPr>
           <w:lang w:val="fr_FR" w:bidi="fr_FR"/>
@@ -1380,18 +1224,12 @@
         </w:rPr>
         <w:t xml:space="preserve">: Nous sommes pécheurs, mais Christ, ayant accompli la loi et porté la peine du péché en notre place, peut plaider pour nous à la fois sur la base de la justice et de la miséricorde. En ressuscitant Christ d’entre les morts, Dieu a définitivement validé sa plaidoirie en notre faveur (voir </w:t>
       </w:r>
-      <w:hyperlink r:id="rId36">
-        <w:r>
-          <w:rPr>
-            <w:lang w:val="fr_FR" w:bidi="fr_FR"/>
-          </w:rPr>
-          <w:rPr>
-            <w:color w:val="0000EE"/>
-            <w:u w:val="single"/>
-          </w:rPr>
-          <w:t>Rm 4.23–25</w:t>
-        </w:r>
-      </w:hyperlink>
+      <w:r>
+        <w:rPr>
+          <w:lang w:val="fr_FR" w:bidi="fr_FR"/>
+        </w:rPr>
+        <w:t>Rm 4.23–25</w:t>
+      </w:r>
       <w:r>
         <w:rPr>
           <w:lang w:val="fr_FR" w:bidi="fr_FR"/>
@@ -1471,36 +1309,24 @@
         </w:rPr>
         <w:t xml:space="preserve"> désigne un apaisement obtenu par un sacrifice (cf. </w:t>
       </w:r>
-      <w:hyperlink r:id="rId37">
-        <w:r>
-          <w:rPr>
-            <w:lang w:val="fr_FR" w:bidi="fr_FR"/>
-          </w:rPr>
-          <w:rPr>
-            <w:color w:val="0000EE"/>
-            <w:u w:val="single"/>
-          </w:rPr>
-          <w:t>4.10</w:t>
-        </w:r>
-      </w:hyperlink>
+      <w:r>
+        <w:rPr>
+          <w:lang w:val="fr_FR" w:bidi="fr_FR"/>
+        </w:rPr>
+        <w:t>4.10</w:t>
+      </w:r>
       <w:r>
         <w:rPr>
           <w:lang w:val="fr_FR" w:bidi="fr_FR"/>
         </w:rPr>
         <w:t>). En mourant à notre place, Christ a pleinement satisfait la justice de Dieu (</w:t>
       </w:r>
-      <w:hyperlink r:id="rId38">
-        <w:r>
-          <w:rPr>
-            <w:lang w:val="fr_FR" w:bidi="fr_FR"/>
-          </w:rPr>
-          <w:rPr>
-            <w:color w:val="0000EE"/>
-            <w:u w:val="single"/>
-          </w:rPr>
-          <w:t>Rm 3.25</w:t>
-        </w:r>
-      </w:hyperlink>
+      <w:r>
+        <w:rPr>
+          <w:lang w:val="fr_FR" w:bidi="fr_FR"/>
+        </w:rPr>
+        <w:t>Rm 3.25</w:t>
+      </w:r>
       <w:r>
         <w:rPr>
           <w:lang w:val="fr_FR" w:bidi="fr_FR"/>
@@ -1616,54 +1442,36 @@
         </w:rPr>
         <w:t>Les disciples connaissaient ce « commandement ancien » depuis le commencement : celui de s’aimer les uns les autres. Il leur avait été transmis par Jésus lui-même (</w:t>
       </w:r>
-      <w:hyperlink r:id="rId39">
-        <w:r>
-          <w:rPr>
-            <w:lang w:val="fr_FR" w:bidi="fr_FR"/>
-          </w:rPr>
-          <w:rPr>
-            <w:color w:val="0000EE"/>
-            <w:u w:val="single"/>
-          </w:rPr>
-          <w:t>Jn 13.34–35</w:t>
-        </w:r>
-      </w:hyperlink>
+      <w:r>
+        <w:rPr>
+          <w:lang w:val="fr_FR" w:bidi="fr_FR"/>
+        </w:rPr>
+        <w:t>Jn 13.34–35</w:t>
+      </w:r>
       <w:r>
         <w:rPr>
           <w:lang w:val="fr_FR" w:bidi="fr_FR"/>
         </w:rPr>
         <w:t>), mais il était aussi déjà présent dans l’Ancien Testament (</w:t>
       </w:r>
-      <w:hyperlink r:id="rId40">
-        <w:r>
-          <w:rPr>
-            <w:lang w:val="fr_FR" w:bidi="fr_FR"/>
-          </w:rPr>
-          <w:rPr>
-            <w:color w:val="0000EE"/>
-            <w:u w:val="single"/>
-          </w:rPr>
-          <w:t>Lv 19.18</w:t>
-        </w:r>
-      </w:hyperlink>
+      <w:r>
+        <w:rPr>
+          <w:lang w:val="fr_FR" w:bidi="fr_FR"/>
+        </w:rPr>
+        <w:t>Lv 19.18</w:t>
+      </w:r>
       <w:r>
         <w:rPr>
           <w:lang w:val="fr_FR" w:bidi="fr_FR"/>
         </w:rPr>
         <w:t xml:space="preserve">, </w:t>
       </w:r>
-      <w:hyperlink r:id="rId41">
-        <w:r>
-          <w:rPr>
-            <w:lang w:val="fr_FR" w:bidi="fr_FR"/>
-          </w:rPr>
-          <w:rPr>
-            <w:color w:val="0000EE"/>
-            <w:u w:val="single"/>
-          </w:rPr>
-          <w:t>33–34</w:t>
-        </w:r>
-      </w:hyperlink>
+      <w:r>
+        <w:rPr>
+          <w:lang w:val="fr_FR" w:bidi="fr_FR"/>
+        </w:rPr>
+        <w:t>33–34</w:t>
+      </w:r>
       <w:r>
         <w:rPr>
           <w:lang w:val="fr_FR" w:bidi="fr_FR"/>
@@ -1724,18 +1532,12 @@
         </w:rPr>
         <w:t>: Jésus en a révélé toute la profondeur en aimant lui-même ses disciples de manière concrète et sacrificielle (</w:t>
       </w:r>
-      <w:hyperlink r:id="rId42">
-        <w:r>
-          <w:rPr>
-            <w:lang w:val="fr_FR" w:bidi="fr_FR"/>
-          </w:rPr>
-          <w:rPr>
-            <w:color w:val="0000EE"/>
-            <w:u w:val="single"/>
-          </w:rPr>
-          <w:t>Jn 13.1–17</w:t>
-        </w:r>
-      </w:hyperlink>
+      <w:r>
+        <w:rPr>
+          <w:lang w:val="fr_FR" w:bidi="fr_FR"/>
+        </w:rPr>
+        <w:t>Jn 13.1–17</w:t>
+      </w:r>
       <w:r>
         <w:rPr>
           <w:lang w:val="fr_FR" w:bidi="fr_FR"/>
@@ -1821,18 +1623,12 @@
         </w:rPr>
         <w:t xml:space="preserve">(également utilisé en </w:t>
       </w:r>
-      <w:hyperlink r:id="rId43">
-        <w:r>
-          <w:rPr>
-            <w:lang w:val="fr_FR" w:bidi="fr_FR"/>
-          </w:rPr>
-          <w:rPr>
-            <w:color w:val="0000EE"/>
-            <w:u w:val="single"/>
-          </w:rPr>
-          <w:t>2.11</w:t>
-        </w:r>
-      </w:hyperlink>
+      <w:r>
+        <w:rPr>
+          <w:lang w:val="fr_FR" w:bidi="fr_FR"/>
+        </w:rPr>
+        <w:t>2.11</w:t>
+      </w:r>
       <w:r>
         <w:rPr>
           <w:lang w:val="fr_FR" w:bidi="fr_FR"/>
@@ -2095,144 +1891,96 @@
         </w:rPr>
         <w:t>Le monde désigne un système corrompu, influencé par Satan, qui s’oppose activement à Dieu et à l’avancement du Royaume de Christ sur la terre (</w:t>
       </w:r>
-      <w:hyperlink r:id="rId44">
-        <w:r>
-          <w:rPr>
-            <w:lang w:val="fr_FR" w:bidi="fr_FR"/>
-          </w:rPr>
-          <w:rPr>
-            <w:color w:val="0000EE"/>
-            <w:u w:val="single"/>
-          </w:rPr>
-          <w:t>2.16</w:t>
-        </w:r>
-      </w:hyperlink>
+      <w:r>
+        <w:rPr>
+          <w:lang w:val="fr_FR" w:bidi="fr_FR"/>
+        </w:rPr>
+        <w:t>2.16</w:t>
+      </w:r>
       <w:r>
         <w:rPr>
           <w:lang w:val="fr_FR" w:bidi="fr_FR"/>
         </w:rPr>
         <w:t xml:space="preserve"> ; </w:t>
       </w:r>
-      <w:hyperlink r:id="rId45">
-        <w:r>
-          <w:rPr>
-            <w:lang w:val="fr_FR" w:bidi="fr_FR"/>
-          </w:rPr>
-          <w:rPr>
-            <w:color w:val="0000EE"/>
-            <w:u w:val="single"/>
-          </w:rPr>
-          <w:t>3.1</w:t>
-        </w:r>
-      </w:hyperlink>
+      <w:r>
+        <w:rPr>
+          <w:lang w:val="fr_FR" w:bidi="fr_FR"/>
+        </w:rPr>
+        <w:t>3.1</w:t>
+      </w:r>
       <w:r>
         <w:rPr>
           <w:lang w:val="fr_FR" w:bidi="fr_FR"/>
         </w:rPr>
         <w:t xml:space="preserve"> ; </w:t>
       </w:r>
-      <w:hyperlink r:id="rId46">
-        <w:r>
-          <w:rPr>
-            <w:lang w:val="fr_FR" w:bidi="fr_FR"/>
-          </w:rPr>
-          <w:rPr>
-            <w:color w:val="0000EE"/>
-            <w:u w:val="single"/>
-          </w:rPr>
-          <w:t>4.4</w:t>
-        </w:r>
-      </w:hyperlink>
+      <w:r>
+        <w:rPr>
+          <w:lang w:val="fr_FR" w:bidi="fr_FR"/>
+        </w:rPr>
+        <w:t>4.4</w:t>
+      </w:r>
       <w:r>
         <w:rPr>
           <w:lang w:val="fr_FR" w:bidi="fr_FR"/>
         </w:rPr>
         <w:t xml:space="preserve"> ; </w:t>
       </w:r>
-      <w:hyperlink r:id="rId47">
-        <w:r>
-          <w:rPr>
-            <w:lang w:val="fr_FR" w:bidi="fr_FR"/>
-          </w:rPr>
-          <w:rPr>
-            <w:color w:val="0000EE"/>
-            <w:u w:val="single"/>
-          </w:rPr>
-          <w:t>5.19</w:t>
-        </w:r>
-      </w:hyperlink>
+      <w:r>
+        <w:rPr>
+          <w:lang w:val="fr_FR" w:bidi="fr_FR"/>
+        </w:rPr>
+        <w:t>5.19</w:t>
+      </w:r>
       <w:r>
         <w:rPr>
           <w:lang w:val="fr_FR" w:bidi="fr_FR"/>
         </w:rPr>
         <w:t xml:space="preserve"> ; </w:t>
       </w:r>
-      <w:hyperlink r:id="rId48">
-        <w:r>
-          <w:rPr>
-            <w:lang w:val="fr_FR" w:bidi="fr_FR"/>
-          </w:rPr>
-          <w:rPr>
-            <w:color w:val="0000EE"/>
-            <w:u w:val="single"/>
-          </w:rPr>
-          <w:t>Jn 12.31</w:t>
-        </w:r>
-      </w:hyperlink>
+      <w:r>
+        <w:rPr>
+          <w:lang w:val="fr_FR" w:bidi="fr_FR"/>
+        </w:rPr>
+        <w:t>Jn 12.31</w:t>
+      </w:r>
       <w:r>
         <w:rPr>
           <w:lang w:val="fr_FR" w:bidi="fr_FR"/>
         </w:rPr>
         <w:t xml:space="preserve"> ; </w:t>
       </w:r>
-      <w:hyperlink r:id="rId49">
-        <w:r>
-          <w:rPr>
-            <w:lang w:val="fr_FR" w:bidi="fr_FR"/>
-          </w:rPr>
-          <w:rPr>
-            <w:color w:val="0000EE"/>
-            <w:u w:val="single"/>
-          </w:rPr>
-          <w:t>15.18</w:t>
-        </w:r>
-      </w:hyperlink>
+      <w:r>
+        <w:rPr>
+          <w:lang w:val="fr_FR" w:bidi="fr_FR"/>
+        </w:rPr>
+        <w:t>15.18</w:t>
+      </w:r>
       <w:r>
         <w:rPr>
           <w:lang w:val="fr_FR" w:bidi="fr_FR"/>
         </w:rPr>
         <w:t xml:space="preserve"> ; </w:t>
       </w:r>
-      <w:hyperlink r:id="rId50">
-        <w:r>
-          <w:rPr>
-            <w:lang w:val="fr_FR" w:bidi="fr_FR"/>
-          </w:rPr>
-          <w:rPr>
-            <w:color w:val="0000EE"/>
-            <w:u w:val="single"/>
-          </w:rPr>
-          <w:t>Ep 6.11–12</w:t>
-        </w:r>
-      </w:hyperlink>
+      <w:r>
+        <w:rPr>
+          <w:lang w:val="fr_FR" w:bidi="fr_FR"/>
+        </w:rPr>
+        <w:t>Ep 6.11–12</w:t>
+      </w:r>
       <w:r>
         <w:rPr>
           <w:lang w:val="fr_FR" w:bidi="fr_FR"/>
         </w:rPr>
         <w:t xml:space="preserve"> ; </w:t>
       </w:r>
-      <w:hyperlink r:id="rId51">
-        <w:r>
-          <w:rPr>
-            <w:lang w:val="fr_FR" w:bidi="fr_FR"/>
-          </w:rPr>
-          <w:rPr>
-            <w:color w:val="0000EE"/>
-            <w:u w:val="single"/>
-          </w:rPr>
-          <w:t>Jc 4.4</w:t>
-        </w:r>
-      </w:hyperlink>
+      <w:r>
+        <w:rPr>
+          <w:lang w:val="fr_FR" w:bidi="fr_FR"/>
+        </w:rPr>
+        <w:t>Jc 4.4</w:t>
+      </w:r>
       <w:r>
         <w:rPr>
           <w:lang w:val="fr_FR" w:bidi="fr_FR"/>
@@ -2287,36 +2035,24 @@
         </w:rPr>
         <w:t xml:space="preserve">Antéchrist signifie littéralement « à la place du Christ ». Il s’attribue ce qui revient à Jésus et cherche à se faire passer pour un substitut du véritable Christ (cf. </w:t>
       </w:r>
-      <w:hyperlink r:id="rId52">
-        <w:r>
-          <w:rPr>
-            <w:lang w:val="fr_FR" w:bidi="fr_FR"/>
-          </w:rPr>
-          <w:rPr>
-            <w:color w:val="0000EE"/>
-            <w:u w:val="single"/>
-          </w:rPr>
-          <w:t>2Th 2.3</w:t>
-        </w:r>
-      </w:hyperlink>
+      <w:r>
+        <w:rPr>
+          <w:lang w:val="fr_FR" w:bidi="fr_FR"/>
+        </w:rPr>
+        <w:t>2Th 2.3</w:t>
+      </w:r>
       <w:r>
         <w:rPr>
           <w:lang w:val="fr_FR" w:bidi="fr_FR"/>
         </w:rPr>
         <w:t xml:space="preserve"> et </w:t>
       </w:r>
-      <w:hyperlink r:id="rId53">
-        <w:r>
-          <w:rPr>
-            <w:lang w:val="fr_FR" w:bidi="fr_FR"/>
-          </w:rPr>
-          <w:rPr>
-            <w:color w:val="0000EE"/>
-            <w:u w:val="single"/>
-          </w:rPr>
-          <w:t>Ap 13.1–10</w:t>
-        </w:r>
-      </w:hyperlink>
+      <w:r>
+        <w:rPr>
+          <w:lang w:val="fr_FR" w:bidi="fr_FR"/>
+        </w:rPr>
+        <w:t>Ap 13.1–10</w:t>
+      </w:r>
       <w:r>
         <w:rPr>
           <w:lang w:val="fr_FR" w:bidi="fr_FR"/>
@@ -2335,54 +2071,36 @@
         </w:rPr>
         <w:t xml:space="preserve"> : Ce sont les faux enseignants qui nient que Jésus est le Christ, le Fils de Dieu (</w:t>
       </w:r>
-      <w:hyperlink r:id="rId54">
-        <w:r>
-          <w:rPr>
-            <w:lang w:val="fr_FR" w:bidi="fr_FR"/>
-          </w:rPr>
-          <w:rPr>
-            <w:color w:val="0000EE"/>
-            <w:u w:val="single"/>
-          </w:rPr>
-          <w:t>1Jn 2.22–23</w:t>
-        </w:r>
-      </w:hyperlink>
+      <w:r>
+        <w:rPr>
+          <w:lang w:val="fr_FR" w:bidi="fr_FR"/>
+        </w:rPr>
+        <w:t>1Jn 2.22–23</w:t>
+      </w:r>
       <w:r>
         <w:rPr>
           <w:lang w:val="fr_FR" w:bidi="fr_FR"/>
         </w:rPr>
         <w:t>), venu en chair (</w:t>
       </w:r>
-      <w:hyperlink r:id="rId55">
-        <w:r>
-          <w:rPr>
-            <w:lang w:val="fr_FR" w:bidi="fr_FR"/>
-          </w:rPr>
-          <w:rPr>
-            <w:color w:val="0000EE"/>
-            <w:u w:val="single"/>
-          </w:rPr>
-          <w:t>4.2</w:t>
-        </w:r>
-      </w:hyperlink>
+      <w:r>
+        <w:rPr>
+          <w:lang w:val="fr_FR" w:bidi="fr_FR"/>
+        </w:rPr>
+        <w:t>4.2</w:t>
+      </w:r>
       <w:r>
         <w:rPr>
           <w:lang w:val="fr_FR" w:bidi="fr_FR"/>
         </w:rPr>
         <w:t xml:space="preserve"> ; </w:t>
       </w:r>
-      <w:hyperlink r:id="rId56">
-        <w:r>
-          <w:rPr>
-            <w:lang w:val="fr_FR" w:bidi="fr_FR"/>
-          </w:rPr>
-          <w:rPr>
-            <w:color w:val="0000EE"/>
-            <w:u w:val="single"/>
-          </w:rPr>
-          <w:t>2Jn 1.7</w:t>
-        </w:r>
-      </w:hyperlink>
+      <w:r>
+        <w:rPr>
+          <w:lang w:val="fr_FR" w:bidi="fr_FR"/>
+        </w:rPr>
+        <w:t>2Jn 1.7</w:t>
+      </w:r>
       <w:r>
         <w:rPr>
           <w:lang w:val="fr_FR" w:bidi="fr_FR"/>
@@ -2443,54 +2161,36 @@
         </w:rPr>
         <w:t xml:space="preserve"> : C’est la première prise de position explicite de Jean concernant les faux enseignants. Autrefois, ils faisaient partie intégrante de la communauté, en communion avec Jean et les autres apôtres. Mais ils ont rompu cette communion pour former un groupe séparé, fondé sur des enseignements erronés au sujet de Jésus (voir </w:t>
       </w:r>
-      <w:hyperlink r:id="rId57">
-        <w:r>
-          <w:rPr>
-            <w:lang w:val="fr_FR" w:bidi="fr_FR"/>
-          </w:rPr>
-          <w:rPr>
-            <w:color w:val="0000EE"/>
-            <w:u w:val="single"/>
-          </w:rPr>
-          <w:t>4.1</w:t>
-        </w:r>
-      </w:hyperlink>
+      <w:r>
+        <w:rPr>
+          <w:lang w:val="fr_FR" w:bidi="fr_FR"/>
+        </w:rPr>
+        <w:t>4.1</w:t>
+      </w:r>
       <w:r>
         <w:rPr>
           <w:lang w:val="fr_FR" w:bidi="fr_FR"/>
         </w:rPr>
         <w:t xml:space="preserve"> ; </w:t>
       </w:r>
-      <w:hyperlink r:id="rId56">
-        <w:r>
-          <w:rPr>
-            <w:lang w:val="fr_FR" w:bidi="fr_FR"/>
-          </w:rPr>
-          <w:rPr>
-            <w:color w:val="0000EE"/>
-            <w:u w:val="single"/>
-          </w:rPr>
-          <w:t>2Jn 1.7</w:t>
-        </w:r>
-      </w:hyperlink>
+      <w:r>
+        <w:rPr>
+          <w:lang w:val="fr_FR" w:bidi="fr_FR"/>
+        </w:rPr>
+        <w:t>2Jn 1.7</w:t>
+      </w:r>
       <w:r>
         <w:rPr>
           <w:lang w:val="fr_FR" w:bidi="fr_FR"/>
         </w:rPr>
         <w:t xml:space="preserve"> ; </w:t>
       </w:r>
-      <w:hyperlink r:id="rId58">
-        <w:r>
-          <w:rPr>
-            <w:lang w:val="fr_FR" w:bidi="fr_FR"/>
-          </w:rPr>
-          <w:rPr>
-            <w:color w:val="0000EE"/>
-            <w:u w:val="single"/>
-          </w:rPr>
-          <w:t>3Jn 1.9–10</w:t>
-        </w:r>
-      </w:hyperlink>
+      <w:r>
+        <w:rPr>
+          <w:lang w:val="fr_FR" w:bidi="fr_FR"/>
+        </w:rPr>
+        <w:t>3Jn 1.9–10</w:t>
+      </w:r>
       <w:r>
         <w:rPr>
           <w:lang w:val="fr_FR" w:bidi="fr_FR"/>
@@ -2569,54 +2269,36 @@
         </w:rPr>
         <w:t xml:space="preserve">: Le Saint-Esprit accorde aux croyants la capacité de discerner et de comprendre la vérité spirituelle (voir </w:t>
       </w:r>
-      <w:hyperlink r:id="rId59">
-        <w:r>
-          <w:rPr>
-            <w:lang w:val="fr_FR" w:bidi="fr_FR"/>
-          </w:rPr>
-          <w:rPr>
-            <w:color w:val="0000EE"/>
-            <w:u w:val="single"/>
-          </w:rPr>
-          <w:t>Es 61.1</w:t>
-        </w:r>
-      </w:hyperlink>
+      <w:r>
+        <w:rPr>
+          <w:lang w:val="fr_FR" w:bidi="fr_FR"/>
+        </w:rPr>
+        <w:t>Es 61.1</w:t>
+      </w:r>
       <w:r>
         <w:rPr>
           <w:lang w:val="fr_FR" w:bidi="fr_FR"/>
         </w:rPr>
         <w:t xml:space="preserve"> ; </w:t>
       </w:r>
-      <w:hyperlink r:id="rId60">
-        <w:r>
-          <w:rPr>
-            <w:lang w:val="fr_FR" w:bidi="fr_FR"/>
-          </w:rPr>
-          <w:rPr>
-            <w:color w:val="0000EE"/>
-            <w:u w:val="single"/>
-          </w:rPr>
-          <w:t>Ac 10.38</w:t>
-        </w:r>
-      </w:hyperlink>
+      <w:r>
+        <w:rPr>
+          <w:lang w:val="fr_FR" w:bidi="fr_FR"/>
+        </w:rPr>
+        <w:t>Ac 10.38</w:t>
+      </w:r>
       <w:r>
         <w:rPr>
           <w:lang w:val="fr_FR" w:bidi="fr_FR"/>
         </w:rPr>
         <w:t xml:space="preserve"> ; </w:t>
       </w:r>
-      <w:hyperlink r:id="rId61">
-        <w:r>
-          <w:rPr>
-            <w:lang w:val="fr_FR" w:bidi="fr_FR"/>
-          </w:rPr>
-          <w:rPr>
-            <w:color w:val="0000EE"/>
-            <w:u w:val="single"/>
-          </w:rPr>
-          <w:t>2Co 1.21–22</w:t>
-        </w:r>
-      </w:hyperlink>
+      <w:r>
+        <w:rPr>
+          <w:lang w:val="fr_FR" w:bidi="fr_FR"/>
+        </w:rPr>
+        <w:t>2Co 1.21–22</w:t>
+      </w:r>
       <w:r>
         <w:rPr>
           <w:lang w:val="fr_FR" w:bidi="fr_FR"/>
@@ -2671,18 +2353,12 @@
         </w:rPr>
         <w:t>Jean qualifie de menteur tout faux enseignant qui nie que Jésus est le Christ, le Fils de Dieu et le seul pouvant véritablement révéler le Père (</w:t>
       </w:r>
-      <w:hyperlink r:id="rId55">
-        <w:r>
-          <w:rPr>
-            <w:lang w:val="fr_FR" w:bidi="fr_FR"/>
-          </w:rPr>
-          <w:rPr>
-            <w:color w:val="0000EE"/>
-            <w:u w:val="single"/>
-          </w:rPr>
-          <w:t>4.2</w:t>
-        </w:r>
-      </w:hyperlink>
+      <w:r>
+        <w:rPr>
+          <w:lang w:val="fr_FR" w:bidi="fr_FR"/>
+        </w:rPr>
+        <w:t>4.2</w:t>
+      </w:r>
       <w:r>
         <w:rPr>
           <w:lang w:val="fr_FR" w:bidi="fr_FR"/>
@@ -2737,108 +2413,72 @@
         </w:rPr>
         <w:t>Jean encourage ses lecteurs à rejeter les mensonges des antéchrists et à demeurer fidèles à la vérité transmise par lui et les autres apôtres. En restant attachés à cette vérité, ils demeureront en communion avec le Fils et le Père, et posséderont l’assurance de la vie éternelle (</w:t>
       </w:r>
-      <w:hyperlink r:id="rId62">
-        <w:r>
-          <w:rPr>
-            <w:lang w:val="fr_FR" w:bidi="fr_FR"/>
-          </w:rPr>
-          <w:rPr>
-            <w:color w:val="0000EE"/>
-            <w:u w:val="single"/>
-          </w:rPr>
-          <w:t>Jn 3.15</w:t>
-        </w:r>
-      </w:hyperlink>
+      <w:r>
+        <w:rPr>
+          <w:lang w:val="fr_FR" w:bidi="fr_FR"/>
+        </w:rPr>
+        <w:t>Jn 3.15</w:t>
+      </w:r>
       <w:r>
         <w:rPr>
           <w:lang w:val="fr_FR" w:bidi="fr_FR"/>
         </w:rPr>
         <w:t xml:space="preserve">, </w:t>
       </w:r>
-      <w:hyperlink r:id="rId63">
-        <w:r>
-          <w:rPr>
-            <w:lang w:val="fr_FR" w:bidi="fr_FR"/>
-          </w:rPr>
-          <w:rPr>
-            <w:color w:val="0000EE"/>
-            <w:u w:val="single"/>
-          </w:rPr>
-          <w:t xml:space="preserve">36 </w:t>
-        </w:r>
-      </w:hyperlink>
+      <w:r>
+        <w:rPr>
+          <w:lang w:val="fr_FR" w:bidi="fr_FR"/>
+        </w:rPr>
+        <w:t xml:space="preserve">36 </w:t>
+      </w:r>
       <w:r>
         <w:rPr>
           <w:lang w:val="fr_FR" w:bidi="fr_FR"/>
         </w:rPr>
         <w:t xml:space="preserve">; </w:t>
       </w:r>
-      <w:hyperlink r:id="rId64">
-        <w:r>
-          <w:rPr>
-            <w:lang w:val="fr_FR" w:bidi="fr_FR"/>
-          </w:rPr>
-          <w:rPr>
-            <w:color w:val="0000EE"/>
-            <w:u w:val="single"/>
-          </w:rPr>
-          <w:t>6.40</w:t>
-        </w:r>
-      </w:hyperlink>
+      <w:r>
+        <w:rPr>
+          <w:lang w:val="fr_FR" w:bidi="fr_FR"/>
+        </w:rPr>
+        <w:t>6.40</w:t>
+      </w:r>
       <w:r>
         <w:rPr>
           <w:lang w:val="fr_FR" w:bidi="fr_FR"/>
         </w:rPr>
         <w:t xml:space="preserve">, </w:t>
       </w:r>
-      <w:hyperlink r:id="rId65">
-        <w:r>
-          <w:rPr>
-            <w:lang w:val="fr_FR" w:bidi="fr_FR"/>
-          </w:rPr>
-          <w:rPr>
-            <w:color w:val="0000EE"/>
-            <w:u w:val="single"/>
-          </w:rPr>
-          <w:t>47</w:t>
-        </w:r>
-      </w:hyperlink>
+      <w:r>
+        <w:rPr>
+          <w:lang w:val="fr_FR" w:bidi="fr_FR"/>
+        </w:rPr>
+        <w:t>47</w:t>
+      </w:r>
       <w:r>
         <w:rPr>
           <w:lang w:val="fr_FR" w:bidi="fr_FR"/>
         </w:rPr>
         <w:t xml:space="preserve">, </w:t>
       </w:r>
-      <w:hyperlink r:id="rId66">
-        <w:r>
-          <w:rPr>
-            <w:lang w:val="fr_FR" w:bidi="fr_FR"/>
-          </w:rPr>
-          <w:rPr>
-            <w:color w:val="0000EE"/>
-            <w:u w:val="single"/>
-          </w:rPr>
-          <w:t xml:space="preserve">57 </w:t>
-        </w:r>
-      </w:hyperlink>
+      <w:r>
+        <w:rPr>
+          <w:lang w:val="fr_FR" w:bidi="fr_FR"/>
+        </w:rPr>
+        <w:t xml:space="preserve">57 </w:t>
+      </w:r>
       <w:r>
         <w:rPr>
           <w:lang w:val="fr_FR" w:bidi="fr_FR"/>
         </w:rPr>
         <w:t xml:space="preserve">; </w:t>
       </w:r>
-      <w:hyperlink r:id="rId67">
-        <w:r>
-          <w:rPr>
-            <w:lang w:val="fr_FR" w:bidi="fr_FR"/>
-          </w:rPr>
-          <w:rPr>
-            <w:color w:val="0000EE"/>
-            <w:u w:val="single"/>
-          </w:rPr>
-          <w:t>17.2–3</w:t>
-        </w:r>
-      </w:hyperlink>
+      <w:r>
+        <w:rPr>
+          <w:lang w:val="fr_FR" w:bidi="fr_FR"/>
+        </w:rPr>
+        <w:t>17.2–3</w:t>
+      </w:r>
       <w:r>
         <w:rPr>
           <w:lang w:val="fr_FR" w:bidi="fr_FR"/>
@@ -2941,36 +2581,24 @@
         </w:rPr>
         <w:t xml:space="preserve">Lorsque Christ reviendra, nous serons semblables à lui, car nous le verrons tel qu’il est réellement. En tant qu’enfants de Dieu, nous portons déjà son image et nous serons appelés à partager sa gloire (voir </w:t>
       </w:r>
-      <w:hyperlink r:id="rId68">
-        <w:r>
-          <w:rPr>
-            <w:lang w:val="fr_FR" w:bidi="fr_FR"/>
-          </w:rPr>
-          <w:rPr>
-            <w:color w:val="0000EE"/>
-            <w:u w:val="single"/>
-          </w:rPr>
-          <w:t>Rm 8.18–30</w:t>
-        </w:r>
-      </w:hyperlink>
+      <w:r>
+        <w:rPr>
+          <w:lang w:val="fr_FR" w:bidi="fr_FR"/>
+        </w:rPr>
+        <w:t>Rm 8.18–30</w:t>
+      </w:r>
       <w:r>
         <w:rPr>
           <w:lang w:val="fr_FR" w:bidi="fr_FR"/>
         </w:rPr>
         <w:t>). • Ceux qui ont cette espérance dans leur cœur se purifient eux-mêmes, cherchant à devenir toujours plus semblables à Christ, dans l’attente de sa glorieuse apparition. C’est en grande partie pour cela que les véritables enfants de Dieu n’auront pas honte à son retour (</w:t>
       </w:r>
-      <w:hyperlink r:id="rId69">
-        <w:r>
-          <w:rPr>
-            <w:lang w:val="fr_FR" w:bidi="fr_FR"/>
-          </w:rPr>
-          <w:rPr>
-            <w:color w:val="0000EE"/>
-            <w:u w:val="single"/>
-          </w:rPr>
-          <w:t>1Jn 2.29</w:t>
-        </w:r>
-      </w:hyperlink>
+      <w:r>
+        <w:rPr>
+          <w:lang w:val="fr_FR" w:bidi="fr_FR"/>
+        </w:rPr>
+        <w:t>1Jn 2.29</w:t>
+      </w:r>
       <w:r>
         <w:rPr>
           <w:lang w:val="fr_FR" w:bidi="fr_FR"/>
@@ -3031,18 +2659,12 @@
         </w:rPr>
         <w:t xml:space="preserve"> (</w:t>
       </w:r>
-      <w:hyperlink r:id="rId70">
-        <w:r>
-          <w:rPr>
-            <w:lang w:val="fr_FR" w:bidi="fr_FR"/>
-          </w:rPr>
-          <w:rPr>
-            <w:color w:val="0000EE"/>
-            <w:u w:val="single"/>
-          </w:rPr>
-          <w:t>3.3</w:t>
-        </w:r>
-      </w:hyperlink>
+      <w:r>
+        <w:rPr>
+          <w:lang w:val="fr_FR" w:bidi="fr_FR"/>
+        </w:rPr>
+        <w:t>3.3</w:t>
+      </w:r>
       <w:r>
         <w:rPr>
           <w:lang w:val="fr_FR" w:bidi="fr_FR"/>
@@ -3061,18 +2683,12 @@
         </w:rPr>
         <w:t xml:space="preserve"> (voir </w:t>
       </w:r>
-      <w:hyperlink r:id="rId71">
-        <w:r>
-          <w:rPr>
-            <w:lang w:val="fr_FR" w:bidi="fr_FR"/>
-          </w:rPr>
-          <w:rPr>
-            <w:color w:val="0000EE"/>
-            <w:u w:val="single"/>
-          </w:rPr>
-          <w:t>1.5–10</w:t>
-        </w:r>
-      </w:hyperlink>
+      <w:r>
+        <w:rPr>
+          <w:lang w:val="fr_FR" w:bidi="fr_FR"/>
+        </w:rPr>
+        <w:t>1.5–10</w:t>
+      </w:r>
       <w:r>
         <w:rPr>
           <w:lang w:val="fr_FR" w:bidi="fr_FR"/>
@@ -3157,18 +2773,12 @@
         </w:rPr>
         <w:t xml:space="preserve"> et « rester » (</w:t>
       </w:r>
-      <w:hyperlink r:id="rId72">
-        <w:r>
-          <w:rPr>
-            <w:lang w:val="fr_FR" w:bidi="fr_FR"/>
-          </w:rPr>
-          <w:rPr>
-            <w:color w:val="0000EE"/>
-            <w:u w:val="single"/>
-          </w:rPr>
-          <w:t>Jn 15.1–8</w:t>
-        </w:r>
-      </w:hyperlink>
+      <w:r>
+        <w:rPr>
+          <w:lang w:val="fr_FR" w:bidi="fr_FR"/>
+        </w:rPr>
+        <w:t>Jn 15.1–8</w:t>
+      </w:r>
       <w:r>
         <w:rPr>
           <w:lang w:val="fr_FR" w:bidi="fr_FR"/>
@@ -3273,18 +2883,12 @@
         </w:rPr>
         <w:t xml:space="preserve">de détruire : Cela ne signifie pas « anéantir » mais « démolir » (voir </w:t>
       </w:r>
-      <w:hyperlink r:id="rId73">
-        <w:r>
-          <w:rPr>
-            <w:lang w:val="fr_FR" w:bidi="fr_FR"/>
-          </w:rPr>
-          <w:rPr>
-            <w:color w:val="0000EE"/>
-            <w:u w:val="single"/>
-          </w:rPr>
-          <w:t>Ep 2.14</w:t>
-        </w:r>
-      </w:hyperlink>
+      <w:r>
+        <w:rPr>
+          <w:lang w:val="fr_FR" w:bidi="fr_FR"/>
+        </w:rPr>
+        <w:t>Ep 2.14</w:t>
+      </w:r>
       <w:r>
         <w:rPr>
           <w:lang w:val="fr_FR" w:bidi="fr_FR"/>
@@ -3351,18 +2955,12 @@
         </w:rPr>
         <w:t xml:space="preserve"> (</w:t>
       </w:r>
-      <w:hyperlink r:id="rId74">
-        <w:r>
-          <w:rPr>
-            <w:lang w:val="fr_FR" w:bidi="fr_FR"/>
-          </w:rPr>
-          <w:rPr>
-            <w:color w:val="0000EE"/>
-            <w:u w:val="single"/>
-          </w:rPr>
-          <w:t>1.8</w:t>
-        </w:r>
-      </w:hyperlink>
+      <w:r>
+        <w:rPr>
+          <w:lang w:val="fr_FR" w:bidi="fr_FR"/>
+        </w:rPr>
+        <w:t>1.8</w:t>
+      </w:r>
       <w:r>
         <w:rPr>
           <w:lang w:val="fr_FR" w:bidi="fr_FR"/>
@@ -3381,18 +2979,12 @@
         </w:rPr>
         <w:t>une bonne relation avec Dieu (</w:t>
       </w:r>
-      <w:hyperlink r:id="rId31">
-        <w:r>
-          <w:rPr>
-            <w:lang w:val="fr_FR" w:bidi="fr_FR"/>
-          </w:rPr>
-          <w:rPr>
-            <w:color w:val="0000EE"/>
-            <w:u w:val="single"/>
-          </w:rPr>
-          <w:t>1.9</w:t>
-        </w:r>
-      </w:hyperlink>
+      <w:r>
+        <w:rPr>
+          <w:lang w:val="fr_FR" w:bidi="fr_FR"/>
+        </w:rPr>
+        <w:t>1.9</w:t>
+      </w:r>
       <w:r>
         <w:rPr>
           <w:lang w:val="fr_FR" w:bidi="fr_FR"/>
@@ -3453,18 +3045,12 @@
         </w:rPr>
         <w:t xml:space="preserve"> (voir </w:t>
       </w:r>
-      <w:hyperlink r:id="rId75">
-        <w:r>
-          <w:rPr>
-            <w:lang w:val="fr_FR" w:bidi="fr_FR"/>
-          </w:rPr>
-          <w:rPr>
-            <w:color w:val="0000EE"/>
-            <w:u w:val="single"/>
-          </w:rPr>
-          <w:t>Jn 13.34</w:t>
-        </w:r>
-      </w:hyperlink>
+      <w:r>
+        <w:rPr>
+          <w:lang w:val="fr_FR" w:bidi="fr_FR"/>
+        </w:rPr>
+        <w:t>Jn 13.34</w:t>
+      </w:r>
       <w:r>
         <w:rPr>
           <w:lang w:val="fr_FR" w:bidi="fr_FR"/>
@@ -3537,18 +3123,12 @@
         </w:rPr>
         <w:t>(</w:t>
       </w:r>
-      <w:hyperlink r:id="rId76">
-        <w:r>
-          <w:rPr>
-            <w:lang w:val="fr_FR" w:bidi="fr_FR"/>
-          </w:rPr>
-          <w:rPr>
-            <w:color w:val="0000EE"/>
-            <w:u w:val="single"/>
-          </w:rPr>
-          <w:t>Gn 4.8</w:t>
-        </w:r>
-      </w:hyperlink>
+      <w:r>
+        <w:rPr>
+          <w:lang w:val="fr_FR" w:bidi="fr_FR"/>
+        </w:rPr>
+        <w:t>Gn 4.8</w:t>
+      </w:r>
       <w:r>
         <w:rPr>
           <w:lang w:val="fr_FR" w:bidi="fr_FR"/>
@@ -3567,18 +3147,12 @@
         </w:rPr>
         <w:t xml:space="preserve"> (voir </w:t>
       </w:r>
-      <w:hyperlink r:id="rId77">
-        <w:r>
-          <w:rPr>
-            <w:lang w:val="fr_FR" w:bidi="fr_FR"/>
-          </w:rPr>
-          <w:rPr>
-            <w:color w:val="0000EE"/>
-            <w:u w:val="single"/>
-          </w:rPr>
-          <w:t>Mt 5.21–22</w:t>
-        </w:r>
-      </w:hyperlink>
+      <w:r>
+        <w:rPr>
+          <w:lang w:val="fr_FR" w:bidi="fr_FR"/>
+        </w:rPr>
+        <w:t>Mt 5.21–22</w:t>
+      </w:r>
       <w:r>
         <w:rPr>
           <w:lang w:val="fr_FR" w:bidi="fr_FR"/>
@@ -3639,54 +3213,36 @@
         </w:rPr>
         <w:t xml:space="preserve"> (voir </w:t>
       </w:r>
-      <w:hyperlink r:id="rId78">
-        <w:r>
-          <w:rPr>
-            <w:lang w:val="fr_FR" w:bidi="fr_FR"/>
-          </w:rPr>
-          <w:rPr>
-            <w:color w:val="0000EE"/>
-            <w:u w:val="single"/>
-          </w:rPr>
-          <w:t>Rm 6.23</w:t>
-        </w:r>
-      </w:hyperlink>
+      <w:r>
+        <w:rPr>
+          <w:lang w:val="fr_FR" w:bidi="fr_FR"/>
+        </w:rPr>
+        <w:t>Rm 6.23</w:t>
+      </w:r>
       <w:r>
         <w:rPr>
           <w:lang w:val="fr_FR" w:bidi="fr_FR"/>
         </w:rPr>
         <w:t xml:space="preserve"> ; </w:t>
       </w:r>
-      <w:hyperlink r:id="rId79">
-        <w:r>
-          <w:rPr>
-            <w:lang w:val="fr_FR" w:bidi="fr_FR"/>
-          </w:rPr>
-          <w:rPr>
-            <w:color w:val="0000EE"/>
-            <w:u w:val="single"/>
-          </w:rPr>
-          <w:t>Jc 5.20</w:t>
-        </w:r>
-      </w:hyperlink>
+      <w:r>
+        <w:rPr>
+          <w:lang w:val="fr_FR" w:bidi="fr_FR"/>
+        </w:rPr>
+        <w:t>Jc 5.20</w:t>
+      </w:r>
       <w:r>
         <w:rPr>
           <w:lang w:val="fr_FR" w:bidi="fr_FR"/>
         </w:rPr>
         <w:t xml:space="preserve"> ; </w:t>
       </w:r>
-      <w:hyperlink r:id="rId80">
-        <w:r>
-          <w:rPr>
-            <w:lang w:val="fr_FR" w:bidi="fr_FR"/>
-          </w:rPr>
-          <w:rPr>
-            <w:color w:val="0000EE"/>
-            <w:u w:val="single"/>
-          </w:rPr>
-          <w:t>Ap 21.8</w:t>
-        </w:r>
-      </w:hyperlink>
+      <w:r>
+        <w:rPr>
+          <w:lang w:val="fr_FR" w:bidi="fr_FR"/>
+        </w:rPr>
+        <w:t>Ap 21.8</w:t>
+      </w:r>
       <w:r>
         <w:rPr>
           <w:lang w:val="fr_FR" w:bidi="fr_FR"/>
@@ -3789,18 +3345,12 @@
         </w:rPr>
         <w:t>Ceux qui aiment vraiment (</w:t>
       </w:r>
-      <w:hyperlink r:id="rId81">
-        <w:r>
-          <w:rPr>
-            <w:lang w:val="fr_FR" w:bidi="fr_FR"/>
-          </w:rPr>
-          <w:rPr>
-            <w:color w:val="0000EE"/>
-            <w:u w:val="single"/>
-          </w:rPr>
-          <w:t>3.16–18</w:t>
-        </w:r>
-      </w:hyperlink>
+      <w:r>
+        <w:rPr>
+          <w:lang w:val="fr_FR" w:bidi="fr_FR"/>
+        </w:rPr>
+        <w:t>3.16–18</w:t>
+      </w:r>
       <w:r>
         <w:rPr>
           <w:lang w:val="fr_FR" w:bidi="fr_FR"/>
@@ -3819,18 +3369,12 @@
         </w:rPr>
         <w:t xml:space="preserve">(voir </w:t>
       </w:r>
-      <w:hyperlink r:id="rId82">
-        <w:r>
-          <w:rPr>
-            <w:lang w:val="fr_FR" w:bidi="fr_FR"/>
-          </w:rPr>
-          <w:rPr>
-            <w:color w:val="0000EE"/>
-            <w:u w:val="single"/>
-          </w:rPr>
-          <w:t>4.7–8</w:t>
-        </w:r>
-      </w:hyperlink>
+      <w:r>
+        <w:rPr>
+          <w:lang w:val="fr_FR" w:bidi="fr_FR"/>
+        </w:rPr>
+        <w:t>4.7–8</w:t>
+      </w:r>
       <w:r>
         <w:rPr>
           <w:lang w:val="fr_FR" w:bidi="fr_FR"/>
@@ -3891,18 +3435,12 @@
         </w:rPr>
         <w:t>(</w:t>
       </w:r>
-      <w:hyperlink r:id="rId83">
-        <w:r>
-          <w:rPr>
-            <w:lang w:val="fr_FR" w:bidi="fr_FR"/>
-          </w:rPr>
-          <w:rPr>
-            <w:color w:val="0000EE"/>
-            <w:u w:val="single"/>
-          </w:rPr>
-          <w:t>Ga 5.22–23</w:t>
-        </w:r>
-      </w:hyperlink>
+      <w:r>
+        <w:rPr>
+          <w:lang w:val="fr_FR" w:bidi="fr_FR"/>
+        </w:rPr>
+        <w:t>Ga 5.22–23</w:t>
+      </w:r>
       <w:r>
         <w:rPr>
           <w:lang w:val="fr_FR" w:bidi="fr_FR"/>
@@ -3976,54 +3514,36 @@
         </w:rPr>
         <w:t>(</w:t>
       </w:r>
-      <w:hyperlink r:id="rId84">
-        <w:r>
-          <w:rPr>
-            <w:lang w:val="fr_FR" w:bidi="fr_FR"/>
-          </w:rPr>
-          <w:rPr>
-            <w:color w:val="0000EE"/>
-            <w:u w:val="single"/>
-          </w:rPr>
-          <w:t>Ac 4.25</w:t>
-        </w:r>
-      </w:hyperlink>
+      <w:r>
+        <w:rPr>
+          <w:lang w:val="fr_FR" w:bidi="fr_FR"/>
+        </w:rPr>
+        <w:t>Ac 4.25</w:t>
+      </w:r>
       <w:r>
         <w:rPr>
           <w:lang w:val="fr_FR" w:bidi="fr_FR"/>
         </w:rPr>
         <w:t xml:space="preserve"> ; </w:t>
       </w:r>
-      <w:hyperlink r:id="rId85">
-        <w:r>
-          <w:rPr>
-            <w:lang w:val="fr_FR" w:bidi="fr_FR"/>
-          </w:rPr>
-          <w:rPr>
-            <w:color w:val="0000EE"/>
-            <w:u w:val="single"/>
-          </w:rPr>
-          <w:t>1Tm 4.1</w:t>
-        </w:r>
-      </w:hyperlink>
+      <w:r>
+        <w:rPr>
+          <w:lang w:val="fr_FR" w:bidi="fr_FR"/>
+        </w:rPr>
+        <w:t>1Tm 4.1</w:t>
+      </w:r>
       <w:r>
         <w:rPr>
           <w:lang w:val="fr_FR" w:bidi="fr_FR"/>
         </w:rPr>
         <w:t xml:space="preserve"> ; </w:t>
       </w:r>
-      <w:hyperlink r:id="rId86">
-        <w:r>
-          <w:rPr>
-            <w:lang w:val="fr_FR" w:bidi="fr_FR"/>
-          </w:rPr>
-          <w:rPr>
-            <w:color w:val="0000EE"/>
-            <w:u w:val="single"/>
-          </w:rPr>
-          <w:t>Ap 19.10</w:t>
-        </w:r>
-      </w:hyperlink>
+      <w:r>
+        <w:rPr>
+          <w:lang w:val="fr_FR" w:bidi="fr_FR"/>
+        </w:rPr>
+        <w:t>Ap 19.10</w:t>
+      </w:r>
       <w:r>
         <w:rPr>
           <w:lang w:val="fr_FR" w:bidi="fr_FR"/>
@@ -4042,36 +3562,24 @@
         </w:rPr>
         <w:t xml:space="preserve"> (</w:t>
       </w:r>
-      <w:hyperlink r:id="rId15">
-        <w:r>
-          <w:rPr>
-            <w:lang w:val="fr_FR" w:bidi="fr_FR"/>
-          </w:rPr>
-          <w:rPr>
-            <w:color w:val="0000EE"/>
-            <w:u w:val="single"/>
-          </w:rPr>
-          <w:t>1Jn 4.2–3</w:t>
-        </w:r>
-      </w:hyperlink>
+      <w:r>
+        <w:rPr>
+          <w:lang w:val="fr_FR" w:bidi="fr_FR"/>
+        </w:rPr>
+        <w:t>1Jn 4.2–3</w:t>
+      </w:r>
       <w:r>
         <w:rPr>
           <w:lang w:val="fr_FR" w:bidi="fr_FR"/>
         </w:rPr>
         <w:t xml:space="preserve">, </w:t>
       </w:r>
-      <w:hyperlink r:id="rId87">
-        <w:r>
-          <w:rPr>
-            <w:lang w:val="fr_FR" w:bidi="fr_FR"/>
-          </w:rPr>
-          <w:rPr>
-            <w:color w:val="0000EE"/>
-            <w:u w:val="single"/>
-          </w:rPr>
-          <w:t>6</w:t>
-        </w:r>
-      </w:hyperlink>
+      <w:r>
+        <w:rPr>
+          <w:lang w:val="fr_FR" w:bidi="fr_FR"/>
+        </w:rPr>
+        <w:t>6</w:t>
+      </w:r>
       <w:r>
         <w:rPr>
           <w:lang w:val="fr_FR" w:bidi="fr_FR"/>
@@ -4126,18 +3634,12 @@
         </w:rPr>
         <w:t>Ceux qui appartiennent à Dieu (</w:t>
       </w:r>
-      <w:hyperlink r:id="rId46">
-        <w:r>
-          <w:rPr>
-            <w:lang w:val="fr_FR" w:bidi="fr_FR"/>
-          </w:rPr>
-          <w:rPr>
-            <w:color w:val="0000EE"/>
-            <w:u w:val="single"/>
-          </w:rPr>
-          <w:t>4.4</w:t>
-        </w:r>
-      </w:hyperlink>
+      <w:r>
+        <w:rPr>
+          <w:lang w:val="fr_FR" w:bidi="fr_FR"/>
+        </w:rPr>
+        <w:t>4.4</w:t>
+      </w:r>
       <w:r>
         <w:rPr>
           <w:lang w:val="fr_FR" w:bidi="fr_FR"/>
@@ -4156,18 +3658,12 @@
         </w:rPr>
         <w:t>(</w:t>
       </w:r>
-      <w:hyperlink r:id="rId88">
-        <w:r>
-          <w:rPr>
-            <w:lang w:val="fr_FR" w:bidi="fr_FR"/>
-          </w:rPr>
-          <w:rPr>
-            <w:color w:val="0000EE"/>
-            <w:u w:val="single"/>
-          </w:rPr>
-          <w:t>3.23–24</w:t>
-        </w:r>
-      </w:hyperlink>
+      <w:r>
+        <w:rPr>
+          <w:lang w:val="fr_FR" w:bidi="fr_FR"/>
+        </w:rPr>
+        <w:t>3.23–24</w:t>
+      </w:r>
       <w:r>
         <w:rPr>
           <w:lang w:val="fr_FR" w:bidi="fr_FR"/>
@@ -4186,72 +3682,48 @@
         </w:rPr>
         <w:t xml:space="preserve"> (voir </w:t>
       </w:r>
-      <w:hyperlink r:id="rId89">
-        <w:r>
-          <w:rPr>
-            <w:lang w:val="fr_FR" w:bidi="fr_FR"/>
-          </w:rPr>
-          <w:rPr>
-            <w:color w:val="0000EE"/>
-            <w:u w:val="single"/>
-          </w:rPr>
-          <w:t>2.20</w:t>
-        </w:r>
-      </w:hyperlink>
+      <w:r>
+        <w:rPr>
+          <w:lang w:val="fr_FR" w:bidi="fr_FR"/>
+        </w:rPr>
+        <w:t>2.20</w:t>
+      </w:r>
       <w:r>
         <w:rPr>
           <w:lang w:val="fr_FR" w:bidi="fr_FR"/>
         </w:rPr>
         <w:t xml:space="preserve">, </w:t>
       </w:r>
-      <w:hyperlink r:id="rId90">
-        <w:r>
-          <w:rPr>
-            <w:lang w:val="fr_FR" w:bidi="fr_FR"/>
-          </w:rPr>
-          <w:rPr>
-            <w:color w:val="0000EE"/>
-            <w:u w:val="single"/>
-          </w:rPr>
-          <w:t xml:space="preserve">27 </w:t>
-        </w:r>
-      </w:hyperlink>
+      <w:r>
+        <w:rPr>
+          <w:lang w:val="fr_FR" w:bidi="fr_FR"/>
+        </w:rPr>
+        <w:t xml:space="preserve">27 </w:t>
+      </w:r>
       <w:r>
         <w:rPr>
           <w:lang w:val="fr_FR" w:bidi="fr_FR"/>
         </w:rPr>
         <w:t xml:space="preserve">; </w:t>
       </w:r>
-      <w:hyperlink r:id="rId91">
-        <w:r>
-          <w:rPr>
-            <w:lang w:val="fr_FR" w:bidi="fr_FR"/>
-          </w:rPr>
-          <w:rPr>
-            <w:color w:val="0000EE"/>
-            <w:u w:val="single"/>
-          </w:rPr>
-          <w:t xml:space="preserve">Jn 14.15–26 </w:t>
-        </w:r>
-      </w:hyperlink>
+      <w:r>
+        <w:rPr>
+          <w:lang w:val="fr_FR" w:bidi="fr_FR"/>
+        </w:rPr>
+        <w:t xml:space="preserve">Jn 14.15–26 </w:t>
+      </w:r>
       <w:r>
         <w:rPr>
           <w:lang w:val="fr_FR" w:bidi="fr_FR"/>
         </w:rPr>
         <w:t xml:space="preserve">; </w:t>
       </w:r>
-      <w:hyperlink r:id="rId92">
-        <w:r>
-          <w:rPr>
-            <w:lang w:val="fr_FR" w:bidi="fr_FR"/>
-          </w:rPr>
-          <w:rPr>
-            <w:color w:val="0000EE"/>
-            <w:u w:val="single"/>
-          </w:rPr>
-          <w:t>16.5–15</w:t>
-        </w:r>
-      </w:hyperlink>
+      <w:r>
+        <w:rPr>
+          <w:lang w:val="fr_FR" w:bidi="fr_FR"/>
+        </w:rPr>
+        <w:t>16.5–15</w:t>
+      </w:r>
       <w:r>
         <w:rPr>
           <w:lang w:val="fr_FR" w:bidi="fr_FR"/>
@@ -4342,18 +3814,12 @@
         </w:rPr>
         <w:t xml:space="preserve"> (</w:t>
       </w:r>
-      <w:hyperlink r:id="rId93">
-        <w:r>
-          <w:rPr>
-            <w:lang w:val="fr_FR" w:bidi="fr_FR"/>
-          </w:rPr>
-          <w:rPr>
-            <w:color w:val="0000EE"/>
-            <w:u w:val="single"/>
-          </w:rPr>
-          <w:t>2.18</w:t>
-        </w:r>
-      </w:hyperlink>
+      <w:r>
+        <w:rPr>
+          <w:lang w:val="fr_FR" w:bidi="fr_FR"/>
+        </w:rPr>
+        <w:t>2.18</w:t>
+      </w:r>
       <w:r>
         <w:rPr>
           <w:lang w:val="fr_FR" w:bidi="fr_FR"/>
@@ -4372,36 +3838,24 @@
         </w:rPr>
         <w:t xml:space="preserve"> (voir </w:t>
       </w:r>
-      <w:hyperlink r:id="rId94">
-        <w:r>
-          <w:rPr>
-            <w:lang w:val="fr_FR" w:bidi="fr_FR"/>
-          </w:rPr>
-          <w:rPr>
-            <w:color w:val="0000EE"/>
-            <w:u w:val="single"/>
-          </w:rPr>
-          <w:t>1.1–3</w:t>
-        </w:r>
-      </w:hyperlink>
+      <w:r>
+        <w:rPr>
+          <w:lang w:val="fr_FR" w:bidi="fr_FR"/>
+        </w:rPr>
+        <w:t>1.1–3</w:t>
+      </w:r>
       <w:r>
         <w:rPr>
           <w:lang w:val="fr_FR" w:bidi="fr_FR"/>
         </w:rPr>
         <w:t xml:space="preserve"> ; </w:t>
       </w:r>
-      <w:hyperlink r:id="rId14">
-        <w:r>
-          <w:rPr>
-            <w:lang w:val="fr_FR" w:bidi="fr_FR"/>
-          </w:rPr>
-          <w:rPr>
-            <w:color w:val="0000EE"/>
-            <w:u w:val="single"/>
-          </w:rPr>
-          <w:t>Jn 1.14</w:t>
-        </w:r>
-      </w:hyperlink>
+      <w:r>
+        <w:rPr>
+          <w:lang w:val="fr_FR" w:bidi="fr_FR"/>
+        </w:rPr>
+        <w:t>Jn 1.14</w:t>
+      </w:r>
       <w:r>
         <w:rPr>
           <w:lang w:val="fr_FR" w:bidi="fr_FR"/>
@@ -4462,18 +3916,12 @@
         </w:rPr>
         <w:t xml:space="preserve"> (</w:t>
       </w:r>
-      <w:hyperlink r:id="rId95">
-        <w:r>
-          <w:rPr>
-            <w:lang w:val="fr_FR" w:bidi="fr_FR"/>
-          </w:rPr>
-          <w:rPr>
-            <w:color w:val="0000EE"/>
-            <w:u w:val="single"/>
-          </w:rPr>
-          <w:t>2.15–17</w:t>
-        </w:r>
-      </w:hyperlink>
+      <w:r>
+        <w:rPr>
+          <w:lang w:val="fr_FR" w:bidi="fr_FR"/>
+        </w:rPr>
+        <w:t>2.15–17</w:t>
+      </w:r>
       <w:r>
         <w:rPr>
           <w:lang w:val="fr_FR" w:bidi="fr_FR"/>
@@ -4546,108 +3994,72 @@
         </w:rPr>
         <w:t xml:space="preserve"> (</w:t>
       </w:r>
-      <w:hyperlink r:id="rId96">
-        <w:r>
-          <w:rPr>
-            <w:lang w:val="fr_FR" w:bidi="fr_FR"/>
-          </w:rPr>
-          <w:rPr>
-            <w:color w:val="0000EE"/>
-            <w:u w:val="single"/>
-          </w:rPr>
-          <w:t>Jn 14.17</w:t>
-        </w:r>
-      </w:hyperlink>
+      <w:r>
+        <w:rPr>
+          <w:lang w:val="fr_FR" w:bidi="fr_FR"/>
+        </w:rPr>
+        <w:t>Jn 14.17</w:t>
+      </w:r>
       <w:r>
         <w:rPr>
           <w:lang w:val="fr_FR" w:bidi="fr_FR"/>
         </w:rPr>
         <w:t xml:space="preserve">, </w:t>
       </w:r>
-      <w:hyperlink r:id="rId97">
-        <w:r>
-          <w:rPr>
-            <w:lang w:val="fr_FR" w:bidi="fr_FR"/>
-          </w:rPr>
-          <w:rPr>
-            <w:color w:val="0000EE"/>
-            <w:u w:val="single"/>
-          </w:rPr>
-          <w:t xml:space="preserve">26 </w:t>
-        </w:r>
-      </w:hyperlink>
+      <w:r>
+        <w:rPr>
+          <w:lang w:val="fr_FR" w:bidi="fr_FR"/>
+        </w:rPr>
+        <w:t xml:space="preserve">26 </w:t>
+      </w:r>
       <w:r>
         <w:rPr>
           <w:lang w:val="fr_FR" w:bidi="fr_FR"/>
         </w:rPr>
         <w:t xml:space="preserve">; </w:t>
       </w:r>
-      <w:hyperlink r:id="rId98">
-        <w:r>
-          <w:rPr>
-            <w:lang w:val="fr_FR" w:bidi="fr_FR"/>
-          </w:rPr>
-          <w:rPr>
-            <w:color w:val="0000EE"/>
-            <w:u w:val="single"/>
-          </w:rPr>
-          <w:t xml:space="preserve">15.26 </w:t>
-        </w:r>
-      </w:hyperlink>
+      <w:r>
+        <w:rPr>
+          <w:lang w:val="fr_FR" w:bidi="fr_FR"/>
+        </w:rPr>
+        <w:t xml:space="preserve">15.26 </w:t>
+      </w:r>
       <w:r>
         <w:rPr>
           <w:lang w:val="fr_FR" w:bidi="fr_FR"/>
         </w:rPr>
         <w:t xml:space="preserve">; </w:t>
       </w:r>
-      <w:hyperlink r:id="rId99">
-        <w:r>
-          <w:rPr>
-            <w:lang w:val="fr_FR" w:bidi="fr_FR"/>
-          </w:rPr>
-          <w:rPr>
-            <w:color w:val="0000EE"/>
-            <w:u w:val="single"/>
-          </w:rPr>
-          <w:t>16.13–15</w:t>
-        </w:r>
-      </w:hyperlink>
+      <w:r>
+        <w:rPr>
+          <w:lang w:val="fr_FR" w:bidi="fr_FR"/>
+        </w:rPr>
+        <w:t>16.13–15</w:t>
+      </w:r>
       <w:r>
         <w:rPr>
           <w:lang w:val="fr_FR" w:bidi="fr_FR"/>
         </w:rPr>
         <w:t>), enseigne la vérité sur le Christ (</w:t>
       </w:r>
-      <w:hyperlink r:id="rId89">
-        <w:r>
-          <w:rPr>
-            <w:lang w:val="fr_FR" w:bidi="fr_FR"/>
-          </w:rPr>
-          <w:rPr>
-            <w:color w:val="0000EE"/>
-            <w:u w:val="single"/>
-          </w:rPr>
-          <w:t>1Jn 2.20</w:t>
-        </w:r>
-      </w:hyperlink>
+      <w:r>
+        <w:rPr>
+          <w:lang w:val="fr_FR" w:bidi="fr_FR"/>
+        </w:rPr>
+        <w:t>1Jn 2.20</w:t>
+      </w:r>
       <w:r>
         <w:rPr>
           <w:lang w:val="fr_FR" w:bidi="fr_FR"/>
         </w:rPr>
         <w:t xml:space="preserve">, </w:t>
       </w:r>
-      <w:hyperlink r:id="rId90">
-        <w:r>
-          <w:rPr>
-            <w:lang w:val="fr_FR" w:bidi="fr_FR"/>
-          </w:rPr>
-          <w:rPr>
-            <w:color w:val="0000EE"/>
-            <w:u w:val="single"/>
-          </w:rPr>
-          <w:t>27</w:t>
-        </w:r>
-      </w:hyperlink>
+      <w:r>
+        <w:rPr>
+          <w:lang w:val="fr_FR" w:bidi="fr_FR"/>
+        </w:rPr>
+        <w:t>27</w:t>
+      </w:r>
       <w:r>
         <w:rPr>
           <w:lang w:val="fr_FR" w:bidi="fr_FR"/>
@@ -4786,18 +4198,12 @@
         </w:rPr>
         <w:t xml:space="preserve"> (</w:t>
       </w:r>
-      <w:hyperlink r:id="rId100">
-        <w:r>
-          <w:rPr>
-            <w:lang w:val="fr_FR" w:bidi="fr_FR"/>
-          </w:rPr>
-          <w:rPr>
-            <w:color w:val="0000EE"/>
-            <w:u w:val="single"/>
-          </w:rPr>
-          <w:t>1.5</w:t>
-        </w:r>
-      </w:hyperlink>
+      <w:r>
+        <w:rPr>
+          <w:lang w:val="fr_FR" w:bidi="fr_FR"/>
+        </w:rPr>
+        <w:t>1.5</w:t>
+      </w:r>
       <w:r>
         <w:rPr>
           <w:lang w:val="fr_FR" w:bidi="fr_FR"/>
@@ -4960,54 +4366,36 @@
         </w:rPr>
         <w:t>(</w:t>
       </w:r>
-      <w:hyperlink r:id="rId101">
-        <w:r>
-          <w:rPr>
-            <w:lang w:val="fr_FR" w:bidi="fr_FR"/>
-          </w:rPr>
-          <w:rPr>
-            <w:color w:val="0000EE"/>
-            <w:u w:val="single"/>
-          </w:rPr>
-          <w:t>Jn 10.38</w:t>
-        </w:r>
-      </w:hyperlink>
+      <w:r>
+        <w:rPr>
+          <w:lang w:val="fr_FR" w:bidi="fr_FR"/>
+        </w:rPr>
+        <w:t>Jn 10.38</w:t>
+      </w:r>
       <w:r>
         <w:rPr>
           <w:lang w:val="fr_FR" w:bidi="fr_FR"/>
         </w:rPr>
         <w:t xml:space="preserve"> ; </w:t>
       </w:r>
-      <w:hyperlink r:id="rId102">
-        <w:r>
-          <w:rPr>
-            <w:lang w:val="fr_FR" w:bidi="fr_FR"/>
-          </w:rPr>
-          <w:rPr>
-            <w:color w:val="0000EE"/>
-            <w:u w:val="single"/>
-          </w:rPr>
-          <w:t>14.10</w:t>
-        </w:r>
-      </w:hyperlink>
+      <w:r>
+        <w:rPr>
+          <w:lang w:val="fr_FR" w:bidi="fr_FR"/>
+        </w:rPr>
+        <w:t>14.10</w:t>
+      </w:r>
       <w:r>
         <w:rPr>
           <w:lang w:val="fr_FR" w:bidi="fr_FR"/>
         </w:rPr>
         <w:t xml:space="preserve"> ; </w:t>
       </w:r>
-      <w:hyperlink r:id="rId103">
-        <w:r>
-          <w:rPr>
-            <w:lang w:val="fr_FR" w:bidi="fr_FR"/>
-          </w:rPr>
-          <w:rPr>
-            <w:color w:val="0000EE"/>
-            <w:u w:val="single"/>
-          </w:rPr>
-          <w:t>17.21</w:t>
-        </w:r>
-      </w:hyperlink>
+      <w:r>
+        <w:rPr>
+          <w:lang w:val="fr_FR" w:bidi="fr_FR"/>
+        </w:rPr>
+        <w:t>17.21</w:t>
+      </w:r>
       <w:r>
         <w:rPr>
           <w:lang w:val="fr_FR" w:bidi="fr_FR"/>
@@ -5026,54 +4414,36 @@
         </w:rPr>
         <w:t xml:space="preserve">(voir </w:t>
       </w:r>
-      <w:hyperlink r:id="rId104">
-        <w:r>
-          <w:rPr>
-            <w:lang w:val="fr_FR" w:bidi="fr_FR"/>
-          </w:rPr>
-          <w:rPr>
-            <w:color w:val="0000EE"/>
-            <w:u w:val="single"/>
-          </w:rPr>
-          <w:t>Jn 14.20</w:t>
-        </w:r>
-      </w:hyperlink>
+      <w:r>
+        <w:rPr>
+          <w:lang w:val="fr_FR" w:bidi="fr_FR"/>
+        </w:rPr>
+        <w:t>Jn 14.20</w:t>
+      </w:r>
       <w:r>
         <w:rPr>
           <w:lang w:val="fr_FR" w:bidi="fr_FR"/>
         </w:rPr>
         <w:t xml:space="preserve"> ; </w:t>
       </w:r>
-      <w:hyperlink r:id="rId105">
-        <w:r>
-          <w:rPr>
-            <w:lang w:val="fr_FR" w:bidi="fr_FR"/>
-          </w:rPr>
-          <w:rPr>
-            <w:color w:val="0000EE"/>
-            <w:u w:val="single"/>
-          </w:rPr>
-          <w:t>15.5</w:t>
-        </w:r>
-      </w:hyperlink>
+      <w:r>
+        <w:rPr>
+          <w:lang w:val="fr_FR" w:bidi="fr_FR"/>
+        </w:rPr>
+        <w:t>15.5</w:t>
+      </w:r>
       <w:r>
         <w:rPr>
           <w:lang w:val="fr_FR" w:bidi="fr_FR"/>
         </w:rPr>
         <w:t xml:space="preserve"> ; </w:t>
       </w:r>
-      <w:hyperlink r:id="rId106">
-        <w:r>
-          <w:rPr>
-            <w:lang w:val="fr_FR" w:bidi="fr_FR"/>
-          </w:rPr>
-          <w:rPr>
-            <w:color w:val="0000EE"/>
-            <w:u w:val="single"/>
-          </w:rPr>
-          <w:t>17.21–24</w:t>
-        </w:r>
-      </w:hyperlink>
+      <w:r>
+        <w:rPr>
+          <w:lang w:val="fr_FR" w:bidi="fr_FR"/>
+        </w:rPr>
+        <w:t>17.21–24</w:t>
+      </w:r>
       <w:r>
         <w:rPr>
           <w:lang w:val="fr_FR" w:bidi="fr_FR"/>
@@ -5230,36 +4600,24 @@
         </w:rPr>
         <w:t xml:space="preserve"> (</w:t>
       </w:r>
-      <w:hyperlink r:id="rId107">
-        <w:r>
-          <w:rPr>
-            <w:lang w:val="fr_FR" w:bidi="fr_FR"/>
-          </w:rPr>
-          <w:rPr>
-            <w:color w:val="0000EE"/>
-            <w:u w:val="single"/>
-          </w:rPr>
-          <w:t>Ac 24.25</w:t>
-        </w:r>
-      </w:hyperlink>
+      <w:r>
+        <w:rPr>
+          <w:lang w:val="fr_FR" w:bidi="fr_FR"/>
+        </w:rPr>
+        <w:t>Ac 24.25</w:t>
+      </w:r>
       <w:r>
         <w:rPr>
           <w:lang w:val="fr_FR" w:bidi="fr_FR"/>
         </w:rPr>
         <w:t xml:space="preserve"> ; </w:t>
       </w:r>
-      <w:hyperlink r:id="rId108">
-        <w:r>
-          <w:rPr>
-            <w:lang w:val="fr_FR" w:bidi="fr_FR"/>
-          </w:rPr>
-          <w:rPr>
-            <w:color w:val="0000EE"/>
-            <w:u w:val="single"/>
-          </w:rPr>
-          <w:t>Rm 2.16</w:t>
-        </w:r>
-      </w:hyperlink>
+      <w:r>
+        <w:rPr>
+          <w:lang w:val="fr_FR" w:bidi="fr_FR"/>
+        </w:rPr>
+        <w:t>Rm 2.16</w:t>
+      </w:r>
       <w:r>
         <w:rPr>
           <w:lang w:val="fr_FR" w:bidi="fr_FR"/>
@@ -5278,18 +4636,12 @@
         </w:rPr>
         <w:t xml:space="preserve"> (</w:t>
       </w:r>
-      <w:hyperlink r:id="rId109">
-        <w:r>
-          <w:rPr>
-            <w:lang w:val="fr_FR" w:bidi="fr_FR"/>
-          </w:rPr>
-          <w:rPr>
-            <w:color w:val="0000EE"/>
-            <w:u w:val="single"/>
-          </w:rPr>
-          <w:t>Hé 2.14–15</w:t>
-        </w:r>
-      </w:hyperlink>
+      <w:r>
+        <w:rPr>
+          <w:lang w:val="fr_FR" w:bidi="fr_FR"/>
+        </w:rPr>
+        <w:t>Hé 2.14–15</w:t>
+      </w:r>
       <w:r>
         <w:rPr>
           <w:lang w:val="fr_FR" w:bidi="fr_FR"/>
@@ -5350,18 +4702,12 @@
         </w:rPr>
         <w:t xml:space="preserve"> (</w:t>
       </w:r>
-      <w:hyperlink r:id="rId110">
-        <w:r>
-          <w:rPr>
-            <w:lang w:val="fr_FR" w:bidi="fr_FR"/>
-          </w:rPr>
-          <w:rPr>
-            <w:color w:val="0000EE"/>
-            <w:u w:val="single"/>
-          </w:rPr>
-          <w:t>Rm 8.5–11</w:t>
-        </w:r>
-      </w:hyperlink>
+      <w:r>
+        <w:rPr>
+          <w:lang w:val="fr_FR" w:bidi="fr_FR"/>
+        </w:rPr>
+        <w:t>Rm 8.5–11</w:t>
+      </w:r>
       <w:r>
         <w:rPr>
           <w:lang w:val="fr_FR" w:bidi="fr_FR"/>
@@ -5428,18 +4774,12 @@
         </w:rPr>
         <w:t xml:space="preserve"> sont nés spirituellement comme enfants de Dieu (voir </w:t>
       </w:r>
-      <w:hyperlink r:id="rId111">
-        <w:r>
-          <w:rPr>
-            <w:lang w:val="fr_FR" w:bidi="fr_FR"/>
-          </w:rPr>
-          <w:rPr>
-            <w:color w:val="0000EE"/>
-            <w:u w:val="single"/>
-          </w:rPr>
-          <w:t>Jn 20.31</w:t>
-        </w:r>
-      </w:hyperlink>
+      <w:r>
+        <w:rPr>
+          <w:lang w:val="fr_FR" w:bidi="fr_FR"/>
+        </w:rPr>
+        <w:t>Jn 20.31</w:t>
+      </w:r>
       <w:r>
         <w:rPr>
           <w:lang w:val="fr_FR" w:bidi="fr_FR"/>
@@ -5598,18 +4938,12 @@
         </w:rPr>
         <w:t xml:space="preserve"> (voir </w:t>
       </w:r>
-      <w:hyperlink r:id="rId112">
-        <w:r>
-          <w:rPr>
-            <w:lang w:val="fr_FR" w:bidi="fr_FR"/>
-          </w:rPr>
-          <w:rPr>
-            <w:color w:val="0000EE"/>
-            <w:u w:val="single"/>
-          </w:rPr>
-          <w:t>Jn 1.32–34</w:t>
-        </w:r>
-      </w:hyperlink>
+      <w:r>
+        <w:rPr>
+          <w:lang w:val="fr_FR" w:bidi="fr_FR"/>
+        </w:rPr>
+        <w:t>Jn 1.32–34</w:t>
+      </w:r>
       <w:r>
         <w:rPr>
           <w:lang w:val="fr_FR" w:bidi="fr_FR"/>
@@ -5628,36 +4962,24 @@
         </w:rPr>
         <w:t xml:space="preserve"> (voir </w:t>
       </w:r>
-      <w:hyperlink r:id="rId113">
-        <w:r>
-          <w:rPr>
-            <w:lang w:val="fr_FR" w:bidi="fr_FR"/>
-          </w:rPr>
-          <w:rPr>
-            <w:color w:val="0000EE"/>
-            <w:u w:val="single"/>
-          </w:rPr>
-          <w:t xml:space="preserve">Mt 3.13–15 </w:t>
-        </w:r>
-      </w:hyperlink>
+      <w:r>
+        <w:rPr>
+          <w:lang w:val="fr_FR" w:bidi="fr_FR"/>
+        </w:rPr>
+        <w:t xml:space="preserve">Mt 3.13–15 </w:t>
+      </w:r>
       <w:r>
         <w:rPr>
           <w:lang w:val="fr_FR" w:bidi="fr_FR"/>
         </w:rPr>
         <w:t xml:space="preserve">; </w:t>
       </w:r>
-      <w:hyperlink r:id="rId114">
-        <w:r>
-          <w:rPr>
-            <w:lang w:val="fr_FR" w:bidi="fr_FR"/>
-          </w:rPr>
-          <w:rPr>
-            <w:color w:val="0000EE"/>
-            <w:u w:val="single"/>
-          </w:rPr>
-          <w:t>Mc 1.9–11</w:t>
-        </w:r>
-      </w:hyperlink>
+      <w:r>
+        <w:rPr>
+          <w:lang w:val="fr_FR" w:bidi="fr_FR"/>
+        </w:rPr>
+        <w:t>Mc 1.9–11</w:t>
+      </w:r>
       <w:r>
         <w:rPr>
           <w:lang w:val="fr_FR" w:bidi="fr_FR"/>
@@ -5676,18 +4998,12 @@
         </w:rPr>
         <w:t xml:space="preserve"> (voir </w:t>
       </w:r>
-      <w:hyperlink r:id="rId115">
-        <w:r>
-          <w:rPr>
-            <w:lang w:val="fr_FR" w:bidi="fr_FR"/>
-          </w:rPr>
-          <w:rPr>
-            <w:color w:val="0000EE"/>
-            <w:u w:val="single"/>
-          </w:rPr>
-          <w:t>Mc 15.37–39</w:t>
-        </w:r>
-      </w:hyperlink>
+      <w:r>
+        <w:rPr>
+          <w:lang w:val="fr_FR" w:bidi="fr_FR"/>
+        </w:rPr>
+        <w:t>Mc 15.37–39</w:t>
+      </w:r>
       <w:r>
         <w:rPr>
           <w:lang w:val="fr_FR" w:bidi="fr_FR"/>
@@ -5706,18 +5022,12 @@
         </w:rPr>
         <w:t xml:space="preserve"> (</w:t>
       </w:r>
-      <w:hyperlink r:id="rId116">
-        <w:r>
-          <w:rPr>
-            <w:lang w:val="fr_FR" w:bidi="fr_FR"/>
-          </w:rPr>
-          <w:rPr>
-            <w:color w:val="0000EE"/>
-            <w:u w:val="single"/>
-          </w:rPr>
-          <w:t>1Jn 5.6</w:t>
-        </w:r>
-      </w:hyperlink>
+      <w:r>
+        <w:rPr>
+          <w:lang w:val="fr_FR" w:bidi="fr_FR"/>
+        </w:rPr>
+        <w:t>1Jn 5.6</w:t>
+      </w:r>
       <w:r>
         <w:rPr>
           <w:lang w:val="fr_FR" w:bidi="fr_FR"/>
@@ -5833,54 +5143,36 @@
         </w:rPr>
         <w:t>ls jouissent de la présence de l'Esprit (</w:t>
       </w:r>
-      <w:hyperlink r:id="rId89">
-        <w:r>
-          <w:rPr>
-            <w:lang w:val="fr_FR" w:bidi="fr_FR"/>
-          </w:rPr>
-          <w:rPr>
-            <w:color w:val="0000EE"/>
-            <w:u w:val="single"/>
-          </w:rPr>
-          <w:t>2.20</w:t>
-        </w:r>
-      </w:hyperlink>
+      <w:r>
+        <w:rPr>
+          <w:lang w:val="fr_FR" w:bidi="fr_FR"/>
+        </w:rPr>
+        <w:t>2.20</w:t>
+      </w:r>
       <w:r>
         <w:rPr>
           <w:lang w:val="fr_FR" w:bidi="fr_FR"/>
         </w:rPr>
         <w:t xml:space="preserve">, </w:t>
       </w:r>
-      <w:hyperlink r:id="rId117">
-        <w:r>
-          <w:rPr>
-            <w:lang w:val="fr_FR" w:bidi="fr_FR"/>
-          </w:rPr>
-          <w:rPr>
-            <w:color w:val="0000EE"/>
-            <w:u w:val="single"/>
-          </w:rPr>
-          <w:t>25</w:t>
-        </w:r>
-      </w:hyperlink>
+      <w:r>
+        <w:rPr>
+          <w:lang w:val="fr_FR" w:bidi="fr_FR"/>
+        </w:rPr>
+        <w:t>25</w:t>
+      </w:r>
       <w:r>
         <w:rPr>
           <w:lang w:val="fr_FR" w:bidi="fr_FR"/>
         </w:rPr>
         <w:t xml:space="preserve">, </w:t>
       </w:r>
-      <w:hyperlink r:id="rId90">
-        <w:r>
-          <w:rPr>
-            <w:lang w:val="fr_FR" w:bidi="fr_FR"/>
-          </w:rPr>
-          <w:rPr>
-            <w:color w:val="0000EE"/>
-            <w:u w:val="single"/>
-          </w:rPr>
-          <w:t>27</w:t>
-        </w:r>
-      </w:hyperlink>
+      <w:r>
+        <w:rPr>
+          <w:lang w:val="fr_FR" w:bidi="fr_FR"/>
+        </w:rPr>
+        <w:t>27</w:t>
+      </w:r>
       <w:r>
         <w:rPr>
           <w:lang w:val="fr_FR" w:bidi="fr_FR"/>
@@ -5893,18 +5185,12 @@
         </w:rPr>
         <w:t xml:space="preserve"> (voir </w:t>
       </w:r>
-      <w:hyperlink r:id="rId118">
-        <w:r>
-          <w:rPr>
-            <w:lang w:val="fr_FR" w:bidi="fr_FR"/>
-          </w:rPr>
-          <w:rPr>
-            <w:color w:val="0000EE"/>
-            <w:u w:val="single"/>
-          </w:rPr>
-          <w:t>Ep 1.13–14</w:t>
-        </w:r>
-      </w:hyperlink>
+      <w:r>
+        <w:rPr>
+          <w:lang w:val="fr_FR" w:bidi="fr_FR"/>
+        </w:rPr>
+        <w:t>Ep 1.13–14</w:t>
+      </w:r>
       <w:r>
         <w:rPr>
           <w:lang w:val="fr_FR" w:bidi="fr_FR"/>
@@ -5965,36 +5251,24 @@
         </w:rPr>
         <w:t xml:space="preserve"> (voir </w:t>
       </w:r>
-      <w:hyperlink r:id="rId119">
-        <w:r>
-          <w:rPr>
-            <w:lang w:val="fr_FR" w:bidi="fr_FR"/>
-          </w:rPr>
-          <w:rPr>
-            <w:color w:val="0000EE"/>
-            <w:u w:val="single"/>
-          </w:rPr>
-          <w:t>Mt 12.31–32</w:t>
-        </w:r>
-      </w:hyperlink>
+      <w:r>
+        <w:rPr>
+          <w:lang w:val="fr_FR" w:bidi="fr_FR"/>
+        </w:rPr>
+        <w:t>Mt 12.31–32</w:t>
+      </w:r>
       <w:r>
         <w:rPr>
           <w:lang w:val="fr_FR" w:bidi="fr_FR"/>
         </w:rPr>
         <w:t xml:space="preserve"> ; </w:t>
       </w:r>
-      <w:hyperlink r:id="rId120">
-        <w:r>
-          <w:rPr>
-            <w:lang w:val="fr_FR" w:bidi="fr_FR"/>
-          </w:rPr>
-          <w:rPr>
-            <w:color w:val="0000EE"/>
-            <w:u w:val="single"/>
-          </w:rPr>
-          <w:t>Hé 6.4–6</w:t>
-        </w:r>
-      </w:hyperlink>
+      <w:r>
+        <w:rPr>
+          <w:lang w:val="fr_FR" w:bidi="fr_FR"/>
+        </w:rPr>
+        <w:t>Hé 6.4–6</w:t>
+      </w:r>
       <w:r>
         <w:rPr>
           <w:lang w:val="fr_FR" w:bidi="fr_FR"/>
@@ -6073,18 +5347,12 @@
         </w:rPr>
         <w:t xml:space="preserve"> (voir </w:t>
       </w:r>
-      <w:hyperlink r:id="rId79">
-        <w:r>
-          <w:rPr>
-            <w:lang w:val="fr_FR" w:bidi="fr_FR"/>
-          </w:rPr>
-          <w:rPr>
-            <w:color w:val="0000EE"/>
-            <w:u w:val="single"/>
-          </w:rPr>
-          <w:t>Jc 5.20</w:t>
-        </w:r>
-      </w:hyperlink>
+      <w:r>
+        <w:rPr>
+          <w:lang w:val="fr_FR" w:bidi="fr_FR"/>
+        </w:rPr>
+        <w:t>Jc 5.20</w:t>
+      </w:r>
       <w:r>
         <w:rPr>
           <w:lang w:val="fr_FR" w:bidi="fr_FR"/>
@@ -6145,108 +5413,72 @@
         </w:rPr>
         <w:t xml:space="preserve">(voir </w:t>
       </w:r>
-      <w:hyperlink r:id="rId121">
-        <w:r>
-          <w:rPr>
-            <w:lang w:val="fr_FR" w:bidi="fr_FR"/>
-          </w:rPr>
-          <w:rPr>
-            <w:color w:val="0000EE"/>
-            <w:u w:val="single"/>
-          </w:rPr>
-          <w:t>Jn 1.1</w:t>
-        </w:r>
-      </w:hyperlink>
+      <w:r>
+        <w:rPr>
+          <w:lang w:val="fr_FR" w:bidi="fr_FR"/>
+        </w:rPr>
+        <w:t>Jn 1.1</w:t>
+      </w:r>
       <w:r>
         <w:rPr>
           <w:lang w:val="fr_FR" w:bidi="fr_FR"/>
         </w:rPr>
         <w:t xml:space="preserve">, </w:t>
       </w:r>
-      <w:hyperlink r:id="rId122">
-        <w:r>
-          <w:rPr>
-            <w:lang w:val="fr_FR" w:bidi="fr_FR"/>
-          </w:rPr>
-          <w:rPr>
-            <w:color w:val="0000EE"/>
-            <w:u w:val="single"/>
-          </w:rPr>
-          <w:t xml:space="preserve">18 </w:t>
-        </w:r>
-      </w:hyperlink>
+      <w:r>
+        <w:rPr>
+          <w:lang w:val="fr_FR" w:bidi="fr_FR"/>
+        </w:rPr>
+        <w:t xml:space="preserve">18 </w:t>
+      </w:r>
       <w:r>
         <w:rPr>
           <w:lang w:val="fr_FR" w:bidi="fr_FR"/>
         </w:rPr>
         <w:t xml:space="preserve">; </w:t>
       </w:r>
-      <w:hyperlink r:id="rId123">
-        <w:r>
-          <w:rPr>
-            <w:lang w:val="fr_FR" w:bidi="fr_FR"/>
-          </w:rPr>
-          <w:rPr>
-            <w:color w:val="0000EE"/>
-            <w:u w:val="single"/>
-          </w:rPr>
-          <w:t xml:space="preserve">20.28 </w:t>
-        </w:r>
-      </w:hyperlink>
+      <w:r>
+        <w:rPr>
+          <w:lang w:val="fr_FR" w:bidi="fr_FR"/>
+        </w:rPr>
+        <w:t xml:space="preserve">20.28 </w:t>
+      </w:r>
       <w:r>
         <w:rPr>
           <w:lang w:val="fr_FR" w:bidi="fr_FR"/>
         </w:rPr>
         <w:t xml:space="preserve">; </w:t>
       </w:r>
-      <w:hyperlink r:id="rId124">
-        <w:r>
-          <w:rPr>
-            <w:lang w:val="fr_FR" w:bidi="fr_FR"/>
-          </w:rPr>
-          <w:rPr>
-            <w:color w:val="0000EE"/>
-            <w:u w:val="single"/>
-          </w:rPr>
-          <w:t xml:space="preserve">Rm 9.5 </w:t>
-        </w:r>
-      </w:hyperlink>
+      <w:r>
+        <w:rPr>
+          <w:lang w:val="fr_FR" w:bidi="fr_FR"/>
+        </w:rPr>
+        <w:t xml:space="preserve">Rm 9.5 </w:t>
+      </w:r>
       <w:r>
         <w:rPr>
           <w:lang w:val="fr_FR" w:bidi="fr_FR"/>
         </w:rPr>
         <w:t xml:space="preserve">; </w:t>
       </w:r>
-      <w:hyperlink r:id="rId125">
-        <w:r>
-          <w:rPr>
-            <w:lang w:val="fr_FR" w:bidi="fr_FR"/>
-          </w:rPr>
-          <w:rPr>
-            <w:color w:val="0000EE"/>
-            <w:u w:val="single"/>
-          </w:rPr>
-          <w:t xml:space="preserve">Ti 2.13 </w:t>
-        </w:r>
-      </w:hyperlink>
+      <w:r>
+        <w:rPr>
+          <w:lang w:val="fr_FR" w:bidi="fr_FR"/>
+        </w:rPr>
+        <w:t xml:space="preserve">Ti 2.13 </w:t>
+      </w:r>
       <w:r>
         <w:rPr>
           <w:lang w:val="fr_FR" w:bidi="fr_FR"/>
         </w:rPr>
         <w:t xml:space="preserve">; </w:t>
       </w:r>
-      <w:hyperlink r:id="rId126">
-        <w:r>
-          <w:rPr>
-            <w:lang w:val="fr_FR" w:bidi="fr_FR"/>
-          </w:rPr>
-          <w:rPr>
-            <w:color w:val="0000EE"/>
-            <w:u w:val="single"/>
-          </w:rPr>
-          <w:t>2P 1.1</w:t>
-        </w:r>
-      </w:hyperlink>
+      <w:r>
+        <w:rPr>
+          <w:lang w:val="fr_FR" w:bidi="fr_FR"/>
+        </w:rPr>
+        <w:t>2P 1.1</w:t>
+      </w:r>
       <w:r>
         <w:rPr>
           <w:lang w:val="fr_FR" w:bidi="fr_FR"/>
@@ -6265,90 +5497,60 @@
         </w:rPr>
         <w:t xml:space="preserve"> (</w:t>
       </w:r>
-      <w:hyperlink r:id="rId127">
-        <w:r>
-          <w:rPr>
-            <w:lang w:val="fr_FR" w:bidi="fr_FR"/>
-          </w:rPr>
-          <w:rPr>
-            <w:color w:val="0000EE"/>
-            <w:u w:val="single"/>
-          </w:rPr>
-          <w:t xml:space="preserve">1Jn 5.12 </w:t>
-        </w:r>
-      </w:hyperlink>
+      <w:r>
+        <w:rPr>
+          <w:lang w:val="fr_FR" w:bidi="fr_FR"/>
+        </w:rPr>
+        <w:t xml:space="preserve">1Jn 5.12 </w:t>
+      </w:r>
       <w:r>
         <w:rPr>
           <w:lang w:val="fr_FR" w:bidi="fr_FR"/>
         </w:rPr>
         <w:t xml:space="preserve">; voir </w:t>
       </w:r>
-      <w:hyperlink r:id="rId128">
-        <w:r>
-          <w:rPr>
-            <w:lang w:val="fr_FR" w:bidi="fr_FR"/>
-          </w:rPr>
-          <w:rPr>
-            <w:color w:val="0000EE"/>
-            <w:u w:val="single"/>
-          </w:rPr>
-          <w:t xml:space="preserve">Jn 1.4 </w:t>
-        </w:r>
-      </w:hyperlink>
+      <w:r>
+        <w:rPr>
+          <w:lang w:val="fr_FR" w:bidi="fr_FR"/>
+        </w:rPr>
+        <w:t xml:space="preserve">Jn 1.4 </w:t>
+      </w:r>
       <w:r>
         <w:rPr>
           <w:lang w:val="fr_FR" w:bidi="fr_FR"/>
         </w:rPr>
         <w:t xml:space="preserve">; </w:t>
       </w:r>
-      <w:hyperlink r:id="rId129">
-        <w:r>
-          <w:rPr>
-            <w:lang w:val="fr_FR" w:bidi="fr_FR"/>
-          </w:rPr>
-          <w:rPr>
-            <w:color w:val="0000EE"/>
-            <w:u w:val="single"/>
-          </w:rPr>
-          <w:t xml:space="preserve">3.16 </w:t>
-        </w:r>
-      </w:hyperlink>
+      <w:r>
+        <w:rPr>
+          <w:lang w:val="fr_FR" w:bidi="fr_FR"/>
+        </w:rPr>
+        <w:t xml:space="preserve">3.16 </w:t>
+      </w:r>
       <w:r>
         <w:rPr>
           <w:lang w:val="fr_FR" w:bidi="fr_FR"/>
         </w:rPr>
         <w:t xml:space="preserve">; </w:t>
       </w:r>
-      <w:hyperlink r:id="rId130">
-        <w:r>
-          <w:rPr>
-            <w:lang w:val="fr_FR" w:bidi="fr_FR"/>
-          </w:rPr>
-          <w:rPr>
-            <w:color w:val="0000EE"/>
-            <w:u w:val="single"/>
-          </w:rPr>
-          <w:t xml:space="preserve">14.6 </w:t>
-        </w:r>
-      </w:hyperlink>
+      <w:r>
+        <w:rPr>
+          <w:lang w:val="fr_FR" w:bidi="fr_FR"/>
+        </w:rPr>
+        <w:t xml:space="preserve">14.6 </w:t>
+      </w:r>
       <w:r>
         <w:rPr>
           <w:lang w:val="fr_FR" w:bidi="fr_FR"/>
         </w:rPr>
         <w:t xml:space="preserve">; </w:t>
       </w:r>
-      <w:hyperlink r:id="rId111">
-        <w:r>
-          <w:rPr>
-            <w:lang w:val="fr_FR" w:bidi="fr_FR"/>
-          </w:rPr>
-          <w:rPr>
-            <w:color w:val="0000EE"/>
-            <w:u w:val="single"/>
-          </w:rPr>
-          <w:t>20.31</w:t>
-        </w:r>
-      </w:hyperlink>
+      <w:r>
+        <w:rPr>
+          <w:lang w:val="fr_FR" w:bidi="fr_FR"/>
+        </w:rPr>
+        <w:t>20.31</w:t>
+      </w:r>
       <w:r>
         <w:rPr>
           <w:lang w:val="fr_FR" w:bidi="fr_FR"/>
